--- a/files/CV_Adam_Reiremo.docx
+++ b/files/CV_Adam_Reiremo.docx
@@ -1093,6 +1093,15 @@
               </w:rPr>
               <w:t>, revise &amp; resubmit</w:t>
             </w:r>
+            <w:r>
+              <w:rPr>
+                <w:rFonts w:ascii="Palatino Linotype" w:hAnsi="Palatino Linotype"/>
+                <w:i/>
+                <w:iCs/>
+                <w:lang w:val="en-US"/>
+              </w:rPr>
+              <w:t xml:space="preserve"> (second round)</w:t>
+            </w:r>
           </w:p>
           <w:p>
             <w:pPr>
@@ -2874,58 +2883,21 @@
                 <w:rFonts w:ascii="Palatino Linotype" w:hAnsi="Palatino Linotype"/>
                 <w:lang w:val="en-US"/>
               </w:rPr>
-              <w:t>Workshop on Human Capital and Education</w:t>
-            </w:r>
-            <w:r>
-              <w:rPr>
-                <w:rFonts w:ascii="Palatino Linotype" w:hAnsi="Palatino Linotype"/>
-                <w:lang w:val="en-US"/>
-              </w:rPr>
-              <w:t xml:space="preserve"> organized by </w:t>
-            </w:r>
-            <w:r>
-              <w:rPr>
-                <w:rFonts w:ascii="Palatino Linotype" w:hAnsi="Palatino Linotype"/>
-                <w:lang w:val="en-US"/>
-              </w:rPr>
-              <w:t>Max Planck Institute for Behavioral Economics</w:t>
-            </w:r>
-            <w:r>
-              <w:rPr>
-                <w:rFonts w:ascii="Palatino Linotype" w:hAnsi="Palatino Linotype"/>
-                <w:lang w:val="en-US"/>
-              </w:rPr>
-              <w:t xml:space="preserve"> and </w:t>
-            </w:r>
-            <w:proofErr w:type="spellStart"/>
-            <w:r>
-              <w:rPr>
-                <w:rFonts w:ascii="Palatino Linotype" w:hAnsi="Palatino Linotype"/>
-                <w:lang w:val="en-US"/>
-              </w:rPr>
-              <w:t>ECONtribute</w:t>
-            </w:r>
-            <w:proofErr w:type="spellEnd"/>
-            <w:r>
-              <w:rPr>
-                <w:rFonts w:ascii="Palatino Linotype" w:hAnsi="Palatino Linotype"/>
-                <w:lang w:val="en-US"/>
-              </w:rPr>
-              <w:t xml:space="preserve"> in Bonn (October 1</w:t>
-            </w:r>
-            <w:r>
-              <w:rPr>
-                <w:rFonts w:ascii="Palatino Linotype" w:hAnsi="Palatino Linotype"/>
-                <w:lang w:val="en-US"/>
-              </w:rPr>
-              <w:t xml:space="preserve"> &amp; </w:t>
-            </w:r>
-            <w:r>
-              <w:rPr>
-                <w:rFonts w:ascii="Palatino Linotype" w:hAnsi="Palatino Linotype"/>
-                <w:lang w:val="en-US"/>
-              </w:rPr>
-              <w:t>2)</w:t>
+              <w:t>Norwegian School of Economics, Department of Economics brown bag seminar (</w:t>
+            </w:r>
+            <w:r>
+              <w:rPr>
+                <w:rFonts w:ascii="Palatino Linotype" w:hAnsi="Palatino Linotype"/>
+                <w:lang w:val="en-US"/>
+              </w:rPr>
+              <w:t xml:space="preserve">October </w:t>
+            </w:r>
+            <w:r>
+              <w:rPr>
+                <w:rFonts w:ascii="Palatino Linotype" w:hAnsi="Palatino Linotype"/>
+                <w:lang w:val="en-US"/>
+              </w:rPr>
+              <w:t>25)</w:t>
             </w:r>
           </w:p>
           <w:p>
@@ -2945,35 +2917,35 @@
                 <w:rFonts w:ascii="Palatino Linotype" w:hAnsi="Palatino Linotype"/>
                 <w:lang w:val="en-US"/>
               </w:rPr>
-              <w:t>University of Bergen, department seminar (Sept</w:t>
-            </w:r>
-            <w:r>
-              <w:rPr>
-                <w:rFonts w:ascii="Palatino Linotype" w:hAnsi="Palatino Linotype"/>
-                <w:lang w:val="en-US"/>
-              </w:rPr>
-              <w:t>ember 2</w:t>
-            </w:r>
-            <w:r>
-              <w:rPr>
-                <w:rFonts w:ascii="Palatino Linotype" w:hAnsi="Palatino Linotype"/>
-                <w:lang w:val="en-US"/>
-              </w:rPr>
-              <w:t>5</w:t>
-            </w:r>
-            <w:r>
-              <w:rPr>
-                <w:rFonts w:ascii="Palatino Linotype" w:hAnsi="Palatino Linotype"/>
-                <w:lang w:val="en-US"/>
-              </w:rPr>
-              <w:t>,</w:t>
-            </w:r>
-            <w:r>
-              <w:rPr>
-                <w:rFonts w:ascii="Palatino Linotype" w:hAnsi="Palatino Linotype"/>
-                <w:lang w:val="en-US"/>
-              </w:rPr>
-              <w:t xml:space="preserve"> by invitation)</w:t>
+              <w:t>University of Bergen, department seminar (</w:t>
+            </w:r>
+            <w:r>
+              <w:rPr>
+                <w:rFonts w:ascii="Palatino Linotype" w:hAnsi="Palatino Linotype"/>
+                <w:lang w:val="en-US"/>
+              </w:rPr>
+              <w:t xml:space="preserve">October </w:t>
+            </w:r>
+            <w:r>
+              <w:rPr>
+                <w:rFonts w:ascii="Palatino Linotype" w:hAnsi="Palatino Linotype"/>
+                <w:lang w:val="en-US"/>
+              </w:rPr>
+              <w:t>2</w:t>
+            </w:r>
+            <w:r>
+              <w:rPr>
+                <w:rFonts w:ascii="Palatino Linotype" w:hAnsi="Palatino Linotype"/>
+                <w:lang w:val="en-US"/>
+              </w:rPr>
+              <w:t>3</w:t>
+            </w:r>
+            <w:r>
+              <w:rPr>
+                <w:rFonts w:ascii="Palatino Linotype" w:hAnsi="Palatino Linotype"/>
+                <w:lang w:val="en-US"/>
+              </w:rPr>
+              <w:t>, by invitation)</w:t>
             </w:r>
           </w:p>
           <w:p>
@@ -2993,44 +2965,60 @@
                 <w:rFonts w:ascii="Palatino Linotype" w:hAnsi="Palatino Linotype"/>
                 <w:lang w:val="en-US"/>
               </w:rPr>
-              <w:t>Norwegian School of Economics / FAIR (brown bag seminar</w:t>
-            </w:r>
-            <w:r>
-              <w:rPr>
-                <w:rFonts w:ascii="Palatino Linotype" w:hAnsi="Palatino Linotype"/>
-                <w:lang w:val="en-US"/>
-              </w:rPr>
-              <w:t>)</w:t>
-            </w:r>
-          </w:p>
-        </w:tc>
-      </w:tr>
-      <w:tr>
-        <w:tc>
-          <w:tcPr>
-            <w:tcW w:w="851" w:type="dxa"/>
-          </w:tcPr>
-          <w:p>
-            <w:pPr>
-              <w:jc w:val="right"/>
-              <w:rPr>
-                <w:rFonts w:ascii="Palatino Linotype" w:hAnsi="Palatino Linotype"/>
-                <w:lang w:val="en-US"/>
-              </w:rPr>
-            </w:pPr>
-            <w:r>
-              <w:rPr>
-                <w:rFonts w:ascii="Palatino Linotype" w:hAnsi="Palatino Linotype"/>
-                <w:lang w:val="en-US"/>
-              </w:rPr>
-              <w:t>2025</w:t>
-            </w:r>
-          </w:p>
-        </w:tc>
-        <w:tc>
-          <w:tcPr>
-            <w:tcW w:w="8165" w:type="dxa"/>
-          </w:tcPr>
+              <w:t>Workshop on Human Capital and Education</w:t>
+            </w:r>
+            <w:r>
+              <w:rPr>
+                <w:rFonts w:ascii="Palatino Linotype" w:hAnsi="Palatino Linotype"/>
+                <w:lang w:val="en-US"/>
+              </w:rPr>
+              <w:t xml:space="preserve"> organized by </w:t>
+            </w:r>
+            <w:r>
+              <w:rPr>
+                <w:rFonts w:ascii="Palatino Linotype" w:hAnsi="Palatino Linotype"/>
+                <w:lang w:val="en-US"/>
+              </w:rPr>
+              <w:t>Max Planck Institute for Behavioral Economics</w:t>
+            </w:r>
+            <w:r>
+              <w:rPr>
+                <w:rFonts w:ascii="Palatino Linotype" w:hAnsi="Palatino Linotype"/>
+                <w:lang w:val="en-US"/>
+              </w:rPr>
+              <w:t xml:space="preserve"> and </w:t>
+            </w:r>
+            <w:proofErr w:type="spellStart"/>
+            <w:r>
+              <w:rPr>
+                <w:rFonts w:ascii="Palatino Linotype" w:hAnsi="Palatino Linotype"/>
+                <w:lang w:val="en-US"/>
+              </w:rPr>
+              <w:t>ECONtribute</w:t>
+            </w:r>
+            <w:proofErr w:type="spellEnd"/>
+            <w:r>
+              <w:rPr>
+                <w:rFonts w:ascii="Palatino Linotype" w:hAnsi="Palatino Linotype"/>
+                <w:lang w:val="en-US"/>
+              </w:rPr>
+              <w:t xml:space="preserve"> in Bonn (October 1</w:t>
+            </w:r>
+            <w:r>
+              <w:rPr>
+                <w:rFonts w:ascii="Palatino Linotype" w:hAnsi="Palatino Linotype"/>
+                <w:lang w:val="en-US"/>
+              </w:rPr>
+              <w:t xml:space="preserve"> &amp; </w:t>
+            </w:r>
+            <w:r>
+              <w:rPr>
+                <w:rFonts w:ascii="Palatino Linotype" w:hAnsi="Palatino Linotype"/>
+                <w:lang w:val="en-US"/>
+              </w:rPr>
+              <w:t>2)</w:t>
+            </w:r>
+          </w:p>
           <w:p>
             <w:pPr>
               <w:pStyle w:val="ListParagraph"/>
@@ -3048,14 +3036,7 @@
                 <w:rFonts w:ascii="Palatino Linotype" w:hAnsi="Palatino Linotype"/>
                 <w:lang w:val="en-US"/>
               </w:rPr>
-              <w:t>NBER Summer Institute; Children and Families</w:t>
-            </w:r>
-            <w:r>
-              <w:rPr>
-                <w:rFonts w:ascii="Palatino Linotype" w:hAnsi="Palatino Linotype"/>
-                <w:lang w:val="en-US"/>
-              </w:rPr>
-              <w:t xml:space="preserve"> (presented by Jason Cook)</w:t>
+              <w:t>Norwegian School of Economics, Department of Economics brown bag seminar (September 25)</w:t>
             </w:r>
           </w:p>
           <w:p>
@@ -3075,9 +3056,44 @@
                 <w:rFonts w:ascii="Palatino Linotype" w:hAnsi="Palatino Linotype"/>
                 <w:lang w:val="en-US"/>
               </w:rPr>
-              <w:t>Norwegian School of Economics / FAIR (brown bag seminar)</w:t>
-            </w:r>
-          </w:p>
+              <w:t>Norwegian School of Economics / FAIR (brown bag seminar</w:t>
+            </w:r>
+            <w:r>
+              <w:rPr>
+                <w:rFonts w:ascii="Palatino Linotype" w:hAnsi="Palatino Linotype"/>
+                <w:lang w:val="en-US"/>
+              </w:rPr>
+              <w:t>)</w:t>
+            </w:r>
+          </w:p>
+        </w:tc>
+      </w:tr>
+      <w:tr>
+        <w:tc>
+          <w:tcPr>
+            <w:tcW w:w="851" w:type="dxa"/>
+          </w:tcPr>
+          <w:p>
+            <w:pPr>
+              <w:jc w:val="right"/>
+              <w:rPr>
+                <w:rFonts w:ascii="Palatino Linotype" w:hAnsi="Palatino Linotype"/>
+                <w:lang w:val="en-US"/>
+              </w:rPr>
+            </w:pPr>
+            <w:r>
+              <w:rPr>
+                <w:rFonts w:ascii="Palatino Linotype" w:hAnsi="Palatino Linotype"/>
+                <w:lang w:val="en-US"/>
+              </w:rPr>
+              <w:t>2025</w:t>
+            </w:r>
+          </w:p>
+        </w:tc>
+        <w:tc>
+          <w:tcPr>
+            <w:tcW w:w="8165" w:type="dxa"/>
+          </w:tcPr>
           <w:p>
             <w:pPr>
               <w:pStyle w:val="ListParagraph"/>
@@ -3095,44 +3111,16 @@
                 <w:rFonts w:ascii="Palatino Linotype" w:hAnsi="Palatino Linotype"/>
                 <w:lang w:val="en-US"/>
               </w:rPr>
-              <w:t>Nordic Institute for Studies in Innovation, Research and Education</w:t>
-            </w:r>
-            <w:r>
-              <w:rPr>
-                <w:rFonts w:ascii="Palatino Linotype" w:hAnsi="Palatino Linotype"/>
-                <w:lang w:val="en-US"/>
-              </w:rPr>
-              <w:t xml:space="preserve">/NIFU (by invitation) </w:t>
-            </w:r>
-          </w:p>
-        </w:tc>
-      </w:tr>
-      <w:tr>
-        <w:tc>
-          <w:tcPr>
-            <w:tcW w:w="851" w:type="dxa"/>
-          </w:tcPr>
-          <w:p>
-            <w:pPr>
-              <w:jc w:val="right"/>
-              <w:rPr>
-                <w:rFonts w:ascii="Palatino Linotype" w:hAnsi="Palatino Linotype"/>
-                <w:lang w:val="en-US"/>
-              </w:rPr>
-            </w:pPr>
-            <w:r>
-              <w:rPr>
-                <w:rFonts w:ascii="Palatino Linotype" w:hAnsi="Palatino Linotype"/>
-                <w:lang w:val="en-US"/>
-              </w:rPr>
-              <w:t>2024</w:t>
-            </w:r>
-          </w:p>
-        </w:tc>
-        <w:tc>
-          <w:tcPr>
-            <w:tcW w:w="8165" w:type="dxa"/>
-          </w:tcPr>
+              <w:t>NBER Summer Institute; Children and Families</w:t>
+            </w:r>
+            <w:r>
+              <w:rPr>
+                <w:rFonts w:ascii="Palatino Linotype" w:hAnsi="Palatino Linotype"/>
+                <w:lang w:val="en-US"/>
+              </w:rPr>
+              <w:t xml:space="preserve"> (presented by Jason Cook)</w:t>
+            </w:r>
+          </w:p>
           <w:p>
             <w:pPr>
               <w:pStyle w:val="ListParagraph"/>
@@ -3150,35 +3138,7 @@
                 <w:rFonts w:ascii="Palatino Linotype" w:hAnsi="Palatino Linotype"/>
                 <w:lang w:val="en-US"/>
               </w:rPr>
-              <w:t>Bank of Italy; Nontraditional Data, Machine Learning, and Natura</w:t>
-            </w:r>
-            <w:r>
-              <w:rPr>
-                <w:rFonts w:ascii="Palatino Linotype" w:hAnsi="Palatino Linotype"/>
-                <w:lang w:val="en-US"/>
-              </w:rPr>
-              <w:t>l</w:t>
-            </w:r>
-            <w:r>
-              <w:rPr>
-                <w:rFonts w:ascii="Palatino Linotype" w:hAnsi="Palatino Linotype"/>
-                <w:lang w:val="en-US"/>
-              </w:rPr>
-              <w:t xml:space="preserve"> </w:t>
-            </w:r>
-            <w:r>
-              <w:rPr>
-                <w:rFonts w:ascii="Palatino Linotype" w:hAnsi="Palatino Linotype"/>
-                <w:lang w:val="en-US"/>
-              </w:rPr>
-              <w:t>Language Processing for Macroeconomics</w:t>
-            </w:r>
-            <w:r>
-              <w:rPr>
-                <w:rFonts w:ascii="Palatino Linotype" w:hAnsi="Palatino Linotype"/>
-                <w:lang w:val="en-US"/>
-              </w:rPr>
-              <w:t xml:space="preserve"> </w:t>
+              <w:t>Norwegian School of Economics / FAIR (brown bag seminar)</w:t>
             </w:r>
           </w:p>
           <w:p>
@@ -3198,9 +3158,44 @@
                 <w:rFonts w:ascii="Palatino Linotype" w:hAnsi="Palatino Linotype"/>
                 <w:lang w:val="en-US"/>
               </w:rPr>
-              <w:t>Norwegian School of Economics / FAIR (brown bag seminar)</w:t>
-            </w:r>
-          </w:p>
+              <w:t>Nordic Institute for Studies in Innovation, Research and Education</w:t>
+            </w:r>
+            <w:r>
+              <w:rPr>
+                <w:rFonts w:ascii="Palatino Linotype" w:hAnsi="Palatino Linotype"/>
+                <w:lang w:val="en-US"/>
+              </w:rPr>
+              <w:t xml:space="preserve">/NIFU (by invitation) </w:t>
+            </w:r>
+          </w:p>
+        </w:tc>
+      </w:tr>
+      <w:tr>
+        <w:tc>
+          <w:tcPr>
+            <w:tcW w:w="851" w:type="dxa"/>
+          </w:tcPr>
+          <w:p>
+            <w:pPr>
+              <w:jc w:val="right"/>
+              <w:rPr>
+                <w:rFonts w:ascii="Palatino Linotype" w:hAnsi="Palatino Linotype"/>
+                <w:lang w:val="en-US"/>
+              </w:rPr>
+            </w:pPr>
+            <w:r>
+              <w:rPr>
+                <w:rFonts w:ascii="Palatino Linotype" w:hAnsi="Palatino Linotype"/>
+                <w:lang w:val="en-US"/>
+              </w:rPr>
+              <w:t>2024</w:t>
+            </w:r>
+          </w:p>
+        </w:tc>
+        <w:tc>
+          <w:tcPr>
+            <w:tcW w:w="8165" w:type="dxa"/>
+          </w:tcPr>
           <w:p>
             <w:pPr>
               <w:pStyle w:val="ListParagraph"/>
@@ -3218,14 +3213,28 @@
                 <w:rFonts w:ascii="Palatino Linotype" w:hAnsi="Palatino Linotype"/>
                 <w:lang w:val="en-US"/>
               </w:rPr>
-              <w:t>University of Oslo</w:t>
-            </w:r>
-            <w:r>
-              <w:rPr>
-                <w:rFonts w:ascii="Palatino Linotype" w:hAnsi="Palatino Linotype"/>
-                <w:lang w:val="en-US"/>
-              </w:rPr>
-              <w:t>, Department Seminar</w:t>
+              <w:t>Bank of Italy; Nontraditional Data, Machine Learning, and Natura</w:t>
+            </w:r>
+            <w:r>
+              <w:rPr>
+                <w:rFonts w:ascii="Palatino Linotype" w:hAnsi="Palatino Linotype"/>
+                <w:lang w:val="en-US"/>
+              </w:rPr>
+              <w:t>l</w:t>
+            </w:r>
+            <w:r>
+              <w:rPr>
+                <w:rFonts w:ascii="Palatino Linotype" w:hAnsi="Palatino Linotype"/>
+                <w:lang w:val="en-US"/>
+              </w:rPr>
+              <w:t xml:space="preserve"> </w:t>
+            </w:r>
+            <w:r>
+              <w:rPr>
+                <w:rFonts w:ascii="Palatino Linotype" w:hAnsi="Palatino Linotype"/>
+                <w:lang w:val="en-US"/>
+              </w:rPr>
+              <w:t>Language Processing for Macroeconomics</w:t>
             </w:r>
             <w:r>
               <w:rPr>
@@ -3252,44 +3261,9 @@
                 <w:rFonts w:ascii="Palatino Linotype" w:hAnsi="Palatino Linotype"/>
                 <w:lang w:val="en-US"/>
               </w:rPr>
-              <w:t>University of Oslo; Workshop; The Demand and Supply of Public Education</w:t>
-            </w:r>
-            <w:r>
-              <w:rPr>
-                <w:rFonts w:ascii="Palatino Linotype" w:hAnsi="Palatino Linotype"/>
-                <w:lang w:val="en-US"/>
-              </w:rPr>
-              <w:t xml:space="preserve"> (by invitation)</w:t>
-            </w:r>
-          </w:p>
-        </w:tc>
-      </w:tr>
-      <w:tr>
-        <w:tc>
-          <w:tcPr>
-            <w:tcW w:w="851" w:type="dxa"/>
-          </w:tcPr>
-          <w:p>
-            <w:pPr>
-              <w:jc w:val="right"/>
-              <w:rPr>
-                <w:rFonts w:ascii="Palatino Linotype" w:hAnsi="Palatino Linotype"/>
-                <w:lang w:val="en-US"/>
-              </w:rPr>
-            </w:pPr>
-            <w:r>
-              <w:rPr>
-                <w:rFonts w:ascii="Palatino Linotype" w:hAnsi="Palatino Linotype"/>
-                <w:lang w:val="en-US"/>
-              </w:rPr>
-              <w:t>2023</w:t>
-            </w:r>
-          </w:p>
-        </w:tc>
-        <w:tc>
-          <w:tcPr>
-            <w:tcW w:w="8165" w:type="dxa"/>
-          </w:tcPr>
+              <w:t>Norwegian School of Economics / FAIR (brown bag seminar)</w:t>
+            </w:r>
+          </w:p>
           <w:p>
             <w:pPr>
               <w:pStyle w:val="ListParagraph"/>
@@ -3302,51 +3276,28 @@
                 <w:lang w:val="en-US"/>
               </w:rPr>
             </w:pPr>
-            <w:proofErr w:type="spellStart"/>
-            <w:r>
-              <w:rPr>
-                <w:rFonts w:ascii="Palatino Linotype" w:hAnsi="Palatino Linotype"/>
-                <w:lang w:val="en-US"/>
-              </w:rPr>
-              <w:t>CESifo</w:t>
-            </w:r>
-            <w:proofErr w:type="spellEnd"/>
-            <w:r>
-              <w:rPr>
-                <w:rFonts w:ascii="Palatino Linotype" w:hAnsi="Palatino Linotype"/>
-                <w:lang w:val="en-US"/>
-              </w:rPr>
-              <w:t xml:space="preserve"> / Junior Workshop on the Economics of Education</w:t>
-            </w:r>
-          </w:p>
-        </w:tc>
-      </w:tr>
-      <w:tr>
-        <w:tc>
-          <w:tcPr>
-            <w:tcW w:w="851" w:type="dxa"/>
-          </w:tcPr>
-          <w:p>
-            <w:pPr>
-              <w:jc w:val="right"/>
-              <w:rPr>
-                <w:rFonts w:ascii="Palatino Linotype" w:hAnsi="Palatino Linotype"/>
-                <w:lang w:val="en-US"/>
-              </w:rPr>
-            </w:pPr>
-            <w:r>
-              <w:rPr>
-                <w:rFonts w:ascii="Palatino Linotype" w:hAnsi="Palatino Linotype"/>
-                <w:lang w:val="en-US"/>
-              </w:rPr>
-              <w:t>2023</w:t>
-            </w:r>
-          </w:p>
-        </w:tc>
-        <w:tc>
-          <w:tcPr>
-            <w:tcW w:w="8165" w:type="dxa"/>
-          </w:tcPr>
+            <w:r>
+              <w:rPr>
+                <w:rFonts w:ascii="Palatino Linotype" w:hAnsi="Palatino Linotype"/>
+                <w:lang w:val="en-US"/>
+              </w:rPr>
+              <w:t>University of Oslo</w:t>
+            </w:r>
+            <w:r>
+              <w:rPr>
+                <w:rFonts w:ascii="Palatino Linotype" w:hAnsi="Palatino Linotype"/>
+                <w:lang w:val="en-US"/>
+              </w:rPr>
+              <w:t>, Department Seminar</w:t>
+            </w:r>
+            <w:r>
+              <w:rPr>
+                <w:rFonts w:ascii="Palatino Linotype" w:hAnsi="Palatino Linotype"/>
+                <w:lang w:val="en-US"/>
+              </w:rPr>
+              <w:t xml:space="preserve"> </w:t>
+            </w:r>
+          </w:p>
           <w:p>
             <w:pPr>
               <w:pStyle w:val="ListParagraph"/>
@@ -3364,35 +3315,14 @@
                 <w:rFonts w:ascii="Palatino Linotype" w:hAnsi="Palatino Linotype"/>
                 <w:lang w:val="en-US"/>
               </w:rPr>
-              <w:t>University of Oslo</w:t>
-            </w:r>
-            <w:r>
-              <w:rPr>
-                <w:rFonts w:ascii="Palatino Linotype" w:hAnsi="Palatino Linotype"/>
-                <w:lang w:val="en-US"/>
-              </w:rPr>
-              <w:t>;</w:t>
-            </w:r>
-            <w:r>
-              <w:rPr>
-                <w:rFonts w:ascii="Palatino Linotype" w:hAnsi="Palatino Linotype"/>
-                <w:lang w:val="en-US"/>
-              </w:rPr>
-              <w:t xml:space="preserve"> PhD Workshop</w:t>
-            </w:r>
-            <w:r>
-              <w:rPr>
-                <w:rFonts w:ascii="Palatino Linotype" w:hAnsi="Palatino Linotype"/>
-                <w:lang w:val="en-US"/>
-              </w:rPr>
-              <w:t>;</w:t>
-            </w:r>
-            <w:r>
-              <w:rPr>
-                <w:rFonts w:ascii="Palatino Linotype" w:hAnsi="Palatino Linotype"/>
-                <w:lang w:val="en-US"/>
-              </w:rPr>
-              <w:t xml:space="preserve"> Oslo PhD Initiative in Economic</w:t>
+              <w:t>University of Oslo; Workshop; The Demand and Supply of Public Education</w:t>
+            </w:r>
+            <w:r>
+              <w:rPr>
+                <w:rFonts w:ascii="Palatino Linotype" w:hAnsi="Palatino Linotype"/>
+                <w:lang w:val="en-US"/>
+              </w:rPr>
+              <w:t xml:space="preserve"> (by invitation)</w:t>
             </w:r>
           </w:p>
         </w:tc>
@@ -3415,7 +3345,7 @@
                 <w:rFonts w:ascii="Palatino Linotype" w:hAnsi="Palatino Linotype"/>
                 <w:lang w:val="en-US"/>
               </w:rPr>
-              <w:t>2022</w:t>
+              <w:t>2023</w:t>
             </w:r>
           </w:p>
         </w:tc>
@@ -3435,19 +3365,21 @@
                 <w:lang w:val="en-US"/>
               </w:rPr>
             </w:pPr>
-            <w:r>
-              <w:rPr>
-                <w:rFonts w:ascii="Palatino Linotype" w:hAnsi="Palatino Linotype"/>
-                <w:lang w:val="en-US"/>
-              </w:rPr>
-              <w:t>University of Oslo; Workshop; The Demand and Supply of Public Education</w:t>
-            </w:r>
-            <w:r>
-              <w:rPr>
-                <w:rFonts w:ascii="Palatino Linotype" w:hAnsi="Palatino Linotype"/>
-                <w:lang w:val="en-US"/>
-              </w:rPr>
-              <w:t xml:space="preserve"> (by invitation)</w:t>
+            <w:proofErr w:type="spellStart"/>
+            <w:r>
+              <w:rPr>
+                <w:rFonts w:ascii="Palatino Linotype" w:hAnsi="Palatino Linotype"/>
+                <w:lang w:val="en-US"/>
+              </w:rPr>
+              <w:t>CESifo</w:t>
+            </w:r>
+            <w:proofErr w:type="spellEnd"/>
+            <w:r>
+              <w:rPr>
+                <w:rFonts w:ascii="Palatino Linotype" w:hAnsi="Palatino Linotype"/>
+                <w:lang w:val="en-US"/>
+              </w:rPr>
+              <w:t xml:space="preserve"> / Junior Workshop on the Economics of Education</w:t>
             </w:r>
           </w:p>
         </w:tc>
@@ -3470,14 +3402,7 @@
                 <w:rFonts w:ascii="Palatino Linotype" w:hAnsi="Palatino Linotype"/>
                 <w:lang w:val="en-US"/>
               </w:rPr>
-              <w:t>202</w:t>
-            </w:r>
-            <w:r>
-              <w:rPr>
-                <w:rFonts w:ascii="Palatino Linotype" w:hAnsi="Palatino Linotype"/>
-                <w:lang w:val="en-US"/>
-              </w:rPr>
-              <w:t>2</w:t>
+              <w:t>2023</w:t>
             </w:r>
           </w:p>
         </w:tc>
@@ -3502,7 +3427,35 @@
                 <w:rFonts w:ascii="Palatino Linotype" w:hAnsi="Palatino Linotype"/>
                 <w:lang w:val="en-US"/>
               </w:rPr>
-              <w:t>University of Oslo; PhD Workshop; Oslo PhD Initiative in Economic</w:t>
+              <w:t>University of Oslo</w:t>
+            </w:r>
+            <w:r>
+              <w:rPr>
+                <w:rFonts w:ascii="Palatino Linotype" w:hAnsi="Palatino Linotype"/>
+                <w:lang w:val="en-US"/>
+              </w:rPr>
+              <w:t>;</w:t>
+            </w:r>
+            <w:r>
+              <w:rPr>
+                <w:rFonts w:ascii="Palatino Linotype" w:hAnsi="Palatino Linotype"/>
+                <w:lang w:val="en-US"/>
+              </w:rPr>
+              <w:t xml:space="preserve"> PhD Workshop</w:t>
+            </w:r>
+            <w:r>
+              <w:rPr>
+                <w:rFonts w:ascii="Palatino Linotype" w:hAnsi="Palatino Linotype"/>
+                <w:lang w:val="en-US"/>
+              </w:rPr>
+              <w:t>;</w:t>
+            </w:r>
+            <w:r>
+              <w:rPr>
+                <w:rFonts w:ascii="Palatino Linotype" w:hAnsi="Palatino Linotype"/>
+                <w:lang w:val="en-US"/>
+              </w:rPr>
+              <w:t xml:space="preserve"> Oslo PhD Initiative in Economic</w:t>
             </w:r>
           </w:p>
         </w:tc>
@@ -3550,6 +3503,116 @@
                 <w:rFonts w:ascii="Palatino Linotype" w:hAnsi="Palatino Linotype"/>
                 <w:lang w:val="en-US"/>
               </w:rPr>
+              <w:t>University of Oslo; Workshop; The Demand and Supply of Public Education</w:t>
+            </w:r>
+            <w:r>
+              <w:rPr>
+                <w:rFonts w:ascii="Palatino Linotype" w:hAnsi="Palatino Linotype"/>
+                <w:lang w:val="en-US"/>
+              </w:rPr>
+              <w:t xml:space="preserve"> (by invitation)</w:t>
+            </w:r>
+          </w:p>
+        </w:tc>
+      </w:tr>
+      <w:tr>
+        <w:tc>
+          <w:tcPr>
+            <w:tcW w:w="851" w:type="dxa"/>
+          </w:tcPr>
+          <w:p>
+            <w:pPr>
+              <w:jc w:val="right"/>
+              <w:rPr>
+                <w:rFonts w:ascii="Palatino Linotype" w:hAnsi="Palatino Linotype"/>
+                <w:lang w:val="en-US"/>
+              </w:rPr>
+            </w:pPr>
+            <w:r>
+              <w:rPr>
+                <w:rFonts w:ascii="Palatino Linotype" w:hAnsi="Palatino Linotype"/>
+                <w:lang w:val="en-US"/>
+              </w:rPr>
+              <w:t>202</w:t>
+            </w:r>
+            <w:r>
+              <w:rPr>
+                <w:rFonts w:ascii="Palatino Linotype" w:hAnsi="Palatino Linotype"/>
+                <w:lang w:val="en-US"/>
+              </w:rPr>
+              <w:t>2</w:t>
+            </w:r>
+          </w:p>
+        </w:tc>
+        <w:tc>
+          <w:tcPr>
+            <w:tcW w:w="8165" w:type="dxa"/>
+          </w:tcPr>
+          <w:p>
+            <w:pPr>
+              <w:pStyle w:val="ListParagraph"/>
+              <w:numPr>
+                <w:ilvl w:val="0"/>
+                <w:numId w:val="2"/>
+              </w:numPr>
+              <w:rPr>
+                <w:rFonts w:ascii="Palatino Linotype" w:hAnsi="Palatino Linotype"/>
+                <w:lang w:val="en-US"/>
+              </w:rPr>
+            </w:pPr>
+            <w:r>
+              <w:rPr>
+                <w:rFonts w:ascii="Palatino Linotype" w:hAnsi="Palatino Linotype"/>
+                <w:lang w:val="en-US"/>
+              </w:rPr>
+              <w:t>University of Oslo; PhD Workshop; Oslo PhD Initiative in Economic</w:t>
+            </w:r>
+          </w:p>
+        </w:tc>
+      </w:tr>
+      <w:tr>
+        <w:tc>
+          <w:tcPr>
+            <w:tcW w:w="851" w:type="dxa"/>
+          </w:tcPr>
+          <w:p>
+            <w:pPr>
+              <w:jc w:val="right"/>
+              <w:rPr>
+                <w:rFonts w:ascii="Palatino Linotype" w:hAnsi="Palatino Linotype"/>
+                <w:lang w:val="en-US"/>
+              </w:rPr>
+            </w:pPr>
+            <w:r>
+              <w:rPr>
+                <w:rFonts w:ascii="Palatino Linotype" w:hAnsi="Palatino Linotype"/>
+                <w:lang w:val="en-US"/>
+              </w:rPr>
+              <w:t>2022</w:t>
+            </w:r>
+          </w:p>
+        </w:tc>
+        <w:tc>
+          <w:tcPr>
+            <w:tcW w:w="8165" w:type="dxa"/>
+          </w:tcPr>
+          <w:p>
+            <w:pPr>
+              <w:pStyle w:val="ListParagraph"/>
+              <w:numPr>
+                <w:ilvl w:val="0"/>
+                <w:numId w:val="2"/>
+              </w:numPr>
+              <w:rPr>
+                <w:rFonts w:ascii="Palatino Linotype" w:hAnsi="Palatino Linotype"/>
+                <w:lang w:val="en-US"/>
+              </w:rPr>
+            </w:pPr>
+            <w:r>
+              <w:rPr>
+                <w:rFonts w:ascii="Palatino Linotype" w:hAnsi="Palatino Linotype"/>
+                <w:lang w:val="en-US"/>
+              </w:rPr>
               <w:t>Lund University; PhD Workshop in the Economics of Education</w:t>
             </w:r>
           </w:p>
@@ -3619,6 +3682,25 @@
     </w:p>
     <w:p>
       <w:pPr>
+        <w:rPr>
+          <w:rFonts w:ascii="Palatino Linotype" w:hAnsi="Palatino Linotype"/>
+          <w:b/>
+          <w:bCs/>
+          <w:lang w:val="en-US"/>
+        </w:rPr>
+      </w:pPr>
+      <w:r>
+        <w:rPr>
+          <w:rFonts w:ascii="Palatino Linotype" w:hAnsi="Palatino Linotype"/>
+          <w:b/>
+          <w:bCs/>
+          <w:lang w:val="en-US"/>
+        </w:rPr>
+        <w:br w:type="page"/>
+      </w:r>
+    </w:p>
+    <w:p>
+      <w:pPr>
         <w:pBdr>
           <w:bottom w:val="single" w:sz="4" w:space="1" w:color="auto"/>
         </w:pBdr>
@@ -3636,6 +3718,7 @@
           <w:bCs/>
           <w:lang w:val="en-US"/>
         </w:rPr>
+        <w:lastRenderedPageBreak/>
         <w:t>Other</w:t>
       </w:r>
       <w:r>
@@ -3835,7 +3918,6 @@
           <w:bCs/>
           <w:lang w:val="en-US"/>
         </w:rPr>
-        <w:lastRenderedPageBreak/>
         <w:t>Software Packages</w:t>
       </w:r>
     </w:p>
@@ -4957,6 +5039,7 @@
   <w:style w:type="character" w:default="1" w:styleId="DefaultParagraphFont">
     <w:name w:val="Default Paragraph Font"/>
     <w:uiPriority w:val="1"/>
+    <w:semiHidden/>
     <w:unhideWhenUsed/>
   </w:style>
   <w:style w:type="table" w:default="1" w:styleId="TableNormal">

--- a/files/CV_Adam_Reiremo.docx
+++ b/files/CV_Adam_Reiremo.docx
@@ -188,21 +188,33 @@
                 <w:rFonts w:ascii="Palatino Linotype" w:hAnsi="Palatino Linotype"/>
                 <w:lang w:val="en-US"/>
               </w:rPr>
-              <w:t xml:space="preserve">Formerly </w:t>
-            </w:r>
-            <w:r>
-              <w:rPr>
-                <w:rFonts w:ascii="Palatino Linotype" w:hAnsi="Palatino Linotype"/>
-                <w:lang w:val="en-US"/>
-              </w:rPr>
-              <w:t>known</w:t>
-            </w:r>
-            <w:r>
-              <w:rPr>
-                <w:rFonts w:ascii="Palatino Linotype" w:hAnsi="Palatino Linotype"/>
-                <w:lang w:val="en-US"/>
-              </w:rPr>
-              <w:t xml:space="preserve"> as Tore Adam Reiremo</w:t>
+              <w:t xml:space="preserve">Website: </w:t>
+            </w:r>
+            <w:hyperlink r:id="rId6" w:history="1">
+              <w:r>
+                <w:rPr>
+                  <w:rStyle w:val="Hyperlink"/>
+                  <w:rFonts w:ascii="Palatino Linotype" w:hAnsi="Palatino Linotype"/>
+                  <w:lang w:val="en-US"/>
+                </w:rPr>
+                <w:t>adamreir.github.io</w:t>
+              </w:r>
+            </w:hyperlink>
+          </w:p>
+          <w:p>
+            <w:pPr>
+              <w:jc w:val="right"/>
+              <w:rPr>
+                <w:rFonts w:ascii="Palatino Linotype" w:hAnsi="Palatino Linotype"/>
+                <w:lang w:val="en-US"/>
+              </w:rPr>
+            </w:pPr>
+            <w:r>
+              <w:rPr>
+                <w:rFonts w:ascii="Palatino Linotype" w:hAnsi="Palatino Linotype"/>
+                <w:lang w:val="en-US"/>
+              </w:rPr>
+              <w:t>Formerly known as Tore Adam Reiremo</w:t>
             </w:r>
           </w:p>
         </w:tc>
@@ -340,7 +352,14 @@
           <w:rFonts w:ascii="Palatino Linotype" w:hAnsi="Palatino Linotype"/>
           <w:lang w:val="en-US"/>
         </w:rPr>
-        <w:t>• Inequality</w:t>
+        <w:t xml:space="preserve">• </w:t>
+      </w:r>
+      <w:r>
+        <w:rPr>
+          <w:rFonts w:ascii="Palatino Linotype" w:hAnsi="Palatino Linotype"/>
+          <w:lang w:val="en-US"/>
+        </w:rPr>
+        <w:t>Public Economics</w:t>
       </w:r>
       <w:r>
         <w:rPr>
@@ -651,7 +670,7 @@
               </w:rPr>
               <w:t xml:space="preserve">Country expert for Norway, Online Job Advertisements (OJA), </w:t>
             </w:r>
-            <w:hyperlink r:id="rId6" w:history="1">
+            <w:hyperlink r:id="rId7" w:history="1">
               <w:r>
                 <w:rPr>
                   <w:rStyle w:val="Hyperlink"/>
@@ -751,6 +770,27 @@
               </w:rPr>
               <w:t>4</w:t>
             </w:r>
+            <w:r>
+              <w:rPr>
+                <w:rFonts w:ascii="Palatino Linotype" w:hAnsi="Palatino Linotype"/>
+                <w:lang w:val="en-US"/>
+              </w:rPr>
+              <w:br/>
+            </w:r>
+            <w:r>
+              <w:rPr>
+                <w:rFonts w:ascii="Palatino Linotype" w:hAnsi="Palatino Linotype"/>
+                <w:lang w:val="en-US"/>
+              </w:rPr>
+              <w:t>D</w:t>
+            </w:r>
+            <w:r>
+              <w:rPr>
+                <w:rFonts w:ascii="Palatino Linotype" w:hAnsi="Palatino Linotype"/>
+                <w:lang w:val="en-US"/>
+              </w:rPr>
+              <w:t>efended in 2025</w:t>
+            </w:r>
           </w:p>
         </w:tc>
         <w:tc>
@@ -769,28 +809,7 @@
                 <w:rFonts w:ascii="Palatino Linotype" w:hAnsi="Palatino Linotype"/>
                 <w:lang w:val="en-US"/>
               </w:rPr>
-              <w:t>PhD Candidate in Economics</w:t>
-            </w:r>
-            <w:r>
-              <w:rPr>
-                <w:rFonts w:ascii="Palatino Linotype" w:hAnsi="Palatino Linotype"/>
-                <w:lang w:val="en-US"/>
-              </w:rPr>
-              <w:t xml:space="preserve"> (defense </w:t>
-            </w:r>
-            <w:r>
-              <w:rPr>
-                <w:rFonts w:ascii="Palatino Linotype" w:hAnsi="Palatino Linotype"/>
-                <w:lang w:val="en-US"/>
-              </w:rPr>
-              <w:t xml:space="preserve">March </w:t>
-            </w:r>
-            <w:r>
-              <w:rPr>
-                <w:rFonts w:ascii="Palatino Linotype" w:hAnsi="Palatino Linotype"/>
-                <w:lang w:val="en-US"/>
-              </w:rPr>
-              <w:t>2025)</w:t>
+              <w:t>PhD in Economics</w:t>
             </w:r>
           </w:p>
           <w:p>
@@ -822,59 +841,33 @@
               </w:rPr>
               <w:t xml:space="preserve">Supervisors: </w:t>
             </w:r>
-          </w:p>
-          <w:p>
-            <w:pPr>
-              <w:pStyle w:val="ListParagraph"/>
-              <w:numPr>
-                <w:ilvl w:val="0"/>
-                <w:numId w:val="2"/>
-              </w:numPr>
-              <w:rPr>
-                <w:rFonts w:ascii="Palatino Linotype" w:hAnsi="Palatino Linotype"/>
-                <w:lang w:val="en-US"/>
-              </w:rPr>
-            </w:pPr>
-            <w:r>
-              <w:rPr>
-                <w:rFonts w:ascii="Palatino Linotype" w:hAnsi="Palatino Linotype"/>
-                <w:lang w:val="en-US"/>
-              </w:rPr>
-              <w:t xml:space="preserve">Professor Edwin Leuven </w:t>
-            </w:r>
-            <w:r>
-              <w:rPr>
-                <w:rFonts w:ascii="Palatino Linotype" w:hAnsi="Palatino Linotype"/>
-                <w:lang w:val="en-US"/>
-              </w:rPr>
-              <w:t>(University of Oslo)</w:t>
-            </w:r>
-          </w:p>
-          <w:p>
-            <w:pPr>
-              <w:pStyle w:val="ListParagraph"/>
-              <w:numPr>
-                <w:ilvl w:val="0"/>
-                <w:numId w:val="2"/>
-              </w:numPr>
-              <w:rPr>
-                <w:rFonts w:ascii="Palatino Linotype" w:hAnsi="Palatino Linotype"/>
-                <w:lang w:val="en-US"/>
-              </w:rPr>
-            </w:pPr>
-            <w:r>
-              <w:rPr>
-                <w:rFonts w:ascii="Palatino Linotype" w:hAnsi="Palatino Linotype"/>
-                <w:lang w:val="en-US"/>
-              </w:rPr>
-              <w:t>Professor Manudeep Bhuller</w:t>
-            </w:r>
-            <w:r>
-              <w:rPr>
-                <w:rFonts w:ascii="Palatino Linotype" w:hAnsi="Palatino Linotype"/>
-                <w:lang w:val="en-US"/>
-              </w:rPr>
-              <w:t xml:space="preserve"> (University of Oslo)</w:t>
+            <w:r>
+              <w:rPr>
+                <w:rFonts w:ascii="Palatino Linotype" w:hAnsi="Palatino Linotype"/>
+                <w:lang w:val="en-US"/>
+              </w:rPr>
+              <w:t>Edwin Leuven</w:t>
+            </w:r>
+            <w:r>
+              <w:rPr>
+                <w:rFonts w:ascii="Palatino Linotype" w:hAnsi="Palatino Linotype"/>
+                <w:lang w:val="en-US"/>
+              </w:rPr>
+              <w:t xml:space="preserve"> and</w:t>
+            </w:r>
+            <w:r>
+              <w:rPr>
+                <w:rFonts w:ascii="Palatino Linotype" w:hAnsi="Palatino Linotype"/>
+                <w:lang w:val="en-US"/>
+              </w:rPr>
+              <w:t xml:space="preserve"> Manudeep Bhuller</w:t>
+            </w:r>
+            <w:r>
+              <w:rPr>
+                <w:rFonts w:ascii="Palatino Linotype" w:hAnsi="Palatino Linotype"/>
+                <w:lang w:val="en-US"/>
+              </w:rPr>
+              <w:t xml:space="preserve"> </w:t>
             </w:r>
           </w:p>
         </w:tc>
@@ -983,338 +976,44 @@
           <w:bCs/>
           <w:lang w:val="en-US"/>
         </w:rPr>
-        <w:t>Working Papers</w:t>
+        <w:t>Job Market Paper</w:t>
       </w:r>
     </w:p>
-    <w:tbl>
-      <w:tblPr>
-        <w:tblStyle w:val="TableGrid"/>
-        <w:tblW w:w="0" w:type="auto"/>
-        <w:tblBorders>
-          <w:top w:val="none" w:sz="0" w:space="0" w:color="auto"/>
-          <w:left w:val="none" w:sz="0" w:space="0" w:color="auto"/>
-          <w:bottom w:val="none" w:sz="0" w:space="0" w:color="auto"/>
-          <w:right w:val="none" w:sz="0" w:space="0" w:color="auto"/>
-          <w:insideH w:val="none" w:sz="0" w:space="0" w:color="auto"/>
-          <w:insideV w:val="none" w:sz="0" w:space="0" w:color="auto"/>
-        </w:tblBorders>
-        <w:tblLook w:val="04A0" w:firstRow="1" w:lastRow="0" w:firstColumn="1" w:lastColumn="0" w:noHBand="0" w:noVBand="1"/>
-      </w:tblPr>
-      <w:tblGrid>
-        <w:gridCol w:w="9016"/>
-      </w:tblGrid>
-      <w:tr>
-        <w:tc>
-          <w:tcPr>
-            <w:tcW w:w="9016" w:type="dxa"/>
-          </w:tcPr>
-          <w:p>
-            <w:pPr>
-              <w:tabs>
-                <w:tab w:val="left" w:pos="2115"/>
-              </w:tabs>
-              <w:rPr>
-                <w:rFonts w:ascii="Palatino Linotype" w:hAnsi="Palatino Linotype"/>
-                <w:i/>
-                <w:iCs/>
-                <w:lang w:val="en-US"/>
-              </w:rPr>
-            </w:pPr>
-            <w:r>
-              <w:rPr>
-                <w:rFonts w:ascii="Palatino Linotype" w:hAnsi="Palatino Linotype"/>
-                <w:i/>
-                <w:iCs/>
-                <w:lang w:val="en-US"/>
-              </w:rPr>
-              <w:t xml:space="preserve">The Pay and Non-Pay Content of Job Ads </w:t>
-            </w:r>
-          </w:p>
-          <w:p>
-            <w:pPr>
-              <w:tabs>
-                <w:tab w:val="left" w:pos="2115"/>
-              </w:tabs>
-              <w:rPr>
-                <w:rFonts w:ascii="Palatino Linotype" w:hAnsi="Palatino Linotype"/>
-                <w:i/>
-                <w:iCs/>
-                <w:lang w:val="en-US"/>
-              </w:rPr>
-            </w:pPr>
-            <w:r>
-              <w:rPr>
-                <w:rFonts w:ascii="Palatino Linotype" w:hAnsi="Palatino Linotype"/>
-                <w:color w:val="000000"/>
-                <w:shd w:val="clear" w:color="auto" w:fill="FFFFFF"/>
-                <w:lang w:val="en-US"/>
-              </w:rPr>
-              <w:t>W</w:t>
-            </w:r>
-            <w:r>
-              <w:rPr>
-                <w:rFonts w:ascii="Palatino Linotype" w:hAnsi="Palatino Linotype"/>
-                <w:color w:val="000000"/>
-                <w:shd w:val="clear" w:color="auto" w:fill="FFFFFF"/>
-                <w:lang w:val="en-US"/>
-              </w:rPr>
-              <w:t>ith Richard Audoly and Manudeep Bhuller</w:t>
-            </w:r>
-          </w:p>
-          <w:p>
-            <w:pPr>
-              <w:tabs>
-                <w:tab w:val="left" w:pos="2115"/>
-              </w:tabs>
-              <w:rPr>
-                <w:rFonts w:ascii="Palatino Linotype" w:hAnsi="Palatino Linotype"/>
-                <w:i/>
-                <w:iCs/>
-                <w:lang w:val="en-US"/>
-              </w:rPr>
-            </w:pPr>
-            <w:r>
-              <w:rPr>
-                <w:rFonts w:ascii="Palatino Linotype" w:hAnsi="Palatino Linotype"/>
-                <w:b/>
-                <w:bCs/>
-                <w:i/>
-                <w:iCs/>
-                <w:lang w:val="en-US"/>
-              </w:rPr>
-              <w:t>Americal Economic Review</w:t>
-            </w:r>
-            <w:r>
-              <w:rPr>
-                <w:rFonts w:ascii="Palatino Linotype" w:hAnsi="Palatino Linotype"/>
-                <w:i/>
-                <w:iCs/>
-                <w:lang w:val="en-US"/>
-              </w:rPr>
-              <w:t>, revise &amp; resubmit</w:t>
-            </w:r>
-            <w:r>
-              <w:rPr>
-                <w:rFonts w:ascii="Palatino Linotype" w:hAnsi="Palatino Linotype"/>
-                <w:i/>
-                <w:iCs/>
-                <w:lang w:val="en-US"/>
-              </w:rPr>
-              <w:t xml:space="preserve"> (second round)</w:t>
-            </w:r>
-          </w:p>
-          <w:p>
-            <w:pPr>
-              <w:tabs>
-                <w:tab w:val="left" w:pos="2115"/>
-              </w:tabs>
-              <w:rPr>
-                <w:rFonts w:ascii="Palatino Linotype" w:hAnsi="Palatino Linotype"/>
-                <w:lang w:val="en-US"/>
-              </w:rPr>
-            </w:pPr>
-            <w:r>
-              <w:rPr>
-                <w:rFonts w:ascii="Palatino Linotype" w:hAnsi="Palatino Linotype"/>
-                <w:lang w:val="en-US"/>
-              </w:rPr>
-              <w:t xml:space="preserve">Working Paper: </w:t>
-            </w:r>
-            <w:hyperlink r:id="rId7" w:history="1">
-              <w:r>
-                <w:rPr>
-                  <w:rStyle w:val="Hyperlink"/>
-                  <w:rFonts w:ascii="Palatino Linotype" w:hAnsi="Palatino Linotype"/>
-                  <w:lang w:val="en-US"/>
-                </w:rPr>
-                <w:t>https://arxiv.org/abs/2407.13204</w:t>
-              </w:r>
-            </w:hyperlink>
-          </w:p>
-          <w:p>
-            <w:pPr>
-              <w:tabs>
-                <w:tab w:val="left" w:pos="2115"/>
-              </w:tabs>
-              <w:rPr>
-                <w:rFonts w:ascii="Palatino Linotype" w:hAnsi="Palatino Linotype"/>
-                <w:lang w:val="en-US"/>
-              </w:rPr>
-            </w:pPr>
-            <w:r>
-              <w:rPr>
-                <w:rFonts w:ascii="Palatino Linotype" w:hAnsi="Palatino Linotype"/>
-                <w:lang w:val="en-US"/>
-              </w:rPr>
-              <w:t xml:space="preserve">Dictionary of text analysis phrases: </w:t>
-            </w:r>
-            <w:hyperlink r:id="rId8" w:history="1">
-              <w:r>
-                <w:rPr>
-                  <w:rStyle w:val="Hyperlink"/>
-                  <w:rFonts w:ascii="Palatino Linotype" w:hAnsi="Palatino Linotype"/>
-                  <w:lang w:val="en-US"/>
-                </w:rPr>
-                <w:t>https://zenodo.org/records/14973628</w:t>
-              </w:r>
-            </w:hyperlink>
-            <w:r>
-              <w:rPr>
-                <w:rFonts w:ascii="Palatino Linotype" w:hAnsi="Palatino Linotype"/>
-                <w:lang w:val="en-US"/>
-              </w:rPr>
-              <w:t xml:space="preserve"> </w:t>
-            </w:r>
-          </w:p>
-        </w:tc>
-      </w:tr>
-      <w:tr>
-        <w:tc>
-          <w:tcPr>
-            <w:tcW w:w="9016" w:type="dxa"/>
-          </w:tcPr>
-          <w:p>
-            <w:pPr>
-              <w:rPr>
-                <w:rFonts w:ascii="Palatino Linotype" w:hAnsi="Palatino Linotype"/>
-                <w:i/>
-                <w:iCs/>
-                <w:sz w:val="16"/>
-                <w:szCs w:val="16"/>
-                <w:lang w:val="en-US"/>
-              </w:rPr>
-            </w:pPr>
-          </w:p>
-        </w:tc>
-      </w:tr>
-      <w:tr>
-        <w:tc>
-          <w:tcPr>
-            <w:tcW w:w="9016" w:type="dxa"/>
-          </w:tcPr>
-          <w:p>
-            <w:pPr>
-              <w:rPr>
-                <w:rFonts w:ascii="Palatino Linotype" w:hAnsi="Palatino Linotype"/>
-                <w:i/>
-                <w:iCs/>
-                <w:lang w:val="en-US"/>
-              </w:rPr>
-            </w:pPr>
-            <w:r>
-              <w:rPr>
-                <w:rFonts w:ascii="Palatino Linotype" w:hAnsi="Palatino Linotype"/>
-                <w:i/>
-                <w:iCs/>
-                <w:lang w:val="en-US"/>
-              </w:rPr>
-              <w:t>Field of Study, Comparative Advantage, and College Admission Policies</w:t>
-            </w:r>
-            <w:r>
-              <w:rPr>
-                <w:rFonts w:ascii="Palatino Linotype" w:hAnsi="Palatino Linotype"/>
-                <w:i/>
-                <w:iCs/>
-                <w:lang w:val="en-US"/>
-              </w:rPr>
-              <w:t xml:space="preserve"> </w:t>
-            </w:r>
-          </w:p>
-          <w:p>
-            <w:pPr>
-              <w:rPr>
-                <w:rFonts w:ascii="Palatino Linotype" w:hAnsi="Palatino Linotype"/>
-                <w:lang w:val="en-US"/>
-              </w:rPr>
-            </w:pPr>
-            <w:r>
-              <w:rPr>
-                <w:rFonts w:ascii="Palatino Linotype" w:hAnsi="Palatino Linotype"/>
-                <w:lang w:val="en-US"/>
-              </w:rPr>
-              <w:t xml:space="preserve">Working paper </w:t>
-            </w:r>
-            <w:r>
-              <w:rPr>
-                <w:rFonts w:ascii="Palatino Linotype" w:hAnsi="Palatino Linotype"/>
-                <w:lang w:val="en-US"/>
-              </w:rPr>
-              <w:t xml:space="preserve">on </w:t>
-            </w:r>
-            <w:r>
-              <w:rPr>
-                <w:rFonts w:ascii="Palatino Linotype" w:hAnsi="Palatino Linotype"/>
-                <w:lang w:val="en-US"/>
-              </w:rPr>
-              <w:t>request</w:t>
-            </w:r>
-          </w:p>
-        </w:tc>
-      </w:tr>
-      <w:tr>
-        <w:trPr>
-          <w:trHeight w:val="80"/>
-        </w:trPr>
-        <w:tc>
-          <w:tcPr>
-            <w:tcW w:w="9016" w:type="dxa"/>
-          </w:tcPr>
-          <w:p>
-            <w:pPr>
-              <w:rPr>
-                <w:rFonts w:ascii="Palatino Linotype" w:hAnsi="Palatino Linotype"/>
-                <w:i/>
-                <w:iCs/>
-                <w:sz w:val="16"/>
-                <w:szCs w:val="16"/>
-                <w:lang w:val="en-US"/>
-              </w:rPr>
-            </w:pPr>
-          </w:p>
-        </w:tc>
-      </w:tr>
-      <w:tr>
-        <w:tc>
-          <w:tcPr>
-            <w:tcW w:w="9016" w:type="dxa"/>
-          </w:tcPr>
-          <w:p>
-            <w:pPr>
-              <w:rPr>
-                <w:rFonts w:ascii="Palatino Linotype" w:hAnsi="Palatino Linotype"/>
-                <w:i/>
-                <w:iCs/>
-                <w:lang w:val="en-US"/>
-              </w:rPr>
-            </w:pPr>
-            <w:r>
-              <w:rPr>
-                <w:rFonts w:ascii="Palatino Linotype" w:hAnsi="Palatino Linotype"/>
-                <w:i/>
-                <w:iCs/>
-                <w:lang w:val="en-US"/>
-              </w:rPr>
-              <w:t>The Anatomy of Mismatch in the College Market</w:t>
-            </w:r>
-          </w:p>
-          <w:p>
-            <w:pPr>
-              <w:rPr>
-                <w:rFonts w:ascii="Palatino Linotype" w:hAnsi="Palatino Linotype"/>
-                <w:lang w:val="en-US"/>
-              </w:rPr>
-            </w:pPr>
-            <w:r>
-              <w:rPr>
-                <w:rFonts w:ascii="Palatino Linotype" w:hAnsi="Palatino Linotype"/>
-                <w:lang w:val="en-US"/>
-              </w:rPr>
-              <w:t>Working paper on request</w:t>
-            </w:r>
-          </w:p>
-        </w:tc>
-      </w:tr>
-    </w:tbl>
+    <w:p>
+      <w:pPr>
+        <w:rPr>
+          <w:rFonts w:ascii="Palatino Linotype" w:hAnsi="Palatino Linotype"/>
+          <w:i/>
+          <w:iCs/>
+          <w:lang w:val="en-US"/>
+        </w:rPr>
+      </w:pPr>
+      <w:r>
+        <w:rPr>
+          <w:rFonts w:ascii="Palatino Linotype" w:hAnsi="Palatino Linotype"/>
+          <w:i/>
+          <w:iCs/>
+          <w:lang w:val="en-US"/>
+        </w:rPr>
+        <w:t>Social Assistance, Work Incentives, and Economic Hardship</w:t>
+      </w:r>
+      <w:r>
+        <w:rPr>
+          <w:rFonts w:ascii="Palatino Linotype" w:hAnsi="Palatino Linotype"/>
+          <w:i/>
+          <w:iCs/>
+          <w:lang w:val="en-US"/>
+        </w:rPr>
+        <w:br/>
+      </w:r>
+      <w:r>
+        <w:rPr>
+          <w:rFonts w:ascii="Palatino Linotype" w:hAnsi="Palatino Linotype"/>
+          <w:lang w:val="en-US"/>
+        </w:rPr>
+        <w:t>With Jason Cook, Chloe N. East, and Alexander L. P. Willén</w:t>
+      </w:r>
+    </w:p>
     <w:p>
       <w:pPr>
         <w:pBdr>
@@ -1327,6 +1026,89 @@
           <w:lang w:val="en-US"/>
         </w:rPr>
       </w:pPr>
+      <w:r>
+        <w:rPr>
+          <w:rFonts w:ascii="Palatino Linotype" w:hAnsi="Palatino Linotype"/>
+          <w:b/>
+          <w:bCs/>
+          <w:lang w:val="en-US"/>
+        </w:rPr>
+        <w:t>Published Papers</w:t>
+      </w:r>
+    </w:p>
+    <w:p>
+      <w:pPr>
+        <w:rPr>
+          <w:rFonts w:ascii="Palatino Linotype" w:hAnsi="Palatino Linotype"/>
+          <w:b/>
+          <w:bCs/>
+          <w:lang w:val="en-US"/>
+        </w:rPr>
+      </w:pPr>
+      <w:hyperlink r:id="rId8" w:history="1">
+        <w:r>
+          <w:rPr>
+            <w:rStyle w:val="Hyperlink"/>
+            <w:rFonts w:ascii="Palatino Linotype" w:hAnsi="Palatino Linotype"/>
+            <w:i/>
+            <w:iCs/>
+            <w:lang w:val="en-US"/>
+          </w:rPr>
+          <w:t>Reproducibility and Robustness of Economics and Political Science Research</w:t>
+        </w:r>
+      </w:hyperlink>
+      <w:r>
+        <w:rPr>
+          <w:rFonts w:ascii="Palatino Linotype" w:hAnsi="Palatino Linotype"/>
+          <w:i/>
+          <w:iCs/>
+          <w:lang w:val="en-US"/>
+        </w:rPr>
+        <w:t xml:space="preserve"> </w:t>
+      </w:r>
+      <w:r>
+        <w:rPr>
+          <w:rFonts w:ascii="Palatino Linotype" w:hAnsi="Palatino Linotype"/>
+          <w:i/>
+          <w:iCs/>
+          <w:lang w:val="en-US"/>
+        </w:rPr>
+        <w:br/>
+      </w:r>
+      <w:r>
+        <w:rPr>
+          <w:rFonts w:ascii="Palatino Linotype" w:hAnsi="Palatino Linotype"/>
+          <w:lang w:val="en-US"/>
+        </w:rPr>
+        <w:t xml:space="preserve">With Abel Brodeur and 350 co-authors  </w:t>
+      </w:r>
+      <w:r>
+        <w:rPr>
+          <w:rFonts w:ascii="Palatino Linotype" w:hAnsi="Palatino Linotype"/>
+          <w:lang w:val="en-US"/>
+        </w:rPr>
+        <w:br/>
+      </w:r>
+      <w:r>
+        <w:rPr>
+          <w:rFonts w:ascii="Palatino Linotype" w:hAnsi="Palatino Linotype"/>
+          <w:b/>
+          <w:bCs/>
+          <w:i/>
+          <w:iCs/>
+          <w:lang w:val="en-US"/>
+        </w:rPr>
+        <w:t>Nature</w:t>
+      </w:r>
+      <w:r>
+        <w:rPr>
+          <w:rFonts w:ascii="Palatino Linotype" w:hAnsi="Palatino Linotype"/>
+          <w:i/>
+          <w:iCs/>
+          <w:lang w:val="en-US"/>
+        </w:rPr>
+        <w:t xml:space="preserve"> (2026)</w:t>
+      </w:r>
     </w:p>
     <w:p>
       <w:pPr>
@@ -1366,220 +1148,6 @@
           <w:lang w:val="en-US"/>
         </w:rPr>
       </w:pPr>
-      <w:r>
-        <w:rPr>
-          <w:rFonts w:ascii="Palatino Linotype" w:hAnsi="Palatino Linotype"/>
-          <w:b/>
-          <w:bCs/>
-          <w:lang w:val="en-US"/>
-        </w:rPr>
-        <w:t>Work in Progress</w:t>
-      </w:r>
-    </w:p>
-    <w:p>
-      <w:pPr>
-        <w:rPr>
-          <w:rFonts w:ascii="Palatino Linotype" w:hAnsi="Palatino Linotype"/>
-          <w:lang w:val="en-US"/>
-        </w:rPr>
-      </w:pPr>
-      <w:r>
-        <w:rPr>
-          <w:rFonts w:ascii="Palatino Linotype" w:hAnsi="Palatino Linotype"/>
-          <w:i/>
-          <w:iCs/>
-          <w:lang w:val="en-US"/>
-        </w:rPr>
-        <w:t xml:space="preserve">Career Effects of </w:t>
-      </w:r>
-      <w:r>
-        <w:rPr>
-          <w:rFonts w:ascii="Palatino Linotype" w:hAnsi="Palatino Linotype"/>
-          <w:i/>
-          <w:iCs/>
-          <w:lang w:val="en-US"/>
-        </w:rPr>
-        <w:t xml:space="preserve">Female </w:t>
-      </w:r>
-      <w:r>
-        <w:rPr>
-          <w:rFonts w:ascii="Palatino Linotype" w:hAnsi="Palatino Linotype"/>
-          <w:i/>
-          <w:iCs/>
-          <w:lang w:val="en-US"/>
-        </w:rPr>
-        <w:t>Board Recruitment</w:t>
-      </w:r>
-      <w:r>
-        <w:rPr>
-          <w:rFonts w:ascii="Palatino Linotype" w:hAnsi="Palatino Linotype"/>
-          <w:i/>
-          <w:iCs/>
-          <w:lang w:val="en-US"/>
-        </w:rPr>
-        <w:t>:</w:t>
-      </w:r>
-      <w:r>
-        <w:rPr>
-          <w:rFonts w:ascii="Palatino Linotype" w:hAnsi="Palatino Linotype"/>
-          <w:i/>
-          <w:iCs/>
-          <w:lang w:val="en-US"/>
-        </w:rPr>
-        <w:t xml:space="preserve"> </w:t>
-      </w:r>
-      <w:r>
-        <w:rPr>
-          <w:rFonts w:ascii="Palatino Linotype" w:hAnsi="Palatino Linotype"/>
-          <w:i/>
-          <w:iCs/>
-          <w:lang w:val="en-US"/>
-        </w:rPr>
-        <w:t>E</w:t>
-      </w:r>
-      <w:r>
-        <w:rPr>
-          <w:rFonts w:ascii="Palatino Linotype" w:hAnsi="Palatino Linotype"/>
-          <w:i/>
-          <w:iCs/>
-          <w:lang w:val="en-US"/>
-        </w:rPr>
-        <w:t xml:space="preserve">vidence from </w:t>
-      </w:r>
-      <w:r>
-        <w:rPr>
-          <w:rFonts w:ascii="Palatino Linotype" w:hAnsi="Palatino Linotype"/>
-          <w:i/>
-          <w:iCs/>
-          <w:lang w:val="en-US"/>
-        </w:rPr>
-        <w:t>the Norwegian Board Quota Reform</w:t>
-      </w:r>
-      <w:r>
-        <w:rPr>
-          <w:rFonts w:ascii="Palatino Linotype" w:hAnsi="Palatino Linotype"/>
-          <w:lang w:val="en-US"/>
-        </w:rPr>
-        <w:t xml:space="preserve"> </w:t>
-      </w:r>
-      <w:proofErr w:type="gramStart"/>
-      <w:r>
-        <w:rPr>
-          <w:rFonts w:ascii="Palatino Linotype" w:hAnsi="Palatino Linotype"/>
-          <w:lang w:val="en-US"/>
-        </w:rPr>
-        <w:t>With</w:t>
-      </w:r>
-      <w:proofErr w:type="gramEnd"/>
-      <w:r>
-        <w:rPr>
-          <w:rFonts w:ascii="Palatino Linotype" w:hAnsi="Palatino Linotype"/>
-          <w:lang w:val="en-US"/>
-        </w:rPr>
-        <w:t xml:space="preserve"> Lisa Kahn and Alexander L. P. Willén</w:t>
-      </w:r>
-    </w:p>
-    <w:p>
-      <w:pPr>
-        <w:rPr>
-          <w:rFonts w:ascii="Palatino Linotype" w:hAnsi="Palatino Linotype"/>
-          <w:i/>
-          <w:iCs/>
-          <w:lang w:val="en-US"/>
-        </w:rPr>
-      </w:pPr>
-      <w:r>
-        <w:rPr>
-          <w:rFonts w:ascii="Palatino Linotype" w:hAnsi="Palatino Linotype"/>
-          <w:i/>
-          <w:iCs/>
-          <w:lang w:val="en-US"/>
-        </w:rPr>
-        <w:t>The Long-Run Impacts of Social Assistance on Marginalized Groups and Their Life Trajectories</w:t>
-      </w:r>
-      <w:r>
-        <w:rPr>
-          <w:rFonts w:ascii="Palatino Linotype" w:hAnsi="Palatino Linotype"/>
-          <w:i/>
-          <w:iCs/>
-          <w:lang w:val="en-US"/>
-        </w:rPr>
-        <w:br/>
-      </w:r>
-      <w:r>
-        <w:rPr>
-          <w:rFonts w:ascii="Palatino Linotype" w:hAnsi="Palatino Linotype"/>
-          <w:lang w:val="en-US"/>
-        </w:rPr>
-        <w:t>With Jason Cook, Chloe N. East, and Allexander L. P. Willén</w:t>
-      </w:r>
-    </w:p>
-    <w:p>
-      <w:pPr>
-        <w:rPr>
-          <w:rFonts w:ascii="Palatino Linotype" w:hAnsi="Palatino Linotype"/>
-          <w:lang w:val="en-US"/>
-        </w:rPr>
-      </w:pPr>
-      <w:r>
-        <w:rPr>
-          <w:rFonts w:ascii="Palatino Linotype" w:hAnsi="Palatino Linotype"/>
-          <w:i/>
-          <w:iCs/>
-          <w:lang w:val="en-US"/>
-        </w:rPr>
-        <w:t>Non-Pay Amenities</w:t>
-      </w:r>
-      <w:r>
-        <w:rPr>
-          <w:rFonts w:ascii="Palatino Linotype" w:hAnsi="Palatino Linotype"/>
-          <w:i/>
-          <w:iCs/>
-          <w:lang w:val="en-US"/>
-        </w:rPr>
-        <w:t>, Market Power, and Labor Supply</w:t>
-      </w:r>
-      <w:r>
-        <w:rPr>
-          <w:rFonts w:ascii="Palatino Linotype" w:hAnsi="Palatino Linotype"/>
-          <w:i/>
-          <w:iCs/>
-          <w:lang w:val="en-US"/>
-        </w:rPr>
-        <w:t xml:space="preserve"> Elasticity</w:t>
-      </w:r>
-      <w:r>
-        <w:rPr>
-          <w:rFonts w:ascii="Palatino Linotype" w:hAnsi="Palatino Linotype"/>
-          <w:i/>
-          <w:iCs/>
-          <w:lang w:val="en-US"/>
-        </w:rPr>
-        <w:t xml:space="preserve">: Evidence from Norwegian Job Ads. </w:t>
-      </w:r>
-      <w:r>
-        <w:rPr>
-          <w:rFonts w:ascii="Palatino Linotype" w:hAnsi="Palatino Linotype"/>
-          <w:i/>
-          <w:iCs/>
-          <w:lang w:val="en-US"/>
-        </w:rPr>
-        <w:br/>
-      </w:r>
-      <w:r>
-        <w:rPr>
-          <w:rFonts w:ascii="Palatino Linotype" w:hAnsi="Palatino Linotype"/>
-          <w:lang w:val="en-US"/>
-        </w:rPr>
-        <w:t xml:space="preserve">With Manudeep Bhuller and Samuel </w:t>
-      </w:r>
-      <w:r>
-        <w:rPr>
-          <w:rFonts w:ascii="Palatino Linotype" w:hAnsi="Palatino Linotype"/>
-          <w:lang w:val="en-US"/>
-        </w:rPr>
-        <w:t>Škoda</w:t>
-      </w:r>
     </w:p>
     <w:p>
       <w:pPr>
@@ -1600,127 +1168,394 @@
           <w:bCs/>
           <w:lang w:val="en-US"/>
         </w:rPr>
-        <w:t>Published Papers</w:t>
+        <w:lastRenderedPageBreak/>
+        <w:t>Working Papers</w:t>
       </w:r>
     </w:p>
-    <w:tbl>
-      <w:tblPr>
-        <w:tblStyle w:val="TableGrid"/>
-        <w:tblW w:w="9356" w:type="dxa"/>
-        <w:tblBorders>
-          <w:top w:val="none" w:sz="0" w:space="0" w:color="auto"/>
-          <w:left w:val="none" w:sz="0" w:space="0" w:color="auto"/>
-          <w:bottom w:val="none" w:sz="0" w:space="0" w:color="auto"/>
-          <w:right w:val="none" w:sz="0" w:space="0" w:color="auto"/>
-          <w:insideH w:val="none" w:sz="0" w:space="0" w:color="auto"/>
-          <w:insideV w:val="none" w:sz="0" w:space="0" w:color="auto"/>
-        </w:tblBorders>
-        <w:tblLook w:val="04A0" w:firstRow="1" w:lastRow="0" w:firstColumn="1" w:lastColumn="0" w:noHBand="0" w:noVBand="1"/>
-      </w:tblPr>
-      <w:tblGrid>
-        <w:gridCol w:w="9356"/>
-      </w:tblGrid>
-      <w:tr>
-        <w:tc>
-          <w:tcPr>
-            <w:tcW w:w="9356" w:type="dxa"/>
-          </w:tcPr>
-          <w:p>
-            <w:pPr>
-              <w:rPr>
-                <w:rFonts w:ascii="Palatino Linotype" w:hAnsi="Palatino Linotype"/>
-                <w:lang w:val="en-US"/>
-              </w:rPr>
-            </w:pPr>
-            <w:hyperlink r:id="rId9" w:history="1">
-              <w:r>
-                <w:rPr>
-                  <w:rStyle w:val="Hyperlink"/>
-                  <w:rFonts w:ascii="Palatino Linotype" w:hAnsi="Palatino Linotype"/>
-                  <w:i/>
-                  <w:iCs/>
-                  <w:lang w:val="en-US"/>
-                </w:rPr>
-                <w:t>Reproducibility and Robustness of Economics and Political Science Research</w:t>
-              </w:r>
-            </w:hyperlink>
-            <w:r>
-              <w:rPr>
-                <w:rFonts w:ascii="Palatino Linotype" w:hAnsi="Palatino Linotype"/>
-                <w:i/>
-                <w:iCs/>
-                <w:lang w:val="en-US"/>
-              </w:rPr>
-              <w:t xml:space="preserve"> </w:t>
-            </w:r>
-            <w:r>
-              <w:rPr>
-                <w:rFonts w:ascii="Palatino Linotype" w:hAnsi="Palatino Linotype"/>
-                <w:i/>
-                <w:iCs/>
-                <w:lang w:val="en-US"/>
-              </w:rPr>
-              <w:br/>
-            </w:r>
-            <w:r>
-              <w:rPr>
-                <w:rFonts w:ascii="Palatino Linotype" w:hAnsi="Palatino Linotype"/>
-                <w:lang w:val="en-US"/>
-              </w:rPr>
-              <w:t xml:space="preserve">With Abel Brodeur and 350 co-authors  </w:t>
-            </w:r>
-          </w:p>
-          <w:p>
-            <w:pPr>
-              <w:rPr>
-                <w:rFonts w:ascii="Palatino Linotype" w:hAnsi="Palatino Linotype"/>
-                <w:i/>
-                <w:iCs/>
-                <w:lang w:val="en-US"/>
-              </w:rPr>
-            </w:pPr>
-            <w:r>
-              <w:rPr>
-                <w:rFonts w:ascii="Palatino Linotype" w:hAnsi="Palatino Linotype"/>
-                <w:i/>
-                <w:iCs/>
-                <w:lang w:val="en-US"/>
-              </w:rPr>
-              <w:t xml:space="preserve">Published in </w:t>
-            </w:r>
-            <w:r>
-              <w:rPr>
-                <w:rFonts w:ascii="Palatino Linotype" w:hAnsi="Palatino Linotype"/>
-                <w:b/>
-                <w:bCs/>
-                <w:i/>
-                <w:iCs/>
-                <w:lang w:val="en-US"/>
-              </w:rPr>
-              <w:t>Nature</w:t>
-            </w:r>
-            <w:r>
-              <w:rPr>
-                <w:rFonts w:ascii="Palatino Linotype" w:hAnsi="Palatino Linotype"/>
-                <w:i/>
-                <w:iCs/>
-                <w:lang w:val="en-US"/>
-              </w:rPr>
-              <w:t>,</w:t>
-            </w:r>
-            <w:r>
-              <w:rPr>
-                <w:rFonts w:ascii="Palatino Linotype" w:hAnsi="Palatino Linotype"/>
-                <w:i/>
-                <w:iCs/>
-                <w:lang w:val="en-US"/>
-              </w:rPr>
-              <w:t xml:space="preserve"> 2026</w:t>
-            </w:r>
-          </w:p>
-        </w:tc>
-      </w:tr>
-    </w:tbl>
+    <w:p>
+      <w:pPr>
+        <w:tabs>
+          <w:tab w:val="left" w:pos="2115"/>
+        </w:tabs>
+        <w:rPr>
+          <w:rFonts w:ascii="Palatino Linotype" w:hAnsi="Palatino Linotype"/>
+          <w:i/>
+          <w:iCs/>
+          <w:lang w:val="en-US"/>
+        </w:rPr>
+      </w:pPr>
+      <w:r>
+        <w:rPr>
+          <w:rFonts w:ascii="Palatino Linotype" w:hAnsi="Palatino Linotype"/>
+          <w:i/>
+          <w:iCs/>
+          <w:lang w:val="en-US"/>
+        </w:rPr>
+        <w:t xml:space="preserve">The Pay and Non-Pay Content of Job Ads </w:t>
+      </w:r>
+      <w:r>
+        <w:rPr>
+          <w:rFonts w:ascii="Palatino Linotype" w:hAnsi="Palatino Linotype"/>
+          <w:i/>
+          <w:iCs/>
+          <w:lang w:val="en-US"/>
+        </w:rPr>
+        <w:br/>
+      </w:r>
+      <w:r>
+        <w:rPr>
+          <w:rFonts w:ascii="Palatino Linotype" w:hAnsi="Palatino Linotype"/>
+          <w:color w:val="000000"/>
+          <w:shd w:val="clear" w:color="auto" w:fill="FFFFFF"/>
+          <w:lang w:val="en-US"/>
+        </w:rPr>
+        <w:t>W</w:t>
+      </w:r>
+      <w:r>
+        <w:rPr>
+          <w:rFonts w:ascii="Palatino Linotype" w:hAnsi="Palatino Linotype"/>
+          <w:color w:val="000000"/>
+          <w:shd w:val="clear" w:color="auto" w:fill="FFFFFF"/>
+          <w:lang w:val="en-US"/>
+        </w:rPr>
+        <w:t>ith Richard Audoly and Manudeep Bhuller</w:t>
+      </w:r>
+      <w:r>
+        <w:rPr>
+          <w:rFonts w:ascii="Palatino Linotype" w:hAnsi="Palatino Linotype"/>
+          <w:color w:val="000000"/>
+          <w:shd w:val="clear" w:color="auto" w:fill="FFFFFF"/>
+          <w:lang w:val="en-US"/>
+        </w:rPr>
+        <w:br/>
+      </w:r>
+      <w:r>
+        <w:rPr>
+          <w:rFonts w:ascii="Palatino Linotype" w:hAnsi="Palatino Linotype"/>
+          <w:b/>
+          <w:bCs/>
+          <w:i/>
+          <w:iCs/>
+          <w:lang w:val="en-US"/>
+        </w:rPr>
+        <w:t>Revise &amp; Resubmit (second round), American Economic Review</w:t>
+      </w:r>
+      <w:r>
+        <w:rPr>
+          <w:rFonts w:ascii="Palatino Linotype" w:hAnsi="Palatino Linotype"/>
+          <w:i/>
+          <w:iCs/>
+          <w:lang w:val="en-US"/>
+        </w:rPr>
+        <w:br/>
+      </w:r>
+      <w:r>
+        <w:rPr>
+          <w:rFonts w:ascii="Palatino Linotype" w:hAnsi="Palatino Linotype"/>
+          <w:lang w:val="en-US"/>
+        </w:rPr>
+        <w:t xml:space="preserve">Working Paper: </w:t>
+      </w:r>
+      <w:hyperlink r:id="rId9" w:history="1">
+        <w:r>
+          <w:rPr>
+            <w:rStyle w:val="Hyperlink"/>
+            <w:rFonts w:ascii="Palatino Linotype" w:hAnsi="Palatino Linotype"/>
+            <w:lang w:val="en-US"/>
+          </w:rPr>
+          <w:t>https://arxiv.org/abs/2407.13204</w:t>
+        </w:r>
+      </w:hyperlink>
+      <w:r>
+        <w:rPr>
+          <w:lang w:val="en-US"/>
+        </w:rPr>
+        <w:br/>
+      </w:r>
+      <w:r>
+        <w:rPr>
+          <w:rFonts w:ascii="Palatino Linotype" w:hAnsi="Palatino Linotype"/>
+          <w:lang w:val="en-US"/>
+        </w:rPr>
+        <w:t xml:space="preserve">Dictionary of text analysis phrases: </w:t>
+      </w:r>
+      <w:hyperlink r:id="rId10" w:history="1">
+        <w:r>
+          <w:rPr>
+            <w:rStyle w:val="Hyperlink"/>
+            <w:rFonts w:ascii="Palatino Linotype" w:hAnsi="Palatino Linotype"/>
+            <w:lang w:val="en-US"/>
+          </w:rPr>
+          <w:t>https://zenodo.org/records/14973628</w:t>
+        </w:r>
+      </w:hyperlink>
+    </w:p>
+    <w:p>
+      <w:pPr>
+        <w:rPr>
+          <w:rFonts w:ascii="Palatino Linotype" w:hAnsi="Palatino Linotype"/>
+          <w:i/>
+          <w:iCs/>
+          <w:lang w:val="en-US"/>
+        </w:rPr>
+      </w:pPr>
+      <w:r>
+        <w:rPr>
+          <w:rFonts w:ascii="Palatino Linotype" w:hAnsi="Palatino Linotype"/>
+          <w:i/>
+          <w:iCs/>
+          <w:lang w:val="en-US"/>
+        </w:rPr>
+        <w:t>Field of Study</w:t>
+      </w:r>
+      <w:r>
+        <w:rPr>
+          <w:rFonts w:ascii="Palatino Linotype" w:hAnsi="Palatino Linotype"/>
+          <w:i/>
+          <w:iCs/>
+          <w:lang w:val="en-US"/>
+        </w:rPr>
+        <w:t xml:space="preserve"> and</w:t>
+      </w:r>
+      <w:r>
+        <w:rPr>
+          <w:rFonts w:ascii="Palatino Linotype" w:hAnsi="Palatino Linotype"/>
+          <w:i/>
+          <w:iCs/>
+          <w:lang w:val="en-US"/>
+        </w:rPr>
+        <w:t xml:space="preserve"> Comparative Advantage</w:t>
+      </w:r>
+      <w:r>
+        <w:rPr>
+          <w:rFonts w:ascii="Palatino Linotype" w:hAnsi="Palatino Linotype"/>
+          <w:i/>
+          <w:iCs/>
+          <w:lang w:val="en-US"/>
+        </w:rPr>
+        <w:br/>
+      </w:r>
+      <w:r>
+        <w:rPr>
+          <w:rFonts w:ascii="Palatino Linotype" w:hAnsi="Palatino Linotype"/>
+          <w:lang w:val="en-US"/>
+        </w:rPr>
+        <w:t>Single</w:t>
+      </w:r>
+      <w:r>
+        <w:rPr>
+          <w:rFonts w:ascii="Palatino Linotype" w:hAnsi="Palatino Linotype"/>
+          <w:lang w:val="en-US"/>
+        </w:rPr>
+        <w:t>-a</w:t>
+      </w:r>
+      <w:r>
+        <w:rPr>
+          <w:rFonts w:ascii="Palatino Linotype" w:hAnsi="Palatino Linotype"/>
+          <w:lang w:val="en-US"/>
+        </w:rPr>
+        <w:t>uthored</w:t>
+      </w:r>
+      <w:r>
+        <w:rPr>
+          <w:rFonts w:ascii="Palatino Linotype" w:hAnsi="Palatino Linotype"/>
+          <w:i/>
+          <w:iCs/>
+          <w:lang w:val="en-US"/>
+        </w:rPr>
+        <w:t xml:space="preserve"> </w:t>
+      </w:r>
+      <w:r>
+        <w:rPr>
+          <w:rFonts w:ascii="Palatino Linotype" w:hAnsi="Palatino Linotype"/>
+          <w:i/>
+          <w:iCs/>
+          <w:lang w:val="en-US"/>
+        </w:rPr>
+        <w:br/>
+      </w:r>
+      <w:r>
+        <w:rPr>
+          <w:rFonts w:ascii="Palatino Linotype" w:hAnsi="Palatino Linotype"/>
+          <w:lang w:val="en-US"/>
+        </w:rPr>
+        <w:t>Working paper on request</w:t>
+      </w:r>
+    </w:p>
+    <w:p>
+      <w:pPr>
+        <w:pBdr>
+          <w:bottom w:val="single" w:sz="4" w:space="1" w:color="auto"/>
+        </w:pBdr>
+        <w:rPr>
+          <w:rFonts w:ascii="Palatino Linotype" w:hAnsi="Palatino Linotype"/>
+          <w:b/>
+          <w:bCs/>
+          <w:lang w:val="en-US"/>
+        </w:rPr>
+      </w:pPr>
+      <w:r>
+        <w:rPr>
+          <w:rFonts w:ascii="Palatino Linotype" w:hAnsi="Palatino Linotype"/>
+          <w:b/>
+          <w:bCs/>
+          <w:lang w:val="en-US"/>
+        </w:rPr>
+        <w:t>Work in Progress</w:t>
+      </w:r>
+    </w:p>
+    <w:p>
+      <w:pPr>
+        <w:rPr>
+          <w:rFonts w:ascii="Palatino Linotype" w:hAnsi="Palatino Linotype"/>
+          <w:i/>
+          <w:iCs/>
+          <w:lang w:val="en-US"/>
+        </w:rPr>
+      </w:pPr>
+      <w:r>
+        <w:rPr>
+          <w:rFonts w:ascii="Palatino Linotype" w:hAnsi="Palatino Linotype"/>
+          <w:i/>
+          <w:iCs/>
+          <w:lang w:val="en-US"/>
+        </w:rPr>
+        <w:t xml:space="preserve">Career Effects of </w:t>
+      </w:r>
+      <w:r>
+        <w:rPr>
+          <w:rFonts w:ascii="Palatino Linotype" w:hAnsi="Palatino Linotype"/>
+          <w:i/>
+          <w:iCs/>
+          <w:lang w:val="en-US"/>
+        </w:rPr>
+        <w:t xml:space="preserve">Female </w:t>
+      </w:r>
+      <w:r>
+        <w:rPr>
+          <w:rFonts w:ascii="Palatino Linotype" w:hAnsi="Palatino Linotype"/>
+          <w:i/>
+          <w:iCs/>
+          <w:lang w:val="en-US"/>
+        </w:rPr>
+        <w:t>Board Recruitment</w:t>
+      </w:r>
+      <w:r>
+        <w:rPr>
+          <w:rFonts w:ascii="Palatino Linotype" w:hAnsi="Palatino Linotype"/>
+          <w:i/>
+          <w:iCs/>
+          <w:lang w:val="en-US"/>
+        </w:rPr>
+        <w:t>:</w:t>
+      </w:r>
+      <w:r>
+        <w:rPr>
+          <w:rFonts w:ascii="Palatino Linotype" w:hAnsi="Palatino Linotype"/>
+          <w:i/>
+          <w:iCs/>
+          <w:lang w:val="en-US"/>
+        </w:rPr>
+        <w:t xml:space="preserve"> </w:t>
+      </w:r>
+      <w:r>
+        <w:rPr>
+          <w:rFonts w:ascii="Palatino Linotype" w:hAnsi="Palatino Linotype"/>
+          <w:i/>
+          <w:iCs/>
+          <w:lang w:val="en-US"/>
+        </w:rPr>
+        <w:t>E</w:t>
+      </w:r>
+      <w:r>
+        <w:rPr>
+          <w:rFonts w:ascii="Palatino Linotype" w:hAnsi="Palatino Linotype"/>
+          <w:i/>
+          <w:iCs/>
+          <w:lang w:val="en-US"/>
+        </w:rPr>
+        <w:t xml:space="preserve">vidence from </w:t>
+      </w:r>
+      <w:r>
+        <w:rPr>
+          <w:rFonts w:ascii="Palatino Linotype" w:hAnsi="Palatino Linotype"/>
+          <w:i/>
+          <w:iCs/>
+          <w:lang w:val="en-US"/>
+        </w:rPr>
+        <w:t>the Norwegian Board Quota Reform</w:t>
+      </w:r>
+      <w:r>
+        <w:rPr>
+          <w:rFonts w:ascii="Palatino Linotype" w:hAnsi="Palatino Linotype"/>
+          <w:i/>
+          <w:iCs/>
+          <w:lang w:val="en-US"/>
+        </w:rPr>
+        <w:br/>
+      </w:r>
+      <w:r>
+        <w:rPr>
+          <w:rFonts w:ascii="Palatino Linotype" w:hAnsi="Palatino Linotype"/>
+          <w:lang w:val="en-US"/>
+        </w:rPr>
+        <w:t>With Lisa Kahn and Alexander L. P. Willén</w:t>
+      </w:r>
+    </w:p>
+    <w:p>
+      <w:pPr>
+        <w:rPr>
+          <w:rFonts w:ascii="Palatino Linotype" w:hAnsi="Palatino Linotype"/>
+          <w:lang w:val="en-US"/>
+        </w:rPr>
+      </w:pPr>
+      <w:r>
+        <w:rPr>
+          <w:rFonts w:ascii="Palatino Linotype" w:hAnsi="Palatino Linotype"/>
+          <w:i/>
+          <w:iCs/>
+          <w:lang w:val="en-US"/>
+        </w:rPr>
+        <w:t>College Choice, Gender Bias, and Large Language Models</w:t>
+      </w:r>
+      <w:r>
+        <w:rPr>
+          <w:rFonts w:ascii="Palatino Linotype" w:hAnsi="Palatino Linotype"/>
+          <w:i/>
+          <w:iCs/>
+          <w:lang w:val="en-US"/>
+        </w:rPr>
+        <w:br/>
+      </w:r>
+      <w:r>
+        <w:rPr>
+          <w:rFonts w:ascii="Palatino Linotype" w:hAnsi="Palatino Linotype"/>
+          <w:lang w:val="en-US"/>
+        </w:rPr>
+        <w:t xml:space="preserve">With </w:t>
+      </w:r>
+      <w:r>
+        <w:rPr>
+          <w:rFonts w:ascii="Palatino Linotype" w:hAnsi="Palatino Linotype"/>
+          <w:lang w:val="en-US"/>
+        </w:rPr>
+        <w:t>Catalina Franco</w:t>
+      </w:r>
+      <w:r>
+        <w:rPr>
+          <w:rFonts w:ascii="Palatino Linotype" w:hAnsi="Palatino Linotype"/>
+          <w:lang w:val="en-US"/>
+        </w:rPr>
+        <w:t xml:space="preserve"> and </w:t>
+      </w:r>
+      <w:r>
+        <w:rPr>
+          <w:rFonts w:ascii="Palatino Linotype" w:hAnsi="Palatino Linotype"/>
+          <w:lang w:val="en-US"/>
+        </w:rPr>
+        <w:t>Florentine Oliveira-Roux</w:t>
+      </w:r>
+    </w:p>
     <w:p>
       <w:pPr>
         <w:pBdr>
@@ -1887,7 +1722,35 @@
                 <w:rFonts w:ascii="Palatino Linotype" w:hAnsi="Palatino Linotype"/>
                 <w:lang w:val="en-US"/>
               </w:rPr>
-              <w:t>Examiner master’s theses, including assessment of the written thesis and oral defense.</w:t>
+              <w:t>Master's thesis examiner</w:t>
+            </w:r>
+            <w:r>
+              <w:rPr>
+                <w:rFonts w:ascii="Palatino Linotype" w:hAnsi="Palatino Linotype"/>
+                <w:lang w:val="en-US"/>
+              </w:rPr>
+              <w:t xml:space="preserve"> </w:t>
+            </w:r>
+            <w:r>
+              <w:rPr>
+                <w:rFonts w:ascii="Palatino Linotype" w:hAnsi="Palatino Linotype"/>
+                <w:lang w:val="en-US"/>
+              </w:rPr>
+              <w:br/>
+            </w:r>
+            <w:r>
+              <w:rPr>
+                <w:rFonts w:ascii="Palatino Linotype" w:hAnsi="Palatino Linotype"/>
+                <w:lang w:val="en-US"/>
+              </w:rPr>
+              <w:t xml:space="preserve">Evaluation of </w:t>
+            </w:r>
+            <w:r>
+              <w:rPr>
+                <w:rFonts w:ascii="Palatino Linotype" w:hAnsi="Palatino Linotype"/>
+                <w:lang w:val="en-US"/>
+              </w:rPr>
+              <w:t>written thesis and oral defense.</w:t>
             </w:r>
             <w:r>
               <w:rPr>
@@ -2218,7 +2081,14 @@
                 <w:rFonts w:ascii="Palatino Linotype" w:hAnsi="Palatino Linotype"/>
                 <w:lang w:val="en-US"/>
               </w:rPr>
-              <w:t>; Microeconomics 1</w:t>
+              <w:t xml:space="preserve">; Microeconomics </w:t>
+            </w:r>
+            <w:r>
+              <w:rPr>
+                <w:rFonts w:ascii="Palatino Linotype" w:hAnsi="Palatino Linotype"/>
+                <w:lang w:val="en-US"/>
+              </w:rPr>
+              <w:t>2</w:t>
             </w:r>
           </w:p>
           <w:p>
@@ -2491,6 +2361,1502 @@
         </w:rPr>
         <w:lastRenderedPageBreak/>
         <w:t>Grants</w:t>
+      </w:r>
+      <w:r>
+        <w:rPr>
+          <w:rFonts w:ascii="Palatino Linotype" w:hAnsi="Palatino Linotype"/>
+          <w:b/>
+          <w:bCs/>
+          <w:lang w:val="en-US"/>
+        </w:rPr>
+        <w:t xml:space="preserve"> and Grant Applications</w:t>
+      </w:r>
+    </w:p>
+    <w:tbl>
+      <w:tblPr>
+        <w:tblStyle w:val="TableGrid"/>
+        <w:tblW w:w="0" w:type="auto"/>
+        <w:tblBorders>
+          <w:top w:val="none" w:sz="0" w:space="0" w:color="auto"/>
+          <w:left w:val="none" w:sz="0" w:space="0" w:color="auto"/>
+          <w:bottom w:val="none" w:sz="0" w:space="0" w:color="auto"/>
+          <w:right w:val="none" w:sz="0" w:space="0" w:color="auto"/>
+          <w:insideH w:val="none" w:sz="0" w:space="0" w:color="auto"/>
+          <w:insideV w:val="none" w:sz="0" w:space="0" w:color="auto"/>
+        </w:tblBorders>
+        <w:tblLook w:val="04A0" w:firstRow="1" w:lastRow="0" w:firstColumn="1" w:lastColumn="0" w:noHBand="0" w:noVBand="1"/>
+      </w:tblPr>
+      <w:tblGrid>
+        <w:gridCol w:w="851"/>
+        <w:gridCol w:w="8165"/>
+      </w:tblGrid>
+      <w:tr>
+        <w:tc>
+          <w:tcPr>
+            <w:tcW w:w="851" w:type="dxa"/>
+          </w:tcPr>
+          <w:p>
+            <w:pPr>
+              <w:jc w:val="right"/>
+              <w:rPr>
+                <w:rFonts w:ascii="Palatino Linotype" w:hAnsi="Palatino Linotype"/>
+                <w:lang w:val="en-US"/>
+              </w:rPr>
+            </w:pPr>
+            <w:r>
+              <w:rPr>
+                <w:rFonts w:ascii="Palatino Linotype" w:hAnsi="Palatino Linotype"/>
+                <w:lang w:val="en-US"/>
+              </w:rPr>
+              <w:t>2026</w:t>
+            </w:r>
+          </w:p>
+        </w:tc>
+        <w:tc>
+          <w:tcPr>
+            <w:tcW w:w="8165" w:type="dxa"/>
+          </w:tcPr>
+          <w:p>
+            <w:pPr>
+              <w:rPr>
+                <w:rFonts w:ascii="Palatino Linotype" w:hAnsi="Palatino Linotype"/>
+                <w:lang w:val="en-US"/>
+              </w:rPr>
+            </w:pPr>
+            <w:r>
+              <w:rPr>
+                <w:rFonts w:ascii="Palatino Linotype" w:hAnsi="Palatino Linotype"/>
+                <w:b/>
+                <w:bCs/>
+                <w:lang w:val="en-US"/>
+              </w:rPr>
+              <w:t xml:space="preserve">Project manager, </w:t>
+            </w:r>
+            <w:r>
+              <w:rPr>
+                <w:rFonts w:ascii="Times New Roman" w:hAnsi="Times New Roman"/>
+                <w:bCs/>
+                <w:i/>
+                <w:iCs/>
+                <w:lang w:val="en-US"/>
+              </w:rPr>
+              <w:t>College Choice, Gender Bias, and Large Language Models.</w:t>
+            </w:r>
+            <w:r>
+              <w:rPr>
+                <w:rFonts w:ascii="Times New Roman" w:hAnsi="Times New Roman"/>
+                <w:bCs/>
+                <w:lang w:val="en-US"/>
+              </w:rPr>
+              <w:t xml:space="preserve"> </w:t>
+            </w:r>
+            <w:r>
+              <w:rPr>
+                <w:rFonts w:ascii="Times New Roman" w:hAnsi="Times New Roman"/>
+                <w:bCs/>
+                <w:lang w:val="en-US"/>
+              </w:rPr>
+              <w:br/>
+            </w:r>
+            <w:r>
+              <w:rPr>
+                <w:rFonts w:ascii="Palatino Linotype" w:hAnsi="Palatino Linotype"/>
+                <w:lang w:val="en-US"/>
+              </w:rPr>
+              <w:t>Seed grant for employees at the Norwegian School of Economics (</w:t>
+            </w:r>
+            <w:proofErr w:type="spellStart"/>
+            <w:r>
+              <w:rPr>
+                <w:rFonts w:ascii="Palatino Linotype" w:hAnsi="Palatino Linotype"/>
+                <w:lang w:val="en-US"/>
+              </w:rPr>
+              <w:t>Småforsk</w:t>
+            </w:r>
+            <w:proofErr w:type="spellEnd"/>
+            <w:r>
+              <w:rPr>
+                <w:rFonts w:ascii="Palatino Linotype" w:hAnsi="Palatino Linotype"/>
+                <w:lang w:val="en-US"/>
+              </w:rPr>
+              <w:t xml:space="preserve">). </w:t>
+            </w:r>
+            <w:r>
+              <w:rPr>
+                <w:rFonts w:ascii="Palatino Linotype" w:hAnsi="Palatino Linotype"/>
+                <w:lang w:val="en-US"/>
+              </w:rPr>
+              <w:t>Total b</w:t>
+            </w:r>
+            <w:r>
+              <w:rPr>
+                <w:rFonts w:ascii="Palatino Linotype" w:hAnsi="Palatino Linotype"/>
+                <w:lang w:val="en-US"/>
+              </w:rPr>
+              <w:t xml:space="preserve">udget: NOK 60,000. With </w:t>
+            </w:r>
+            <w:r>
+              <w:rPr>
+                <w:rFonts w:ascii="Palatino Linotype" w:hAnsi="Palatino Linotype"/>
+                <w:lang w:val="en-US"/>
+              </w:rPr>
+              <w:t xml:space="preserve">Catalina Franco </w:t>
+            </w:r>
+            <w:r>
+              <w:rPr>
+                <w:rFonts w:ascii="Palatino Linotype" w:hAnsi="Palatino Linotype"/>
+                <w:lang w:val="en-US"/>
+              </w:rPr>
+              <w:t xml:space="preserve">and </w:t>
+            </w:r>
+            <w:r>
+              <w:rPr>
+                <w:rFonts w:ascii="Palatino Linotype" w:hAnsi="Palatino Linotype"/>
+                <w:lang w:val="en-US"/>
+              </w:rPr>
+              <w:t>Florentine Oliveira-Roux</w:t>
+            </w:r>
+            <w:r>
+              <w:rPr>
+                <w:rFonts w:ascii="Palatino Linotype" w:hAnsi="Palatino Linotype"/>
+                <w:lang w:val="en-US"/>
+              </w:rPr>
+              <w:br/>
+            </w:r>
+            <w:r>
+              <w:rPr>
+                <w:rFonts w:ascii="Palatino Linotype" w:hAnsi="Palatino Linotype"/>
+                <w:b/>
+                <w:bCs/>
+                <w:lang w:val="en-US"/>
+              </w:rPr>
+              <w:t>Awaiting evaluation by January 2027</w:t>
+            </w:r>
+          </w:p>
+        </w:tc>
+      </w:tr>
+      <w:tr>
+        <w:tc>
+          <w:tcPr>
+            <w:tcW w:w="851" w:type="dxa"/>
+          </w:tcPr>
+          <w:p>
+            <w:pPr>
+              <w:jc w:val="right"/>
+              <w:rPr>
+                <w:rFonts w:ascii="Palatino Linotype" w:hAnsi="Palatino Linotype"/>
+                <w:lang w:val="en-US"/>
+              </w:rPr>
+            </w:pPr>
+            <w:r>
+              <w:rPr>
+                <w:rFonts w:ascii="Palatino Linotype" w:hAnsi="Palatino Linotype"/>
+                <w:lang w:val="en-US"/>
+              </w:rPr>
+              <w:t>2026</w:t>
+            </w:r>
+          </w:p>
+        </w:tc>
+        <w:tc>
+          <w:tcPr>
+            <w:tcW w:w="8165" w:type="dxa"/>
+          </w:tcPr>
+          <w:p>
+            <w:pPr>
+              <w:rPr>
+                <w:rFonts w:ascii="Palatino Linotype" w:hAnsi="Palatino Linotype"/>
+                <w:b/>
+                <w:bCs/>
+                <w:lang w:val="en-US"/>
+              </w:rPr>
+            </w:pPr>
+            <w:r>
+              <w:rPr>
+                <w:rFonts w:ascii="Palatino Linotype" w:hAnsi="Palatino Linotype"/>
+                <w:b/>
+                <w:bCs/>
+                <w:lang w:val="en-US"/>
+              </w:rPr>
+              <w:t>Participant</w:t>
+            </w:r>
+            <w:r>
+              <w:rPr>
+                <w:rFonts w:ascii="Palatino Linotype" w:hAnsi="Palatino Linotype"/>
+                <w:lang w:val="en-US"/>
+              </w:rPr>
+              <w:t xml:space="preserve">, </w:t>
+            </w:r>
+            <w:r>
+              <w:rPr>
+                <w:rFonts w:ascii="Palatino Linotype" w:hAnsi="Palatino Linotype"/>
+                <w:i/>
+                <w:iCs/>
+                <w:lang w:val="en-US"/>
+              </w:rPr>
+              <w:t>Moving Ahead with AI? Equitable Adaptation in School and Educational Transitions in the Nordic-Baltic Region (AHEAD),</w:t>
+            </w:r>
+            <w:r>
+              <w:rPr>
+                <w:rFonts w:ascii="Palatino Linotype" w:hAnsi="Palatino Linotype"/>
+                <w:lang w:val="en-US"/>
+              </w:rPr>
+              <w:t xml:space="preserve"> </w:t>
+            </w:r>
+            <w:proofErr w:type="spellStart"/>
+            <w:r>
+              <w:rPr>
+                <w:rFonts w:ascii="Palatino Linotype" w:hAnsi="Palatino Linotype"/>
+                <w:lang w:val="en-US"/>
+              </w:rPr>
+              <w:t>NordForsk</w:t>
+            </w:r>
+            <w:proofErr w:type="spellEnd"/>
+            <w:r>
+              <w:rPr>
+                <w:rFonts w:ascii="Palatino Linotype" w:hAnsi="Palatino Linotype"/>
+                <w:lang w:val="en-US"/>
+              </w:rPr>
+              <w:t xml:space="preserve">, 2027–2029. PI: Kjell Gunnar Salvanes. </w:t>
+            </w:r>
+            <w:r>
+              <w:rPr>
+                <w:rFonts w:ascii="Palatino Linotype" w:hAnsi="Palatino Linotype"/>
+                <w:lang w:val="en-US"/>
+              </w:rPr>
+              <w:t>Total b</w:t>
+            </w:r>
+            <w:r>
+              <w:rPr>
+                <w:rFonts w:ascii="Palatino Linotype" w:hAnsi="Palatino Linotype"/>
+                <w:lang w:val="en-US"/>
+              </w:rPr>
+              <w:t>udget: NOK 1</w:t>
+            </w:r>
+            <w:r>
+              <w:rPr>
+                <w:rFonts w:ascii="Palatino Linotype" w:hAnsi="Palatino Linotype"/>
+                <w:lang w:val="en-US"/>
+              </w:rPr>
+              <w:t>2</w:t>
+            </w:r>
+            <w:r>
+              <w:rPr>
+                <w:rFonts w:ascii="Palatino Linotype" w:hAnsi="Palatino Linotype"/>
+                <w:lang w:val="en-US"/>
+              </w:rPr>
+              <w:t xml:space="preserve"> million.</w:t>
+            </w:r>
+            <w:r>
+              <w:rPr>
+                <w:rFonts w:ascii="Palatino Linotype" w:hAnsi="Palatino Linotype"/>
+                <w:lang w:val="en-US"/>
+              </w:rPr>
+              <w:br/>
+            </w:r>
+            <w:r>
+              <w:rPr>
+                <w:rFonts w:ascii="Palatino Linotype" w:hAnsi="Palatino Linotype"/>
+                <w:b/>
+                <w:bCs/>
+                <w:lang w:val="en-US"/>
+              </w:rPr>
+              <w:t>Awaiting evaluation</w:t>
+            </w:r>
+            <w:r>
+              <w:rPr>
+                <w:rFonts w:ascii="Palatino Linotype" w:hAnsi="Palatino Linotype"/>
+                <w:b/>
+                <w:bCs/>
+                <w:lang w:val="en-US"/>
+              </w:rPr>
+              <w:t xml:space="preserve"> by the end of 2026</w:t>
+            </w:r>
+          </w:p>
+        </w:tc>
+      </w:tr>
+      <w:tr>
+        <w:tc>
+          <w:tcPr>
+            <w:tcW w:w="851" w:type="dxa"/>
+          </w:tcPr>
+          <w:p>
+            <w:pPr>
+              <w:jc w:val="right"/>
+              <w:rPr>
+                <w:rFonts w:ascii="Palatino Linotype" w:hAnsi="Palatino Linotype"/>
+                <w:lang w:val="en-US"/>
+              </w:rPr>
+            </w:pPr>
+            <w:r>
+              <w:rPr>
+                <w:rFonts w:ascii="Palatino Linotype" w:hAnsi="Palatino Linotype"/>
+                <w:lang w:val="en-US"/>
+              </w:rPr>
+              <w:t>2026</w:t>
+            </w:r>
+          </w:p>
+        </w:tc>
+        <w:tc>
+          <w:tcPr>
+            <w:tcW w:w="8165" w:type="dxa"/>
+          </w:tcPr>
+          <w:p>
+            <w:pPr>
+              <w:rPr>
+                <w:rFonts w:ascii="Palatino Linotype" w:hAnsi="Palatino Linotype"/>
+                <w:lang w:val="en-US"/>
+              </w:rPr>
+            </w:pPr>
+            <w:r>
+              <w:rPr>
+                <w:rFonts w:ascii="Palatino Linotype" w:hAnsi="Palatino Linotype"/>
+                <w:b/>
+                <w:bCs/>
+                <w:lang w:val="en-US"/>
+              </w:rPr>
+              <w:t xml:space="preserve">Participant and </w:t>
+            </w:r>
+            <w:r>
+              <w:rPr>
+                <w:rFonts w:ascii="Palatino Linotype" w:hAnsi="Palatino Linotype"/>
+                <w:b/>
+                <w:bCs/>
+                <w:lang w:val="en-US"/>
+              </w:rPr>
+              <w:t>lead</w:t>
+            </w:r>
+            <w:r>
+              <w:rPr>
+                <w:rFonts w:ascii="Palatino Linotype" w:hAnsi="Palatino Linotype"/>
+                <w:b/>
+                <w:bCs/>
+                <w:lang w:val="en-US"/>
+              </w:rPr>
+              <w:t>er of</w:t>
+            </w:r>
+            <w:r>
+              <w:rPr>
+                <w:rFonts w:ascii="Palatino Linotype" w:hAnsi="Palatino Linotype"/>
+                <w:b/>
+                <w:bCs/>
+                <w:lang w:val="en-US"/>
+              </w:rPr>
+              <w:t xml:space="preserve"> </w:t>
+            </w:r>
+            <w:r>
+              <w:rPr>
+                <w:rFonts w:ascii="Palatino Linotype" w:hAnsi="Palatino Linotype"/>
+                <w:b/>
+                <w:bCs/>
+                <w:lang w:val="en-US"/>
+              </w:rPr>
+              <w:t>WP1</w:t>
+            </w:r>
+            <w:r>
+              <w:rPr>
+                <w:rFonts w:ascii="Palatino Linotype" w:hAnsi="Palatino Linotype"/>
+                <w:lang w:val="en-US"/>
+              </w:rPr>
+              <w:t xml:space="preserve">, </w:t>
+            </w:r>
+            <w:r>
+              <w:rPr>
+                <w:rFonts w:ascii="Palatino Linotype" w:hAnsi="Palatino Linotype"/>
+                <w:i/>
+                <w:iCs/>
+                <w:lang w:val="en-US"/>
+              </w:rPr>
+              <w:t>Evidence-Based Adaptation: Skill Formation and Inclusion in the Age of AI (AI-ADAPT)</w:t>
+            </w:r>
+            <w:r>
+              <w:rPr>
+                <w:rFonts w:ascii="Palatino Linotype" w:hAnsi="Palatino Linotype"/>
+                <w:lang w:val="en-US"/>
+              </w:rPr>
+              <w:t xml:space="preserve">, Research Council of Norway, 2027–2032. PIs: Kjell Gunnar Salvanes and Catalina Franco. </w:t>
+            </w:r>
+            <w:r>
+              <w:rPr>
+                <w:rFonts w:ascii="Palatino Linotype" w:hAnsi="Palatino Linotype"/>
+                <w:lang w:val="en-US"/>
+              </w:rPr>
+              <w:t>Total b</w:t>
+            </w:r>
+            <w:r>
+              <w:rPr>
+                <w:rFonts w:ascii="Palatino Linotype" w:hAnsi="Palatino Linotype"/>
+                <w:lang w:val="en-US"/>
+              </w:rPr>
+              <w:t>udget: NOK 12 million.</w:t>
+            </w:r>
+          </w:p>
+          <w:p>
+            <w:pPr>
+              <w:rPr>
+                <w:rFonts w:ascii="Palatino Linotype" w:hAnsi="Palatino Linotype"/>
+                <w:b/>
+                <w:bCs/>
+                <w:lang w:val="en-US"/>
+              </w:rPr>
+            </w:pPr>
+            <w:r>
+              <w:rPr>
+                <w:rFonts w:ascii="Palatino Linotype" w:hAnsi="Palatino Linotype"/>
+                <w:b/>
+                <w:bCs/>
+                <w:lang w:val="en-US"/>
+              </w:rPr>
+              <w:t>Awaiting evaluation</w:t>
+            </w:r>
+            <w:r>
+              <w:rPr>
+                <w:rFonts w:ascii="Palatino Linotype" w:hAnsi="Palatino Linotype"/>
+                <w:b/>
+                <w:bCs/>
+                <w:lang w:val="en-US"/>
+              </w:rPr>
+              <w:t xml:space="preserve"> by the end of 2026</w:t>
+            </w:r>
+          </w:p>
+        </w:tc>
+      </w:tr>
+      <w:tr>
+        <w:tc>
+          <w:tcPr>
+            <w:tcW w:w="851" w:type="dxa"/>
+          </w:tcPr>
+          <w:p>
+            <w:pPr>
+              <w:jc w:val="right"/>
+              <w:rPr>
+                <w:rFonts w:ascii="Palatino Linotype" w:hAnsi="Palatino Linotype"/>
+                <w:lang w:val="en-US"/>
+              </w:rPr>
+            </w:pPr>
+            <w:r>
+              <w:rPr>
+                <w:rFonts w:ascii="Palatino Linotype" w:hAnsi="Palatino Linotype"/>
+                <w:lang w:val="en-US"/>
+              </w:rPr>
+              <w:t>2016</w:t>
+            </w:r>
+          </w:p>
+        </w:tc>
+        <w:tc>
+          <w:tcPr>
+            <w:tcW w:w="8165" w:type="dxa"/>
+          </w:tcPr>
+          <w:p>
+            <w:pPr>
+              <w:rPr>
+                <w:rFonts w:ascii="Palatino Linotype" w:hAnsi="Palatino Linotype"/>
+                <w:lang w:val="en-US"/>
+              </w:rPr>
+            </w:pPr>
+            <w:r>
+              <w:rPr>
+                <w:rFonts w:ascii="Palatino Linotype" w:hAnsi="Palatino Linotype"/>
+                <w:lang w:val="en-US"/>
+              </w:rPr>
+              <w:t xml:space="preserve">Frisch Scholarship for </w:t>
+            </w:r>
+            <w:proofErr w:type="gramStart"/>
+            <w:r>
+              <w:rPr>
+                <w:rFonts w:ascii="Palatino Linotype" w:hAnsi="Palatino Linotype"/>
+                <w:lang w:val="en-US"/>
+              </w:rPr>
+              <w:t>Master's</w:t>
+            </w:r>
+            <w:proofErr w:type="gramEnd"/>
+            <w:r>
+              <w:rPr>
+                <w:rFonts w:ascii="Palatino Linotype" w:hAnsi="Palatino Linotype"/>
+                <w:lang w:val="en-US"/>
+              </w:rPr>
+              <w:t xml:space="preserve"> Students</w:t>
+            </w:r>
+            <w:r>
+              <w:rPr>
+                <w:rFonts w:ascii="Palatino Linotype" w:hAnsi="Palatino Linotype"/>
+                <w:lang w:val="en-US"/>
+              </w:rPr>
+              <w:t>. NOK: 10,000</w:t>
+            </w:r>
+            <w:r>
+              <w:rPr>
+                <w:rFonts w:ascii="Palatino Linotype" w:hAnsi="Palatino Linotype"/>
+                <w:lang w:val="en-US"/>
+              </w:rPr>
+              <w:br/>
+            </w:r>
+            <w:r>
+              <w:rPr>
+                <w:rFonts w:ascii="Palatino Linotype" w:hAnsi="Palatino Linotype"/>
+                <w:b/>
+                <w:bCs/>
+                <w:lang w:val="en-US"/>
+              </w:rPr>
+              <w:t>Awarded</w:t>
+            </w:r>
+          </w:p>
+        </w:tc>
+      </w:tr>
+    </w:tbl>
+    <w:p>
+      <w:pPr>
+        <w:pBdr>
+          <w:bottom w:val="single" w:sz="4" w:space="1" w:color="auto"/>
+        </w:pBdr>
+        <w:rPr>
+          <w:rFonts w:ascii="Palatino Linotype" w:hAnsi="Palatino Linotype"/>
+          <w:b/>
+          <w:bCs/>
+          <w:lang w:val="en-US"/>
+        </w:rPr>
+      </w:pPr>
+      <w:r>
+        <w:rPr>
+          <w:rFonts w:ascii="Palatino Linotype" w:hAnsi="Palatino Linotype"/>
+          <w:b/>
+          <w:bCs/>
+          <w:lang w:val="en-US"/>
+        </w:rPr>
+        <w:br/>
+      </w:r>
+      <w:r>
+        <w:rPr>
+          <w:rFonts w:ascii="Palatino Linotype" w:hAnsi="Palatino Linotype"/>
+          <w:b/>
+          <w:bCs/>
+          <w:lang w:val="en-US"/>
+        </w:rPr>
+        <w:t>Seminars and Conference Presentations</w:t>
+      </w:r>
+    </w:p>
+    <w:tbl>
+      <w:tblPr>
+        <w:tblStyle w:val="TableGrid"/>
+        <w:tblW w:w="0" w:type="auto"/>
+        <w:tblBorders>
+          <w:top w:val="none" w:sz="0" w:space="0" w:color="auto"/>
+          <w:left w:val="none" w:sz="0" w:space="0" w:color="auto"/>
+          <w:bottom w:val="none" w:sz="0" w:space="0" w:color="auto"/>
+          <w:right w:val="none" w:sz="0" w:space="0" w:color="auto"/>
+          <w:insideH w:val="none" w:sz="0" w:space="0" w:color="auto"/>
+          <w:insideV w:val="none" w:sz="0" w:space="0" w:color="auto"/>
+        </w:tblBorders>
+        <w:tblLook w:val="04A0" w:firstRow="1" w:lastRow="0" w:firstColumn="1" w:lastColumn="0" w:noHBand="0" w:noVBand="1"/>
+      </w:tblPr>
+      <w:tblGrid>
+        <w:gridCol w:w="851"/>
+        <w:gridCol w:w="8165"/>
+      </w:tblGrid>
+      <w:tr>
+        <w:tc>
+          <w:tcPr>
+            <w:tcW w:w="851" w:type="dxa"/>
+          </w:tcPr>
+          <w:p>
+            <w:pPr>
+              <w:jc w:val="right"/>
+              <w:rPr>
+                <w:rFonts w:ascii="Palatino Linotype" w:hAnsi="Palatino Linotype"/>
+                <w:lang w:val="en-US"/>
+              </w:rPr>
+            </w:pPr>
+            <w:r>
+              <w:rPr>
+                <w:rFonts w:ascii="Palatino Linotype" w:hAnsi="Palatino Linotype"/>
+                <w:lang w:val="en-US"/>
+              </w:rPr>
+              <w:t>2026</w:t>
+            </w:r>
+          </w:p>
+        </w:tc>
+        <w:tc>
+          <w:tcPr>
+            <w:tcW w:w="8165" w:type="dxa"/>
+          </w:tcPr>
+          <w:p>
+            <w:pPr>
+              <w:pStyle w:val="ListParagraph"/>
+              <w:numPr>
+                <w:ilvl w:val="0"/>
+                <w:numId w:val="2"/>
+              </w:numPr>
+              <w:rPr>
+                <w:rFonts w:ascii="Palatino Linotype" w:hAnsi="Palatino Linotype"/>
+                <w:lang w:val="en-US"/>
+              </w:rPr>
+            </w:pPr>
+            <w:r>
+              <w:rPr>
+                <w:rFonts w:ascii="Palatino Linotype" w:hAnsi="Palatino Linotype"/>
+                <w:lang w:val="en-US"/>
+              </w:rPr>
+              <w:t>Norwegian School of Economics, Department of Economics brown bag seminar (</w:t>
+            </w:r>
+            <w:r>
+              <w:rPr>
+                <w:rFonts w:ascii="Palatino Linotype" w:hAnsi="Palatino Linotype"/>
+                <w:lang w:val="en-US"/>
+              </w:rPr>
+              <w:t>November 11</w:t>
+            </w:r>
+            <w:r>
+              <w:rPr>
+                <w:rFonts w:ascii="Palatino Linotype" w:hAnsi="Palatino Linotype"/>
+                <w:lang w:val="en-US"/>
+              </w:rPr>
+              <w:t xml:space="preserve">; </w:t>
+            </w:r>
+            <w:r>
+              <w:rPr>
+                <w:rFonts w:ascii="Palatino Linotype" w:hAnsi="Palatino Linotype"/>
+                <w:i/>
+                <w:iCs/>
+                <w:lang w:val="en-US"/>
+              </w:rPr>
+              <w:t>forthcoming</w:t>
+            </w:r>
+            <w:r>
+              <w:rPr>
+                <w:rFonts w:ascii="Palatino Linotype" w:hAnsi="Palatino Linotype"/>
+                <w:lang w:val="en-US"/>
+              </w:rPr>
+              <w:t>)</w:t>
+            </w:r>
+          </w:p>
+          <w:p>
+            <w:pPr>
+              <w:pStyle w:val="ListParagraph"/>
+              <w:numPr>
+                <w:ilvl w:val="0"/>
+                <w:numId w:val="2"/>
+              </w:numPr>
+              <w:rPr>
+                <w:rFonts w:ascii="Palatino Linotype" w:hAnsi="Palatino Linotype"/>
+                <w:lang w:val="en-US"/>
+              </w:rPr>
+            </w:pPr>
+            <w:r>
+              <w:rPr>
+                <w:rFonts w:ascii="Palatino Linotype" w:hAnsi="Palatino Linotype"/>
+                <w:lang w:val="en-US"/>
+              </w:rPr>
+              <w:t>University of Bergen, department seminar (October 23, by invitation</w:t>
+            </w:r>
+            <w:r>
+              <w:rPr>
+                <w:rFonts w:ascii="Palatino Linotype" w:hAnsi="Palatino Linotype"/>
+                <w:lang w:val="en-US"/>
+              </w:rPr>
+              <w:t xml:space="preserve">; </w:t>
+            </w:r>
+            <w:r>
+              <w:rPr>
+                <w:rFonts w:ascii="Palatino Linotype" w:hAnsi="Palatino Linotype"/>
+                <w:i/>
+                <w:iCs/>
+                <w:lang w:val="en-US"/>
+              </w:rPr>
+              <w:t>forthcoming</w:t>
+            </w:r>
+            <w:r>
+              <w:rPr>
+                <w:rFonts w:ascii="Palatino Linotype" w:hAnsi="Palatino Linotype"/>
+                <w:lang w:val="en-US"/>
+              </w:rPr>
+              <w:t>)</w:t>
+            </w:r>
+          </w:p>
+          <w:p>
+            <w:pPr>
+              <w:pStyle w:val="ListParagraph"/>
+              <w:numPr>
+                <w:ilvl w:val="0"/>
+                <w:numId w:val="2"/>
+              </w:numPr>
+              <w:rPr>
+                <w:rFonts w:ascii="Palatino Linotype" w:hAnsi="Palatino Linotype"/>
+                <w:lang w:val="en-US"/>
+              </w:rPr>
+            </w:pPr>
+            <w:r>
+              <w:rPr>
+                <w:rFonts w:ascii="Palatino Linotype" w:hAnsi="Palatino Linotype"/>
+                <w:lang w:val="en-US"/>
+              </w:rPr>
+              <w:t>Workshop on Human Capital and Education</w:t>
+            </w:r>
+            <w:r>
+              <w:rPr>
+                <w:rFonts w:ascii="Palatino Linotype" w:hAnsi="Palatino Linotype"/>
+                <w:lang w:val="en-US"/>
+              </w:rPr>
+              <w:t xml:space="preserve"> organized by </w:t>
+            </w:r>
+            <w:r>
+              <w:rPr>
+                <w:rFonts w:ascii="Palatino Linotype" w:hAnsi="Palatino Linotype"/>
+                <w:lang w:val="en-US"/>
+              </w:rPr>
+              <w:t>Max Planck Institute for Behavioral Economics</w:t>
+            </w:r>
+            <w:r>
+              <w:rPr>
+                <w:rFonts w:ascii="Palatino Linotype" w:hAnsi="Palatino Linotype"/>
+                <w:lang w:val="en-US"/>
+              </w:rPr>
+              <w:t xml:space="preserve"> and </w:t>
+            </w:r>
+            <w:proofErr w:type="spellStart"/>
+            <w:r>
+              <w:rPr>
+                <w:rFonts w:ascii="Palatino Linotype" w:hAnsi="Palatino Linotype"/>
+                <w:lang w:val="en-US"/>
+              </w:rPr>
+              <w:t>ECONtribute</w:t>
+            </w:r>
+            <w:proofErr w:type="spellEnd"/>
+            <w:r>
+              <w:rPr>
+                <w:rFonts w:ascii="Palatino Linotype" w:hAnsi="Palatino Linotype"/>
+                <w:lang w:val="en-US"/>
+              </w:rPr>
+              <w:t xml:space="preserve"> in Bonn (October 1</w:t>
+            </w:r>
+            <w:r>
+              <w:rPr>
+                <w:rFonts w:ascii="Palatino Linotype" w:hAnsi="Palatino Linotype"/>
+                <w:lang w:val="en-US"/>
+              </w:rPr>
+              <w:t xml:space="preserve"> &amp; </w:t>
+            </w:r>
+            <w:r>
+              <w:rPr>
+                <w:rFonts w:ascii="Palatino Linotype" w:hAnsi="Palatino Linotype"/>
+                <w:lang w:val="en-US"/>
+              </w:rPr>
+              <w:t>2)</w:t>
+            </w:r>
+          </w:p>
+          <w:p>
+            <w:pPr>
+              <w:pStyle w:val="ListParagraph"/>
+              <w:numPr>
+                <w:ilvl w:val="0"/>
+                <w:numId w:val="2"/>
+              </w:numPr>
+              <w:rPr>
+                <w:rFonts w:ascii="Palatino Linotype" w:hAnsi="Palatino Linotype"/>
+                <w:lang w:val="en-US"/>
+              </w:rPr>
+            </w:pPr>
+            <w:r>
+              <w:rPr>
+                <w:rFonts w:ascii="Palatino Linotype" w:hAnsi="Palatino Linotype"/>
+                <w:lang w:val="en-US"/>
+              </w:rPr>
+              <w:t>Norwegian School of Economics, Department of Economics brown bag seminar (September 25)</w:t>
+            </w:r>
+          </w:p>
+          <w:p>
+            <w:pPr>
+              <w:pStyle w:val="ListParagraph"/>
+              <w:numPr>
+                <w:ilvl w:val="0"/>
+                <w:numId w:val="2"/>
+              </w:numPr>
+              <w:rPr>
+                <w:rFonts w:ascii="Palatino Linotype" w:hAnsi="Palatino Linotype"/>
+                <w:lang w:val="en-US"/>
+              </w:rPr>
+            </w:pPr>
+            <w:r>
+              <w:rPr>
+                <w:rFonts w:ascii="Palatino Linotype" w:hAnsi="Palatino Linotype"/>
+                <w:lang w:val="en-US"/>
+              </w:rPr>
+              <w:t>Norwegian School of Economics / FAIR (brown bag seminar</w:t>
+            </w:r>
+            <w:r>
+              <w:rPr>
+                <w:rFonts w:ascii="Palatino Linotype" w:hAnsi="Palatino Linotype"/>
+                <w:lang w:val="en-US"/>
+              </w:rPr>
+              <w:t>)</w:t>
+            </w:r>
+          </w:p>
+        </w:tc>
+      </w:tr>
+      <w:tr>
+        <w:tc>
+          <w:tcPr>
+            <w:tcW w:w="851" w:type="dxa"/>
+          </w:tcPr>
+          <w:p>
+            <w:pPr>
+              <w:jc w:val="right"/>
+              <w:rPr>
+                <w:rFonts w:ascii="Palatino Linotype" w:hAnsi="Palatino Linotype"/>
+                <w:lang w:val="en-US"/>
+              </w:rPr>
+            </w:pPr>
+            <w:r>
+              <w:rPr>
+                <w:rFonts w:ascii="Palatino Linotype" w:hAnsi="Palatino Linotype"/>
+                <w:lang w:val="en-US"/>
+              </w:rPr>
+              <w:t>2025</w:t>
+            </w:r>
+          </w:p>
+        </w:tc>
+        <w:tc>
+          <w:tcPr>
+            <w:tcW w:w="8165" w:type="dxa"/>
+          </w:tcPr>
+          <w:p>
+            <w:pPr>
+              <w:pStyle w:val="ListParagraph"/>
+              <w:numPr>
+                <w:ilvl w:val="0"/>
+                <w:numId w:val="2"/>
+              </w:numPr>
+              <w:rPr>
+                <w:rFonts w:ascii="Palatino Linotype" w:hAnsi="Palatino Linotype"/>
+                <w:lang w:val="en-US"/>
+              </w:rPr>
+            </w:pPr>
+            <w:r>
+              <w:rPr>
+                <w:rFonts w:ascii="Palatino Linotype" w:hAnsi="Palatino Linotype"/>
+                <w:lang w:val="en-US"/>
+              </w:rPr>
+              <w:t>NBER Summer Institute; Children and Families</w:t>
+            </w:r>
+            <w:r>
+              <w:rPr>
+                <w:rFonts w:ascii="Palatino Linotype" w:hAnsi="Palatino Linotype"/>
+                <w:lang w:val="en-US"/>
+              </w:rPr>
+              <w:t xml:space="preserve"> (presented by Jason Cook)</w:t>
+            </w:r>
+          </w:p>
+          <w:p>
+            <w:pPr>
+              <w:pStyle w:val="ListParagraph"/>
+              <w:numPr>
+                <w:ilvl w:val="0"/>
+                <w:numId w:val="2"/>
+              </w:numPr>
+              <w:rPr>
+                <w:rFonts w:ascii="Palatino Linotype" w:hAnsi="Palatino Linotype"/>
+                <w:lang w:val="en-US"/>
+              </w:rPr>
+            </w:pPr>
+            <w:r>
+              <w:rPr>
+                <w:rFonts w:ascii="Palatino Linotype" w:hAnsi="Palatino Linotype"/>
+                <w:lang w:val="en-US"/>
+              </w:rPr>
+              <w:t>Norwegian School of Economics / FAIR (brown bag seminar)</w:t>
+            </w:r>
+          </w:p>
+          <w:p>
+            <w:pPr>
+              <w:pStyle w:val="ListParagraph"/>
+              <w:numPr>
+                <w:ilvl w:val="0"/>
+                <w:numId w:val="2"/>
+              </w:numPr>
+              <w:rPr>
+                <w:rFonts w:ascii="Palatino Linotype" w:hAnsi="Palatino Linotype"/>
+                <w:lang w:val="en-US"/>
+              </w:rPr>
+            </w:pPr>
+            <w:r>
+              <w:rPr>
+                <w:rFonts w:ascii="Palatino Linotype" w:hAnsi="Palatino Linotype"/>
+                <w:lang w:val="en-US"/>
+              </w:rPr>
+              <w:t>Nordic Institute for Studies in Innovation, Research and Education</w:t>
+            </w:r>
+            <w:r>
+              <w:rPr>
+                <w:rFonts w:ascii="Palatino Linotype" w:hAnsi="Palatino Linotype"/>
+                <w:lang w:val="en-US"/>
+              </w:rPr>
+              <w:t xml:space="preserve">/NIFU (by invitation) </w:t>
+            </w:r>
+          </w:p>
+        </w:tc>
+      </w:tr>
+      <w:tr>
+        <w:tc>
+          <w:tcPr>
+            <w:tcW w:w="851" w:type="dxa"/>
+          </w:tcPr>
+          <w:p>
+            <w:pPr>
+              <w:jc w:val="right"/>
+              <w:rPr>
+                <w:rFonts w:ascii="Palatino Linotype" w:hAnsi="Palatino Linotype"/>
+                <w:lang w:val="en-US"/>
+              </w:rPr>
+            </w:pPr>
+            <w:r>
+              <w:rPr>
+                <w:rFonts w:ascii="Palatino Linotype" w:hAnsi="Palatino Linotype"/>
+                <w:lang w:val="en-US"/>
+              </w:rPr>
+              <w:t>2024</w:t>
+            </w:r>
+          </w:p>
+        </w:tc>
+        <w:tc>
+          <w:tcPr>
+            <w:tcW w:w="8165" w:type="dxa"/>
+          </w:tcPr>
+          <w:p>
+            <w:pPr>
+              <w:pStyle w:val="ListParagraph"/>
+              <w:numPr>
+                <w:ilvl w:val="0"/>
+                <w:numId w:val="2"/>
+              </w:numPr>
+              <w:rPr>
+                <w:rFonts w:ascii="Palatino Linotype" w:hAnsi="Palatino Linotype"/>
+                <w:lang w:val="en-US"/>
+              </w:rPr>
+            </w:pPr>
+            <w:r>
+              <w:rPr>
+                <w:rFonts w:ascii="Palatino Linotype" w:hAnsi="Palatino Linotype"/>
+                <w:lang w:val="en-US"/>
+              </w:rPr>
+              <w:t>Bank of Italy; Nontraditional Data, Machine Learning, and Natura</w:t>
+            </w:r>
+            <w:r>
+              <w:rPr>
+                <w:rFonts w:ascii="Palatino Linotype" w:hAnsi="Palatino Linotype"/>
+                <w:lang w:val="en-US"/>
+              </w:rPr>
+              <w:t>l</w:t>
+            </w:r>
+            <w:r>
+              <w:rPr>
+                <w:rFonts w:ascii="Palatino Linotype" w:hAnsi="Palatino Linotype"/>
+                <w:lang w:val="en-US"/>
+              </w:rPr>
+              <w:t xml:space="preserve"> </w:t>
+            </w:r>
+            <w:r>
+              <w:rPr>
+                <w:rFonts w:ascii="Palatino Linotype" w:hAnsi="Palatino Linotype"/>
+                <w:lang w:val="en-US"/>
+              </w:rPr>
+              <w:t>Language Processing for Macroeconomics</w:t>
+            </w:r>
+            <w:r>
+              <w:rPr>
+                <w:rFonts w:ascii="Palatino Linotype" w:hAnsi="Palatino Linotype"/>
+                <w:lang w:val="en-US"/>
+              </w:rPr>
+              <w:t xml:space="preserve"> </w:t>
+            </w:r>
+          </w:p>
+          <w:p>
+            <w:pPr>
+              <w:pStyle w:val="ListParagraph"/>
+              <w:numPr>
+                <w:ilvl w:val="0"/>
+                <w:numId w:val="2"/>
+              </w:numPr>
+              <w:rPr>
+                <w:rFonts w:ascii="Palatino Linotype" w:hAnsi="Palatino Linotype"/>
+                <w:lang w:val="en-US"/>
+              </w:rPr>
+            </w:pPr>
+            <w:r>
+              <w:rPr>
+                <w:rFonts w:ascii="Palatino Linotype" w:hAnsi="Palatino Linotype"/>
+                <w:lang w:val="en-US"/>
+              </w:rPr>
+              <w:t>Norwegian School of Economics / FAIR (brown bag seminar)</w:t>
+            </w:r>
+          </w:p>
+          <w:p>
+            <w:pPr>
+              <w:pStyle w:val="ListParagraph"/>
+              <w:numPr>
+                <w:ilvl w:val="0"/>
+                <w:numId w:val="2"/>
+              </w:numPr>
+              <w:rPr>
+                <w:rFonts w:ascii="Palatino Linotype" w:hAnsi="Palatino Linotype"/>
+                <w:lang w:val="en-US"/>
+              </w:rPr>
+            </w:pPr>
+            <w:r>
+              <w:rPr>
+                <w:rFonts w:ascii="Palatino Linotype" w:hAnsi="Palatino Linotype"/>
+                <w:lang w:val="en-US"/>
+              </w:rPr>
+              <w:t>University of Oslo</w:t>
+            </w:r>
+            <w:r>
+              <w:rPr>
+                <w:rFonts w:ascii="Palatino Linotype" w:hAnsi="Palatino Linotype"/>
+                <w:lang w:val="en-US"/>
+              </w:rPr>
+              <w:t>, Department Seminar</w:t>
+            </w:r>
+            <w:r>
+              <w:rPr>
+                <w:rFonts w:ascii="Palatino Linotype" w:hAnsi="Palatino Linotype"/>
+                <w:lang w:val="en-US"/>
+              </w:rPr>
+              <w:t xml:space="preserve"> </w:t>
+            </w:r>
+          </w:p>
+          <w:p>
+            <w:pPr>
+              <w:pStyle w:val="ListParagraph"/>
+              <w:numPr>
+                <w:ilvl w:val="0"/>
+                <w:numId w:val="2"/>
+              </w:numPr>
+              <w:rPr>
+                <w:rFonts w:ascii="Palatino Linotype" w:hAnsi="Palatino Linotype"/>
+                <w:lang w:val="en-US"/>
+              </w:rPr>
+            </w:pPr>
+            <w:r>
+              <w:rPr>
+                <w:rFonts w:ascii="Palatino Linotype" w:hAnsi="Palatino Linotype"/>
+                <w:lang w:val="en-US"/>
+              </w:rPr>
+              <w:t>University of Oslo; Workshop; The Demand and Supply of Public Education</w:t>
+            </w:r>
+            <w:r>
+              <w:rPr>
+                <w:rFonts w:ascii="Palatino Linotype" w:hAnsi="Palatino Linotype"/>
+                <w:lang w:val="en-US"/>
+              </w:rPr>
+              <w:t xml:space="preserve"> (by invitation)</w:t>
+            </w:r>
+          </w:p>
+        </w:tc>
+      </w:tr>
+      <w:tr>
+        <w:tc>
+          <w:tcPr>
+            <w:tcW w:w="851" w:type="dxa"/>
+          </w:tcPr>
+          <w:p>
+            <w:pPr>
+              <w:jc w:val="right"/>
+              <w:rPr>
+                <w:rFonts w:ascii="Palatino Linotype" w:hAnsi="Palatino Linotype"/>
+                <w:lang w:val="en-US"/>
+              </w:rPr>
+            </w:pPr>
+            <w:r>
+              <w:rPr>
+                <w:rFonts w:ascii="Palatino Linotype" w:hAnsi="Palatino Linotype"/>
+                <w:lang w:val="en-US"/>
+              </w:rPr>
+              <w:t>2023</w:t>
+            </w:r>
+          </w:p>
+        </w:tc>
+        <w:tc>
+          <w:tcPr>
+            <w:tcW w:w="8165" w:type="dxa"/>
+          </w:tcPr>
+          <w:p>
+            <w:pPr>
+              <w:pStyle w:val="ListParagraph"/>
+              <w:numPr>
+                <w:ilvl w:val="0"/>
+                <w:numId w:val="2"/>
+              </w:numPr>
+              <w:rPr>
+                <w:rFonts w:ascii="Palatino Linotype" w:hAnsi="Palatino Linotype"/>
+                <w:lang w:val="en-US"/>
+              </w:rPr>
+            </w:pPr>
+            <w:proofErr w:type="spellStart"/>
+            <w:r>
+              <w:rPr>
+                <w:rFonts w:ascii="Palatino Linotype" w:hAnsi="Palatino Linotype"/>
+                <w:lang w:val="en-US"/>
+              </w:rPr>
+              <w:t>CESifo</w:t>
+            </w:r>
+            <w:proofErr w:type="spellEnd"/>
+            <w:r>
+              <w:rPr>
+                <w:rFonts w:ascii="Palatino Linotype" w:hAnsi="Palatino Linotype"/>
+                <w:lang w:val="en-US"/>
+              </w:rPr>
+              <w:t xml:space="preserve"> / Junior Workshop on the Economics of Education</w:t>
+            </w:r>
+          </w:p>
+        </w:tc>
+      </w:tr>
+      <w:tr>
+        <w:tc>
+          <w:tcPr>
+            <w:tcW w:w="851" w:type="dxa"/>
+          </w:tcPr>
+          <w:p>
+            <w:pPr>
+              <w:jc w:val="right"/>
+              <w:rPr>
+                <w:rFonts w:ascii="Palatino Linotype" w:hAnsi="Palatino Linotype"/>
+                <w:lang w:val="en-US"/>
+              </w:rPr>
+            </w:pPr>
+            <w:r>
+              <w:rPr>
+                <w:rFonts w:ascii="Palatino Linotype" w:hAnsi="Palatino Linotype"/>
+                <w:lang w:val="en-US"/>
+              </w:rPr>
+              <w:t>2023</w:t>
+            </w:r>
+          </w:p>
+        </w:tc>
+        <w:tc>
+          <w:tcPr>
+            <w:tcW w:w="8165" w:type="dxa"/>
+          </w:tcPr>
+          <w:p>
+            <w:pPr>
+              <w:pStyle w:val="ListParagraph"/>
+              <w:numPr>
+                <w:ilvl w:val="0"/>
+                <w:numId w:val="2"/>
+              </w:numPr>
+              <w:rPr>
+                <w:rFonts w:ascii="Palatino Linotype" w:hAnsi="Palatino Linotype"/>
+                <w:lang w:val="en-US"/>
+              </w:rPr>
+            </w:pPr>
+            <w:r>
+              <w:rPr>
+                <w:rFonts w:ascii="Palatino Linotype" w:hAnsi="Palatino Linotype"/>
+                <w:lang w:val="en-US"/>
+              </w:rPr>
+              <w:t>University of Oslo</w:t>
+            </w:r>
+            <w:r>
+              <w:rPr>
+                <w:rFonts w:ascii="Palatino Linotype" w:hAnsi="Palatino Linotype"/>
+                <w:lang w:val="en-US"/>
+              </w:rPr>
+              <w:t>;</w:t>
+            </w:r>
+            <w:r>
+              <w:rPr>
+                <w:rFonts w:ascii="Palatino Linotype" w:hAnsi="Palatino Linotype"/>
+                <w:lang w:val="en-US"/>
+              </w:rPr>
+              <w:t xml:space="preserve"> PhD Workshop</w:t>
+            </w:r>
+            <w:r>
+              <w:rPr>
+                <w:rFonts w:ascii="Palatino Linotype" w:hAnsi="Palatino Linotype"/>
+                <w:lang w:val="en-US"/>
+              </w:rPr>
+              <w:t>;</w:t>
+            </w:r>
+            <w:r>
+              <w:rPr>
+                <w:rFonts w:ascii="Palatino Linotype" w:hAnsi="Palatino Linotype"/>
+                <w:lang w:val="en-US"/>
+              </w:rPr>
+              <w:t xml:space="preserve"> Oslo PhD Initiative in Economic</w:t>
+            </w:r>
+          </w:p>
+        </w:tc>
+      </w:tr>
+      <w:tr>
+        <w:tc>
+          <w:tcPr>
+            <w:tcW w:w="851" w:type="dxa"/>
+          </w:tcPr>
+          <w:p>
+            <w:pPr>
+              <w:jc w:val="right"/>
+              <w:rPr>
+                <w:rFonts w:ascii="Palatino Linotype" w:hAnsi="Palatino Linotype"/>
+                <w:lang w:val="en-US"/>
+              </w:rPr>
+            </w:pPr>
+            <w:r>
+              <w:rPr>
+                <w:rFonts w:ascii="Palatino Linotype" w:hAnsi="Palatino Linotype"/>
+                <w:lang w:val="en-US"/>
+              </w:rPr>
+              <w:t>2022</w:t>
+            </w:r>
+          </w:p>
+        </w:tc>
+        <w:tc>
+          <w:tcPr>
+            <w:tcW w:w="8165" w:type="dxa"/>
+          </w:tcPr>
+          <w:p>
+            <w:pPr>
+              <w:pStyle w:val="ListParagraph"/>
+              <w:numPr>
+                <w:ilvl w:val="0"/>
+                <w:numId w:val="2"/>
+              </w:numPr>
+              <w:rPr>
+                <w:rFonts w:ascii="Palatino Linotype" w:hAnsi="Palatino Linotype"/>
+                <w:lang w:val="en-US"/>
+              </w:rPr>
+            </w:pPr>
+            <w:r>
+              <w:rPr>
+                <w:rFonts w:ascii="Palatino Linotype" w:hAnsi="Palatino Linotype"/>
+                <w:lang w:val="en-US"/>
+              </w:rPr>
+              <w:t>University of Oslo; Workshop; The Demand and Supply of Public Education</w:t>
+            </w:r>
+            <w:r>
+              <w:rPr>
+                <w:rFonts w:ascii="Palatino Linotype" w:hAnsi="Palatino Linotype"/>
+                <w:lang w:val="en-US"/>
+              </w:rPr>
+              <w:t xml:space="preserve"> (by invitation)</w:t>
+            </w:r>
+          </w:p>
+        </w:tc>
+      </w:tr>
+      <w:tr>
+        <w:tc>
+          <w:tcPr>
+            <w:tcW w:w="851" w:type="dxa"/>
+          </w:tcPr>
+          <w:p>
+            <w:pPr>
+              <w:jc w:val="right"/>
+              <w:rPr>
+                <w:rFonts w:ascii="Palatino Linotype" w:hAnsi="Palatino Linotype"/>
+                <w:lang w:val="en-US"/>
+              </w:rPr>
+            </w:pPr>
+            <w:r>
+              <w:rPr>
+                <w:rFonts w:ascii="Palatino Linotype" w:hAnsi="Palatino Linotype"/>
+                <w:lang w:val="en-US"/>
+              </w:rPr>
+              <w:t>202</w:t>
+            </w:r>
+            <w:r>
+              <w:rPr>
+                <w:rFonts w:ascii="Palatino Linotype" w:hAnsi="Palatino Linotype"/>
+                <w:lang w:val="en-US"/>
+              </w:rPr>
+              <w:t>2</w:t>
+            </w:r>
+          </w:p>
+        </w:tc>
+        <w:tc>
+          <w:tcPr>
+            <w:tcW w:w="8165" w:type="dxa"/>
+          </w:tcPr>
+          <w:p>
+            <w:pPr>
+              <w:pStyle w:val="ListParagraph"/>
+              <w:numPr>
+                <w:ilvl w:val="0"/>
+                <w:numId w:val="2"/>
+              </w:numPr>
+              <w:rPr>
+                <w:rFonts w:ascii="Palatino Linotype" w:hAnsi="Palatino Linotype"/>
+                <w:lang w:val="en-US"/>
+              </w:rPr>
+            </w:pPr>
+            <w:r>
+              <w:rPr>
+                <w:rFonts w:ascii="Palatino Linotype" w:hAnsi="Palatino Linotype"/>
+                <w:lang w:val="en-US"/>
+              </w:rPr>
+              <w:t>University of Oslo; PhD Workshop; Oslo PhD Initiative in Economic</w:t>
+            </w:r>
+          </w:p>
+        </w:tc>
+      </w:tr>
+      <w:tr>
+        <w:tc>
+          <w:tcPr>
+            <w:tcW w:w="851" w:type="dxa"/>
+          </w:tcPr>
+          <w:p>
+            <w:pPr>
+              <w:jc w:val="right"/>
+              <w:rPr>
+                <w:rFonts w:ascii="Palatino Linotype" w:hAnsi="Palatino Linotype"/>
+                <w:lang w:val="en-US"/>
+              </w:rPr>
+            </w:pPr>
+            <w:r>
+              <w:rPr>
+                <w:rFonts w:ascii="Palatino Linotype" w:hAnsi="Palatino Linotype"/>
+                <w:lang w:val="en-US"/>
+              </w:rPr>
+              <w:t>2022</w:t>
+            </w:r>
+          </w:p>
+        </w:tc>
+        <w:tc>
+          <w:tcPr>
+            <w:tcW w:w="8165" w:type="dxa"/>
+          </w:tcPr>
+          <w:p>
+            <w:pPr>
+              <w:pStyle w:val="ListParagraph"/>
+              <w:numPr>
+                <w:ilvl w:val="0"/>
+                <w:numId w:val="2"/>
+              </w:numPr>
+              <w:rPr>
+                <w:rFonts w:ascii="Palatino Linotype" w:hAnsi="Palatino Linotype"/>
+                <w:lang w:val="en-US"/>
+              </w:rPr>
+            </w:pPr>
+            <w:r>
+              <w:rPr>
+                <w:rFonts w:ascii="Palatino Linotype" w:hAnsi="Palatino Linotype"/>
+                <w:lang w:val="en-US"/>
+              </w:rPr>
+              <w:t>Lund University; PhD Workshop in the Economics of Education</w:t>
+            </w:r>
+          </w:p>
+        </w:tc>
+      </w:tr>
+      <w:tr>
+        <w:trPr>
+          <w:trHeight w:val="70"/>
+        </w:trPr>
+        <w:tc>
+          <w:tcPr>
+            <w:tcW w:w="851" w:type="dxa"/>
+          </w:tcPr>
+          <w:p>
+            <w:pPr>
+              <w:jc w:val="right"/>
+              <w:rPr>
+                <w:rFonts w:ascii="Palatino Linotype" w:hAnsi="Palatino Linotype"/>
+                <w:lang w:val="en-US"/>
+              </w:rPr>
+            </w:pPr>
+            <w:r>
+              <w:rPr>
+                <w:rFonts w:ascii="Palatino Linotype" w:hAnsi="Palatino Linotype"/>
+                <w:lang w:val="en-US"/>
+              </w:rPr>
+              <w:t>2019</w:t>
+            </w:r>
+          </w:p>
+        </w:tc>
+        <w:tc>
+          <w:tcPr>
+            <w:tcW w:w="8165" w:type="dxa"/>
+          </w:tcPr>
+          <w:p>
+            <w:pPr>
+              <w:pStyle w:val="ListParagraph"/>
+              <w:numPr>
+                <w:ilvl w:val="0"/>
+                <w:numId w:val="2"/>
+              </w:numPr>
+              <w:rPr>
+                <w:rFonts w:ascii="Palatino Linotype" w:hAnsi="Palatino Linotype"/>
+                <w:lang w:val="en-US"/>
+              </w:rPr>
+            </w:pPr>
+            <w:r>
+              <w:rPr>
+                <w:rFonts w:ascii="Palatino Linotype" w:hAnsi="Palatino Linotype"/>
+                <w:lang w:val="en-US"/>
+              </w:rPr>
+              <w:t>University of Stavanger, PhD Workshop on Economics of Education</w:t>
+            </w:r>
+          </w:p>
+        </w:tc>
+      </w:tr>
+    </w:tbl>
+    <w:p>
+      <w:pPr>
+        <w:pBdr>
+          <w:bottom w:val="single" w:sz="4" w:space="1" w:color="auto"/>
+        </w:pBdr>
+        <w:rPr>
+          <w:rFonts w:ascii="Palatino Linotype" w:hAnsi="Palatino Linotype"/>
+          <w:b/>
+          <w:bCs/>
+          <w:lang w:val="en-US"/>
+        </w:rPr>
+      </w:pPr>
+    </w:p>
+    <w:p>
+      <w:pPr>
+        <w:pBdr>
+          <w:bottom w:val="single" w:sz="4" w:space="1" w:color="auto"/>
+        </w:pBdr>
+        <w:rPr>
+          <w:rFonts w:ascii="Palatino Linotype" w:hAnsi="Palatino Linotype"/>
+          <w:b/>
+          <w:bCs/>
+          <w:lang w:val="en-US"/>
+        </w:rPr>
+      </w:pPr>
+    </w:p>
+    <w:p>
+      <w:pPr>
+        <w:pBdr>
+          <w:bottom w:val="single" w:sz="4" w:space="1" w:color="auto"/>
+        </w:pBdr>
+        <w:rPr>
+          <w:rFonts w:ascii="Palatino Linotype" w:hAnsi="Palatino Linotype"/>
+          <w:b/>
+          <w:bCs/>
+          <w:lang w:val="en-US"/>
+        </w:rPr>
+      </w:pPr>
+      <w:r>
+        <w:rPr>
+          <w:rFonts w:ascii="Palatino Linotype" w:hAnsi="Palatino Linotype"/>
+          <w:b/>
+          <w:bCs/>
+          <w:lang w:val="en-US"/>
+        </w:rPr>
+        <w:t>O</w:t>
+      </w:r>
+      <w:r>
+        <w:rPr>
+          <w:rFonts w:ascii="Palatino Linotype" w:hAnsi="Palatino Linotype"/>
+          <w:b/>
+          <w:bCs/>
+          <w:lang w:val="en-US"/>
+        </w:rPr>
+        <w:t>ther</w:t>
+      </w:r>
+      <w:r>
+        <w:rPr>
+          <w:rFonts w:ascii="Palatino Linotype" w:hAnsi="Palatino Linotype"/>
+          <w:b/>
+          <w:bCs/>
+          <w:lang w:val="en-US"/>
+        </w:rPr>
+        <w:t xml:space="preserve"> Skills</w:t>
       </w:r>
     </w:p>
     <w:tbl>
@@ -2518,18 +3884,34 @@
           </w:tcPr>
           <w:p>
             <w:pPr>
-              <w:jc w:val="right"/>
-              <w:rPr>
-                <w:rFonts w:ascii="Palatino Linotype" w:hAnsi="Palatino Linotype"/>
-                <w:lang w:val="en-US"/>
-              </w:rPr>
-            </w:pPr>
-            <w:r>
-              <w:rPr>
-                <w:rFonts w:ascii="Palatino Linotype" w:hAnsi="Palatino Linotype"/>
-                <w:lang w:val="en-US"/>
-              </w:rPr>
-              <w:t>2026</w:t>
+              <w:spacing w:after="160" w:line="259" w:lineRule="auto"/>
+              <w:rPr>
+                <w:rFonts w:ascii="Palatino Linotype" w:hAnsi="Palatino Linotype"/>
+                <w:lang w:val="en-US"/>
+              </w:rPr>
+            </w:pPr>
+            <w:r>
+              <w:rPr>
+                <w:rFonts w:ascii="Palatino Linotype" w:hAnsi="Palatino Linotype"/>
+                <w:lang w:val="en-US"/>
+              </w:rPr>
+              <w:t>Software</w:t>
+            </w:r>
+          </w:p>
+          <w:p>
+            <w:pPr>
+              <w:spacing w:after="160" w:line="259" w:lineRule="auto"/>
+              <w:rPr>
+                <w:rFonts w:ascii="Palatino Linotype" w:hAnsi="Palatino Linotype"/>
+                <w:lang w:val="en-US"/>
+              </w:rPr>
+            </w:pPr>
+            <w:r>
+              <w:rPr>
+                <w:rFonts w:ascii="Palatino Linotype" w:hAnsi="Palatino Linotype"/>
+                <w:lang w:val="en-US"/>
+              </w:rPr>
+              <w:t>Technical Skills</w:t>
             </w:r>
           </w:p>
         </w:tc>
@@ -2539,240 +3921,118 @@
           </w:tcPr>
           <w:p>
             <w:pPr>
-              <w:rPr>
-                <w:rFonts w:ascii="Palatino Linotype" w:hAnsi="Palatino Linotype"/>
-                <w:b/>
-                <w:bCs/>
-                <w:lang w:val="en-US"/>
-              </w:rPr>
-            </w:pPr>
-            <w:r>
-              <w:rPr>
-                <w:rFonts w:ascii="Palatino Linotype" w:hAnsi="Palatino Linotype"/>
-                <w:b/>
-                <w:bCs/>
-                <w:lang w:val="en-US"/>
-              </w:rPr>
-              <w:t>Participant</w:t>
-            </w:r>
-            <w:r>
-              <w:rPr>
-                <w:rFonts w:ascii="Palatino Linotype" w:hAnsi="Palatino Linotype"/>
-                <w:lang w:val="en-US"/>
-              </w:rPr>
-              <w:t xml:space="preserve">, Moving Ahead with AI? Equitable Adaptation in School and Educational Transitions in the Nordic-Baltic Region (AHEAD), </w:t>
-            </w:r>
-            <w:proofErr w:type="spellStart"/>
-            <w:r>
-              <w:rPr>
-                <w:rFonts w:ascii="Palatino Linotype" w:hAnsi="Palatino Linotype"/>
-                <w:lang w:val="en-US"/>
-              </w:rPr>
-              <w:t>NordForsk</w:t>
-            </w:r>
-            <w:proofErr w:type="spellEnd"/>
-            <w:r>
-              <w:rPr>
-                <w:rFonts w:ascii="Palatino Linotype" w:hAnsi="Palatino Linotype"/>
-                <w:lang w:val="en-US"/>
-              </w:rPr>
-              <w:t>, 2027–2029. PI: Kjell Gunnar Salvanes. Budget: NOK 1</w:t>
-            </w:r>
-            <w:r>
-              <w:rPr>
-                <w:rFonts w:ascii="Palatino Linotype" w:hAnsi="Palatino Linotype"/>
-                <w:lang w:val="en-US"/>
-              </w:rPr>
-              <w:t>2</w:t>
-            </w:r>
-            <w:r>
-              <w:rPr>
-                <w:rFonts w:ascii="Palatino Linotype" w:hAnsi="Palatino Linotype"/>
-                <w:lang w:val="en-US"/>
-              </w:rPr>
-              <w:t xml:space="preserve"> million.</w:t>
-            </w:r>
-            <w:r>
-              <w:rPr>
-                <w:rFonts w:ascii="Palatino Linotype" w:hAnsi="Palatino Linotype"/>
-                <w:lang w:val="en-US"/>
-              </w:rPr>
-              <w:br/>
-            </w:r>
-            <w:r>
-              <w:rPr>
-                <w:rFonts w:ascii="Palatino Linotype" w:hAnsi="Palatino Linotype"/>
-                <w:b/>
-                <w:bCs/>
-                <w:lang w:val="en-US"/>
-              </w:rPr>
-              <w:t>Awaiting evaluation</w:t>
-            </w:r>
-          </w:p>
-        </w:tc>
-      </w:tr>
-      <w:tr>
-        <w:tc>
-          <w:tcPr>
-            <w:tcW w:w="2122" w:type="dxa"/>
-          </w:tcPr>
-          <w:p>
-            <w:pPr>
-              <w:jc w:val="right"/>
-              <w:rPr>
-                <w:rFonts w:ascii="Palatino Linotype" w:hAnsi="Palatino Linotype"/>
-                <w:lang w:val="en-US"/>
-              </w:rPr>
-            </w:pPr>
-            <w:r>
-              <w:rPr>
-                <w:rFonts w:ascii="Palatino Linotype" w:hAnsi="Palatino Linotype"/>
-                <w:lang w:val="en-US"/>
-              </w:rPr>
-              <w:t>2026</w:t>
-            </w:r>
-          </w:p>
-        </w:tc>
-        <w:tc>
-          <w:tcPr>
-            <w:tcW w:w="6894" w:type="dxa"/>
-          </w:tcPr>
-          <w:p>
-            <w:pPr>
-              <w:rPr>
-                <w:rFonts w:ascii="Palatino Linotype" w:hAnsi="Palatino Linotype"/>
-                <w:lang w:val="en-US"/>
-              </w:rPr>
-            </w:pPr>
-            <w:r>
-              <w:rPr>
-                <w:rFonts w:ascii="Palatino Linotype" w:hAnsi="Palatino Linotype"/>
-                <w:b/>
-                <w:bCs/>
-                <w:lang w:val="en-US"/>
-              </w:rPr>
-              <w:t xml:space="preserve">Participant and </w:t>
-            </w:r>
-            <w:r>
-              <w:rPr>
-                <w:rFonts w:ascii="Palatino Linotype" w:hAnsi="Palatino Linotype"/>
-                <w:b/>
-                <w:bCs/>
-                <w:lang w:val="en-US"/>
-              </w:rPr>
-              <w:t>lead</w:t>
-            </w:r>
-            <w:r>
-              <w:rPr>
-                <w:rFonts w:ascii="Palatino Linotype" w:hAnsi="Palatino Linotype"/>
-                <w:b/>
-                <w:bCs/>
-                <w:lang w:val="en-US"/>
-              </w:rPr>
-              <w:t>er of</w:t>
-            </w:r>
-            <w:r>
-              <w:rPr>
-                <w:rFonts w:ascii="Palatino Linotype" w:hAnsi="Palatino Linotype"/>
-                <w:b/>
-                <w:bCs/>
-                <w:lang w:val="en-US"/>
-              </w:rPr>
-              <w:t xml:space="preserve"> </w:t>
-            </w:r>
-            <w:r>
-              <w:rPr>
-                <w:rFonts w:ascii="Palatino Linotype" w:hAnsi="Palatino Linotype"/>
-                <w:b/>
-                <w:bCs/>
-                <w:lang w:val="en-US"/>
-              </w:rPr>
-              <w:t>WP1</w:t>
-            </w:r>
-            <w:r>
-              <w:rPr>
-                <w:rFonts w:ascii="Palatino Linotype" w:hAnsi="Palatino Linotype"/>
-                <w:lang w:val="en-US"/>
+              <w:spacing w:after="160" w:line="259" w:lineRule="auto"/>
+              <w:rPr>
+                <w:rFonts w:ascii="Palatino Linotype" w:hAnsi="Palatino Linotype"/>
+                <w:lang w:val="sv-SE"/>
+              </w:rPr>
+            </w:pPr>
+            <w:r>
+              <w:rPr>
+                <w:rFonts w:ascii="Palatino Linotype" w:hAnsi="Palatino Linotype"/>
+                <w:lang w:val="sv-SE"/>
+              </w:rPr>
+              <w:t xml:space="preserve">Stata, R, </w:t>
+            </w:r>
+            <w:r>
+              <w:rPr>
+                <w:rFonts w:ascii="Palatino Linotype" w:hAnsi="Palatino Linotype"/>
+                <w:lang w:val="sv-SE"/>
+              </w:rPr>
+              <w:t xml:space="preserve">Python, </w:t>
+            </w:r>
+            <w:r>
+              <w:rPr>
+                <w:rFonts w:ascii="Palatino Linotype" w:hAnsi="Palatino Linotype"/>
+                <w:lang w:val="sv-SE"/>
+              </w:rPr>
+              <w:t>La</w:t>
+            </w:r>
+            <w:r>
+              <w:rPr>
+                <w:rFonts w:ascii="Palatino Linotype" w:hAnsi="Palatino Linotype"/>
+                <w:lang w:val="sv-SE"/>
+              </w:rPr>
+              <w:t>T</w:t>
+            </w:r>
+            <w:r>
+              <w:rPr>
+                <w:rFonts w:ascii="Palatino Linotype" w:hAnsi="Palatino Linotype"/>
+                <w:lang w:val="sv-SE"/>
+              </w:rPr>
+              <w:t>e</w:t>
+            </w:r>
+            <w:r>
+              <w:rPr>
+                <w:rFonts w:ascii="Palatino Linotype" w:hAnsi="Palatino Linotype"/>
+                <w:lang w:val="sv-SE"/>
+              </w:rPr>
+              <w:t>X</w:t>
+            </w:r>
+            <w:r>
+              <w:rPr>
+                <w:rFonts w:ascii="Palatino Linotype" w:hAnsi="Palatino Linotype"/>
+                <w:lang w:val="sv-SE"/>
+              </w:rPr>
+              <w:t>, Git, Linux/Bash</w:t>
+            </w:r>
+            <w:r>
+              <w:rPr>
+                <w:rFonts w:ascii="Palatino Linotype" w:hAnsi="Palatino Linotype"/>
+                <w:lang w:val="sv-SE"/>
               </w:rPr>
               <w:t xml:space="preserve">, </w:t>
             </w:r>
-            <w:r>
-              <w:rPr>
-                <w:rFonts w:ascii="Palatino Linotype" w:hAnsi="Palatino Linotype"/>
-                <w:i/>
-                <w:iCs/>
-                <w:lang w:val="en-US"/>
-              </w:rPr>
-              <w:t>Evidence-Based Adaptation: Skill Formation and Inclusion in the Age of AI (AI-ADAPT)</w:t>
-            </w:r>
-            <w:r>
-              <w:rPr>
-                <w:rFonts w:ascii="Palatino Linotype" w:hAnsi="Palatino Linotype"/>
-                <w:lang w:val="en-US"/>
-              </w:rPr>
-              <w:t>, Research Council of Norway, 2027–2032. PIs: Kjell Gunnar Salvanes and Catalina Franco. Budget: NOK 12 million.</w:t>
-            </w:r>
-          </w:p>
-          <w:p>
-            <w:pPr>
-              <w:rPr>
-                <w:rFonts w:ascii="Palatino Linotype" w:hAnsi="Palatino Linotype"/>
-                <w:b/>
-                <w:bCs/>
-                <w:lang w:val="en-US"/>
-              </w:rPr>
-            </w:pPr>
-            <w:r>
-              <w:rPr>
-                <w:rFonts w:ascii="Palatino Linotype" w:hAnsi="Palatino Linotype"/>
-                <w:b/>
-                <w:bCs/>
-                <w:lang w:val="en-US"/>
-              </w:rPr>
-              <w:t>Awaiting evaluation</w:t>
-            </w:r>
-          </w:p>
-        </w:tc>
-      </w:tr>
-      <w:tr>
-        <w:tc>
-          <w:tcPr>
-            <w:tcW w:w="2122" w:type="dxa"/>
-          </w:tcPr>
-          <w:p>
-            <w:pPr>
-              <w:jc w:val="right"/>
-              <w:rPr>
-                <w:rFonts w:ascii="Palatino Linotype" w:hAnsi="Palatino Linotype"/>
-                <w:lang w:val="en-US"/>
-              </w:rPr>
-            </w:pPr>
-            <w:r>
-              <w:rPr>
-                <w:rFonts w:ascii="Palatino Linotype" w:hAnsi="Palatino Linotype"/>
-                <w:lang w:val="en-US"/>
-              </w:rPr>
-              <w:t>2016</w:t>
-            </w:r>
-          </w:p>
-        </w:tc>
-        <w:tc>
-          <w:tcPr>
-            <w:tcW w:w="6894" w:type="dxa"/>
-          </w:tcPr>
-          <w:p>
-            <w:pPr>
-              <w:rPr>
-                <w:rFonts w:ascii="Palatino Linotype" w:hAnsi="Palatino Linotype"/>
-                <w:lang w:val="en-US"/>
-              </w:rPr>
-            </w:pPr>
-            <w:r>
-              <w:rPr>
-                <w:rFonts w:ascii="Palatino Linotype" w:hAnsi="Palatino Linotype"/>
-                <w:lang w:val="en-US"/>
-              </w:rPr>
-              <w:t>Frisch Scholarships for Master students</w:t>
+          </w:p>
+          <w:p>
+            <w:pPr>
+              <w:spacing w:after="160" w:line="259" w:lineRule="auto"/>
+              <w:rPr>
+                <w:rFonts w:ascii="Palatino Linotype" w:hAnsi="Palatino Linotype"/>
+                <w:lang w:val="en-US"/>
+              </w:rPr>
+            </w:pPr>
+            <w:r>
+              <w:rPr>
+                <w:rFonts w:ascii="Palatino Linotype" w:hAnsi="Palatino Linotype"/>
+                <w:lang w:val="en-US"/>
+              </w:rPr>
+              <w:t xml:space="preserve">Natural Language Processing, </w:t>
+            </w:r>
+            <w:r>
+              <w:rPr>
+                <w:rFonts w:ascii="Palatino Linotype" w:hAnsi="Palatino Linotype"/>
+                <w:lang w:val="en-US"/>
+              </w:rPr>
+              <w:t>Machine Learning</w:t>
+            </w:r>
+            <w:r>
+              <w:rPr>
+                <w:rFonts w:ascii="Palatino Linotype" w:hAnsi="Palatino Linotype"/>
+                <w:lang w:val="en-US"/>
+              </w:rPr>
+              <w:t xml:space="preserve"> Applications</w:t>
+            </w:r>
+            <w:r>
+              <w:rPr>
+                <w:rFonts w:ascii="Palatino Linotype" w:hAnsi="Palatino Linotype"/>
+                <w:lang w:val="en-US"/>
+              </w:rPr>
+              <w:t xml:space="preserve">, </w:t>
+            </w:r>
+            <w:r>
+              <w:rPr>
+                <w:rFonts w:ascii="Palatino Linotype" w:hAnsi="Palatino Linotype"/>
+                <w:lang w:val="en-US"/>
+              </w:rPr>
+              <w:t>Computational Methods</w:t>
+            </w:r>
+            <w:r>
+              <w:rPr>
+                <w:rFonts w:ascii="Palatino Linotype" w:hAnsi="Palatino Linotype"/>
+                <w:lang w:val="en-US"/>
+              </w:rPr>
+              <w:t xml:space="preserve"> and Estimation. </w:t>
             </w:r>
           </w:p>
         </w:tc>
@@ -2780,1117 +4040,6 @@
     </w:tbl>
     <w:p>
       <w:pPr>
-        <w:pBdr>
-          <w:bottom w:val="single" w:sz="4" w:space="1" w:color="auto"/>
-        </w:pBdr>
-        <w:rPr>
-          <w:rFonts w:ascii="Palatino Linotype" w:hAnsi="Palatino Linotype"/>
-          <w:b/>
-          <w:bCs/>
-          <w:lang w:val="en-US"/>
-        </w:rPr>
-      </w:pPr>
-    </w:p>
-    <w:p>
-      <w:pPr>
-        <w:pBdr>
-          <w:bottom w:val="single" w:sz="4" w:space="1" w:color="auto"/>
-        </w:pBdr>
-        <w:rPr>
-          <w:rFonts w:ascii="Palatino Linotype" w:hAnsi="Palatino Linotype"/>
-          <w:b/>
-          <w:bCs/>
-          <w:lang w:val="en-US"/>
-        </w:rPr>
-      </w:pPr>
-      <w:r>
-        <w:rPr>
-          <w:rFonts w:ascii="Palatino Linotype" w:hAnsi="Palatino Linotype"/>
-          <w:b/>
-          <w:bCs/>
-          <w:lang w:val="en-US"/>
-        </w:rPr>
-        <w:t>Presentations</w:t>
-      </w:r>
-      <w:r>
-        <w:rPr>
-          <w:rFonts w:ascii="Palatino Linotype" w:hAnsi="Palatino Linotype"/>
-          <w:b/>
-          <w:bCs/>
-          <w:lang w:val="en-US"/>
-        </w:rPr>
-        <w:t xml:space="preserve"> (including future presentations)</w:t>
-      </w:r>
-    </w:p>
-    <w:tbl>
-      <w:tblPr>
-        <w:tblStyle w:val="TableGrid"/>
-        <w:tblW w:w="0" w:type="auto"/>
-        <w:tblBorders>
-          <w:top w:val="none" w:sz="0" w:space="0" w:color="auto"/>
-          <w:left w:val="none" w:sz="0" w:space="0" w:color="auto"/>
-          <w:bottom w:val="none" w:sz="0" w:space="0" w:color="auto"/>
-          <w:right w:val="none" w:sz="0" w:space="0" w:color="auto"/>
-          <w:insideH w:val="none" w:sz="0" w:space="0" w:color="auto"/>
-          <w:insideV w:val="none" w:sz="0" w:space="0" w:color="auto"/>
-        </w:tblBorders>
-        <w:tblLook w:val="04A0" w:firstRow="1" w:lastRow="0" w:firstColumn="1" w:lastColumn="0" w:noHBand="0" w:noVBand="1"/>
-      </w:tblPr>
-      <w:tblGrid>
-        <w:gridCol w:w="851"/>
-        <w:gridCol w:w="8165"/>
-      </w:tblGrid>
-      <w:tr>
-        <w:tc>
-          <w:tcPr>
-            <w:tcW w:w="851" w:type="dxa"/>
-          </w:tcPr>
-          <w:p>
-            <w:pPr>
-              <w:jc w:val="right"/>
-              <w:rPr>
-                <w:rFonts w:ascii="Palatino Linotype" w:hAnsi="Palatino Linotype"/>
-                <w:lang w:val="en-US"/>
-              </w:rPr>
-            </w:pPr>
-            <w:r>
-              <w:rPr>
-                <w:rFonts w:ascii="Palatino Linotype" w:hAnsi="Palatino Linotype"/>
-                <w:lang w:val="en-US"/>
-              </w:rPr>
-              <w:t>2026</w:t>
-            </w:r>
-          </w:p>
-        </w:tc>
-        <w:tc>
-          <w:tcPr>
-            <w:tcW w:w="8165" w:type="dxa"/>
-          </w:tcPr>
-          <w:p>
-            <w:pPr>
-              <w:pStyle w:val="ListParagraph"/>
-              <w:numPr>
-                <w:ilvl w:val="0"/>
-                <w:numId w:val="2"/>
-              </w:numPr>
-              <w:rPr>
-                <w:rFonts w:ascii="Palatino Linotype" w:hAnsi="Palatino Linotype"/>
-                <w:lang w:val="en-US"/>
-              </w:rPr>
-            </w:pPr>
-            <w:r>
-              <w:rPr>
-                <w:rFonts w:ascii="Palatino Linotype" w:hAnsi="Palatino Linotype"/>
-                <w:lang w:val="en-US"/>
-              </w:rPr>
-              <w:t>Norwegian School of Economics, Department of Economics brown bag seminar (</w:t>
-            </w:r>
-            <w:r>
-              <w:rPr>
-                <w:rFonts w:ascii="Palatino Linotype" w:hAnsi="Palatino Linotype"/>
-                <w:lang w:val="en-US"/>
-              </w:rPr>
-              <w:t xml:space="preserve">October </w:t>
-            </w:r>
-            <w:r>
-              <w:rPr>
-                <w:rFonts w:ascii="Palatino Linotype" w:hAnsi="Palatino Linotype"/>
-                <w:lang w:val="en-US"/>
-              </w:rPr>
-              <w:t>25)</w:t>
-            </w:r>
-          </w:p>
-          <w:p>
-            <w:pPr>
-              <w:pStyle w:val="ListParagraph"/>
-              <w:numPr>
-                <w:ilvl w:val="0"/>
-                <w:numId w:val="2"/>
-              </w:numPr>
-              <w:rPr>
-                <w:rFonts w:ascii="Palatino Linotype" w:hAnsi="Palatino Linotype"/>
-                <w:lang w:val="en-US"/>
-              </w:rPr>
-            </w:pPr>
-            <w:r>
-              <w:rPr>
-                <w:rFonts w:ascii="Palatino Linotype" w:hAnsi="Palatino Linotype"/>
-                <w:lang w:val="en-US"/>
-              </w:rPr>
-              <w:t>University of Bergen, department seminar (</w:t>
-            </w:r>
-            <w:r>
-              <w:rPr>
-                <w:rFonts w:ascii="Palatino Linotype" w:hAnsi="Palatino Linotype"/>
-                <w:lang w:val="en-US"/>
-              </w:rPr>
-              <w:t xml:space="preserve">October </w:t>
-            </w:r>
-            <w:r>
-              <w:rPr>
-                <w:rFonts w:ascii="Palatino Linotype" w:hAnsi="Palatino Linotype"/>
-                <w:lang w:val="en-US"/>
-              </w:rPr>
-              <w:t>2</w:t>
-            </w:r>
-            <w:r>
-              <w:rPr>
-                <w:rFonts w:ascii="Palatino Linotype" w:hAnsi="Palatino Linotype"/>
-                <w:lang w:val="en-US"/>
-              </w:rPr>
-              <w:t>3</w:t>
-            </w:r>
-            <w:r>
-              <w:rPr>
-                <w:rFonts w:ascii="Palatino Linotype" w:hAnsi="Palatino Linotype"/>
-                <w:lang w:val="en-US"/>
-              </w:rPr>
-              <w:t>, by invitation)</w:t>
-            </w:r>
-          </w:p>
-          <w:p>
-            <w:pPr>
-              <w:pStyle w:val="ListParagraph"/>
-              <w:numPr>
-                <w:ilvl w:val="0"/>
-                <w:numId w:val="2"/>
-              </w:numPr>
-              <w:rPr>
-                <w:rFonts w:ascii="Palatino Linotype" w:hAnsi="Palatino Linotype"/>
-                <w:lang w:val="en-US"/>
-              </w:rPr>
-            </w:pPr>
-            <w:r>
-              <w:rPr>
-                <w:rFonts w:ascii="Palatino Linotype" w:hAnsi="Palatino Linotype"/>
-                <w:lang w:val="en-US"/>
-              </w:rPr>
-              <w:t>Workshop on Human Capital and Education</w:t>
-            </w:r>
-            <w:r>
-              <w:rPr>
-                <w:rFonts w:ascii="Palatino Linotype" w:hAnsi="Palatino Linotype"/>
-                <w:lang w:val="en-US"/>
-              </w:rPr>
-              <w:t xml:space="preserve"> organized by </w:t>
-            </w:r>
-            <w:r>
-              <w:rPr>
-                <w:rFonts w:ascii="Palatino Linotype" w:hAnsi="Palatino Linotype"/>
-                <w:lang w:val="en-US"/>
-              </w:rPr>
-              <w:t>Max Planck Institute for Behavioral Economics</w:t>
-            </w:r>
-            <w:r>
-              <w:rPr>
-                <w:rFonts w:ascii="Palatino Linotype" w:hAnsi="Palatino Linotype"/>
-                <w:lang w:val="en-US"/>
-              </w:rPr>
-              <w:t xml:space="preserve"> and </w:t>
-            </w:r>
-            <w:proofErr w:type="spellStart"/>
-            <w:r>
-              <w:rPr>
-                <w:rFonts w:ascii="Palatino Linotype" w:hAnsi="Palatino Linotype"/>
-                <w:lang w:val="en-US"/>
-              </w:rPr>
-              <w:t>ECONtribute</w:t>
-            </w:r>
-            <w:proofErr w:type="spellEnd"/>
-            <w:r>
-              <w:rPr>
-                <w:rFonts w:ascii="Palatino Linotype" w:hAnsi="Palatino Linotype"/>
-                <w:lang w:val="en-US"/>
-              </w:rPr>
-              <w:t xml:space="preserve"> in Bonn (October 1</w:t>
-            </w:r>
-            <w:r>
-              <w:rPr>
-                <w:rFonts w:ascii="Palatino Linotype" w:hAnsi="Palatino Linotype"/>
-                <w:lang w:val="en-US"/>
-              </w:rPr>
-              <w:t xml:space="preserve"> &amp; </w:t>
-            </w:r>
-            <w:r>
-              <w:rPr>
-                <w:rFonts w:ascii="Palatino Linotype" w:hAnsi="Palatino Linotype"/>
-                <w:lang w:val="en-US"/>
-              </w:rPr>
-              <w:t>2)</w:t>
-            </w:r>
-          </w:p>
-          <w:p>
-            <w:pPr>
-              <w:pStyle w:val="ListParagraph"/>
-              <w:numPr>
-                <w:ilvl w:val="0"/>
-                <w:numId w:val="2"/>
-              </w:numPr>
-              <w:rPr>
-                <w:rFonts w:ascii="Palatino Linotype" w:hAnsi="Palatino Linotype"/>
-                <w:lang w:val="en-US"/>
-              </w:rPr>
-            </w:pPr>
-            <w:r>
-              <w:rPr>
-                <w:rFonts w:ascii="Palatino Linotype" w:hAnsi="Palatino Linotype"/>
-                <w:lang w:val="en-US"/>
-              </w:rPr>
-              <w:t>Norwegian School of Economics, Department of Economics brown bag seminar (September 25)</w:t>
-            </w:r>
-          </w:p>
-          <w:p>
-            <w:pPr>
-              <w:pStyle w:val="ListParagraph"/>
-              <w:numPr>
-                <w:ilvl w:val="0"/>
-                <w:numId w:val="2"/>
-              </w:numPr>
-              <w:rPr>
-                <w:rFonts w:ascii="Palatino Linotype" w:hAnsi="Palatino Linotype"/>
-                <w:lang w:val="en-US"/>
-              </w:rPr>
-            </w:pPr>
-            <w:r>
-              <w:rPr>
-                <w:rFonts w:ascii="Palatino Linotype" w:hAnsi="Palatino Linotype"/>
-                <w:lang w:val="en-US"/>
-              </w:rPr>
-              <w:t>Norwegian School of Economics / FAIR (brown bag seminar</w:t>
-            </w:r>
-            <w:r>
-              <w:rPr>
-                <w:rFonts w:ascii="Palatino Linotype" w:hAnsi="Palatino Linotype"/>
-                <w:lang w:val="en-US"/>
-              </w:rPr>
-              <w:t>)</w:t>
-            </w:r>
-          </w:p>
-        </w:tc>
-      </w:tr>
-      <w:tr>
-        <w:tc>
-          <w:tcPr>
-            <w:tcW w:w="851" w:type="dxa"/>
-          </w:tcPr>
-          <w:p>
-            <w:pPr>
-              <w:jc w:val="right"/>
-              <w:rPr>
-                <w:rFonts w:ascii="Palatino Linotype" w:hAnsi="Palatino Linotype"/>
-                <w:lang w:val="en-US"/>
-              </w:rPr>
-            </w:pPr>
-            <w:r>
-              <w:rPr>
-                <w:rFonts w:ascii="Palatino Linotype" w:hAnsi="Palatino Linotype"/>
-                <w:lang w:val="en-US"/>
-              </w:rPr>
-              <w:t>2025</w:t>
-            </w:r>
-          </w:p>
-        </w:tc>
-        <w:tc>
-          <w:tcPr>
-            <w:tcW w:w="8165" w:type="dxa"/>
-          </w:tcPr>
-          <w:p>
-            <w:pPr>
-              <w:pStyle w:val="ListParagraph"/>
-              <w:numPr>
-                <w:ilvl w:val="0"/>
-                <w:numId w:val="2"/>
-              </w:numPr>
-              <w:rPr>
-                <w:rFonts w:ascii="Palatino Linotype" w:hAnsi="Palatino Linotype"/>
-                <w:lang w:val="en-US"/>
-              </w:rPr>
-            </w:pPr>
-            <w:r>
-              <w:rPr>
-                <w:rFonts w:ascii="Palatino Linotype" w:hAnsi="Palatino Linotype"/>
-                <w:lang w:val="en-US"/>
-              </w:rPr>
-              <w:t>NBER Summer Institute; Children and Families</w:t>
-            </w:r>
-            <w:r>
-              <w:rPr>
-                <w:rFonts w:ascii="Palatino Linotype" w:hAnsi="Palatino Linotype"/>
-                <w:lang w:val="en-US"/>
-              </w:rPr>
-              <w:t xml:space="preserve"> (presented by Jason Cook)</w:t>
-            </w:r>
-          </w:p>
-          <w:p>
-            <w:pPr>
-              <w:pStyle w:val="ListParagraph"/>
-              <w:numPr>
-                <w:ilvl w:val="0"/>
-                <w:numId w:val="2"/>
-              </w:numPr>
-              <w:rPr>
-                <w:rFonts w:ascii="Palatino Linotype" w:hAnsi="Palatino Linotype"/>
-                <w:lang w:val="en-US"/>
-              </w:rPr>
-            </w:pPr>
-            <w:r>
-              <w:rPr>
-                <w:rFonts w:ascii="Palatino Linotype" w:hAnsi="Palatino Linotype"/>
-                <w:lang w:val="en-US"/>
-              </w:rPr>
-              <w:t>Norwegian School of Economics / FAIR (brown bag seminar)</w:t>
-            </w:r>
-          </w:p>
-          <w:p>
-            <w:pPr>
-              <w:pStyle w:val="ListParagraph"/>
-              <w:numPr>
-                <w:ilvl w:val="0"/>
-                <w:numId w:val="2"/>
-              </w:numPr>
-              <w:rPr>
-                <w:rFonts w:ascii="Palatino Linotype" w:hAnsi="Palatino Linotype"/>
-                <w:lang w:val="en-US"/>
-              </w:rPr>
-            </w:pPr>
-            <w:r>
-              <w:rPr>
-                <w:rFonts w:ascii="Palatino Linotype" w:hAnsi="Palatino Linotype"/>
-                <w:lang w:val="en-US"/>
-              </w:rPr>
-              <w:t>Nordic Institute for Studies in Innovation, Research and Education</w:t>
-            </w:r>
-            <w:r>
-              <w:rPr>
-                <w:rFonts w:ascii="Palatino Linotype" w:hAnsi="Palatino Linotype"/>
-                <w:lang w:val="en-US"/>
-              </w:rPr>
-              <w:t xml:space="preserve">/NIFU (by invitation) </w:t>
-            </w:r>
-          </w:p>
-        </w:tc>
-      </w:tr>
-      <w:tr>
-        <w:tc>
-          <w:tcPr>
-            <w:tcW w:w="851" w:type="dxa"/>
-          </w:tcPr>
-          <w:p>
-            <w:pPr>
-              <w:jc w:val="right"/>
-              <w:rPr>
-                <w:rFonts w:ascii="Palatino Linotype" w:hAnsi="Palatino Linotype"/>
-                <w:lang w:val="en-US"/>
-              </w:rPr>
-            </w:pPr>
-            <w:r>
-              <w:rPr>
-                <w:rFonts w:ascii="Palatino Linotype" w:hAnsi="Palatino Linotype"/>
-                <w:lang w:val="en-US"/>
-              </w:rPr>
-              <w:t>2024</w:t>
-            </w:r>
-          </w:p>
-        </w:tc>
-        <w:tc>
-          <w:tcPr>
-            <w:tcW w:w="8165" w:type="dxa"/>
-          </w:tcPr>
-          <w:p>
-            <w:pPr>
-              <w:pStyle w:val="ListParagraph"/>
-              <w:numPr>
-                <w:ilvl w:val="0"/>
-                <w:numId w:val="2"/>
-              </w:numPr>
-              <w:rPr>
-                <w:rFonts w:ascii="Palatino Linotype" w:hAnsi="Palatino Linotype"/>
-                <w:lang w:val="en-US"/>
-              </w:rPr>
-            </w:pPr>
-            <w:r>
-              <w:rPr>
-                <w:rFonts w:ascii="Palatino Linotype" w:hAnsi="Palatino Linotype"/>
-                <w:lang w:val="en-US"/>
-              </w:rPr>
-              <w:t>Bank of Italy; Nontraditional Data, Machine Learning, and Natura</w:t>
-            </w:r>
-            <w:r>
-              <w:rPr>
-                <w:rFonts w:ascii="Palatino Linotype" w:hAnsi="Palatino Linotype"/>
-                <w:lang w:val="en-US"/>
-              </w:rPr>
-              <w:t>l</w:t>
-            </w:r>
-            <w:r>
-              <w:rPr>
-                <w:rFonts w:ascii="Palatino Linotype" w:hAnsi="Palatino Linotype"/>
-                <w:lang w:val="en-US"/>
-              </w:rPr>
-              <w:t xml:space="preserve"> </w:t>
-            </w:r>
-            <w:r>
-              <w:rPr>
-                <w:rFonts w:ascii="Palatino Linotype" w:hAnsi="Palatino Linotype"/>
-                <w:lang w:val="en-US"/>
-              </w:rPr>
-              <w:t>Language Processing for Macroeconomics</w:t>
-            </w:r>
-            <w:r>
-              <w:rPr>
-                <w:rFonts w:ascii="Palatino Linotype" w:hAnsi="Palatino Linotype"/>
-                <w:lang w:val="en-US"/>
-              </w:rPr>
-              <w:t xml:space="preserve"> </w:t>
-            </w:r>
-          </w:p>
-          <w:p>
-            <w:pPr>
-              <w:pStyle w:val="ListParagraph"/>
-              <w:numPr>
-                <w:ilvl w:val="0"/>
-                <w:numId w:val="2"/>
-              </w:numPr>
-              <w:rPr>
-                <w:rFonts w:ascii="Palatino Linotype" w:hAnsi="Palatino Linotype"/>
-                <w:lang w:val="en-US"/>
-              </w:rPr>
-            </w:pPr>
-            <w:r>
-              <w:rPr>
-                <w:rFonts w:ascii="Palatino Linotype" w:hAnsi="Palatino Linotype"/>
-                <w:lang w:val="en-US"/>
-              </w:rPr>
-              <w:t>Norwegian School of Economics / FAIR (brown bag seminar)</w:t>
-            </w:r>
-          </w:p>
-          <w:p>
-            <w:pPr>
-              <w:pStyle w:val="ListParagraph"/>
-              <w:numPr>
-                <w:ilvl w:val="0"/>
-                <w:numId w:val="2"/>
-              </w:numPr>
-              <w:rPr>
-                <w:rFonts w:ascii="Palatino Linotype" w:hAnsi="Palatino Linotype"/>
-                <w:lang w:val="en-US"/>
-              </w:rPr>
-            </w:pPr>
-            <w:r>
-              <w:rPr>
-                <w:rFonts w:ascii="Palatino Linotype" w:hAnsi="Palatino Linotype"/>
-                <w:lang w:val="en-US"/>
-              </w:rPr>
-              <w:t>University of Oslo</w:t>
-            </w:r>
-            <w:r>
-              <w:rPr>
-                <w:rFonts w:ascii="Palatino Linotype" w:hAnsi="Palatino Linotype"/>
-                <w:lang w:val="en-US"/>
-              </w:rPr>
-              <w:t>, Department Seminar</w:t>
-            </w:r>
-            <w:r>
-              <w:rPr>
-                <w:rFonts w:ascii="Palatino Linotype" w:hAnsi="Palatino Linotype"/>
-                <w:lang w:val="en-US"/>
-              </w:rPr>
-              <w:t xml:space="preserve"> </w:t>
-            </w:r>
-          </w:p>
-          <w:p>
-            <w:pPr>
-              <w:pStyle w:val="ListParagraph"/>
-              <w:numPr>
-                <w:ilvl w:val="0"/>
-                <w:numId w:val="2"/>
-              </w:numPr>
-              <w:rPr>
-                <w:rFonts w:ascii="Palatino Linotype" w:hAnsi="Palatino Linotype"/>
-                <w:lang w:val="en-US"/>
-              </w:rPr>
-            </w:pPr>
-            <w:r>
-              <w:rPr>
-                <w:rFonts w:ascii="Palatino Linotype" w:hAnsi="Palatino Linotype"/>
-                <w:lang w:val="en-US"/>
-              </w:rPr>
-              <w:t>University of Oslo; Workshop; The Demand and Supply of Public Education</w:t>
-            </w:r>
-            <w:r>
-              <w:rPr>
-                <w:rFonts w:ascii="Palatino Linotype" w:hAnsi="Palatino Linotype"/>
-                <w:lang w:val="en-US"/>
-              </w:rPr>
-              <w:t xml:space="preserve"> (by invitation)</w:t>
-            </w:r>
-          </w:p>
-        </w:tc>
-      </w:tr>
-      <w:tr>
-        <w:tc>
-          <w:tcPr>
-            <w:tcW w:w="851" w:type="dxa"/>
-          </w:tcPr>
-          <w:p>
-            <w:pPr>
-              <w:jc w:val="right"/>
-              <w:rPr>
-                <w:rFonts w:ascii="Palatino Linotype" w:hAnsi="Palatino Linotype"/>
-                <w:lang w:val="en-US"/>
-              </w:rPr>
-            </w:pPr>
-            <w:r>
-              <w:rPr>
-                <w:rFonts w:ascii="Palatino Linotype" w:hAnsi="Palatino Linotype"/>
-                <w:lang w:val="en-US"/>
-              </w:rPr>
-              <w:t>2023</w:t>
-            </w:r>
-          </w:p>
-        </w:tc>
-        <w:tc>
-          <w:tcPr>
-            <w:tcW w:w="8165" w:type="dxa"/>
-          </w:tcPr>
-          <w:p>
-            <w:pPr>
-              <w:pStyle w:val="ListParagraph"/>
-              <w:numPr>
-                <w:ilvl w:val="0"/>
-                <w:numId w:val="2"/>
-              </w:numPr>
-              <w:rPr>
-                <w:rFonts w:ascii="Palatino Linotype" w:hAnsi="Palatino Linotype"/>
-                <w:lang w:val="en-US"/>
-              </w:rPr>
-            </w:pPr>
-            <w:proofErr w:type="spellStart"/>
-            <w:r>
-              <w:rPr>
-                <w:rFonts w:ascii="Palatino Linotype" w:hAnsi="Palatino Linotype"/>
-                <w:lang w:val="en-US"/>
-              </w:rPr>
-              <w:t>CESifo</w:t>
-            </w:r>
-            <w:proofErr w:type="spellEnd"/>
-            <w:r>
-              <w:rPr>
-                <w:rFonts w:ascii="Palatino Linotype" w:hAnsi="Palatino Linotype"/>
-                <w:lang w:val="en-US"/>
-              </w:rPr>
-              <w:t xml:space="preserve"> / Junior Workshop on the Economics of Education</w:t>
-            </w:r>
-          </w:p>
-        </w:tc>
-      </w:tr>
-      <w:tr>
-        <w:tc>
-          <w:tcPr>
-            <w:tcW w:w="851" w:type="dxa"/>
-          </w:tcPr>
-          <w:p>
-            <w:pPr>
-              <w:jc w:val="right"/>
-              <w:rPr>
-                <w:rFonts w:ascii="Palatino Linotype" w:hAnsi="Palatino Linotype"/>
-                <w:lang w:val="en-US"/>
-              </w:rPr>
-            </w:pPr>
-            <w:r>
-              <w:rPr>
-                <w:rFonts w:ascii="Palatino Linotype" w:hAnsi="Palatino Linotype"/>
-                <w:lang w:val="en-US"/>
-              </w:rPr>
-              <w:t>2023</w:t>
-            </w:r>
-          </w:p>
-        </w:tc>
-        <w:tc>
-          <w:tcPr>
-            <w:tcW w:w="8165" w:type="dxa"/>
-          </w:tcPr>
-          <w:p>
-            <w:pPr>
-              <w:pStyle w:val="ListParagraph"/>
-              <w:numPr>
-                <w:ilvl w:val="0"/>
-                <w:numId w:val="2"/>
-              </w:numPr>
-              <w:rPr>
-                <w:rFonts w:ascii="Palatino Linotype" w:hAnsi="Palatino Linotype"/>
-                <w:lang w:val="en-US"/>
-              </w:rPr>
-            </w:pPr>
-            <w:r>
-              <w:rPr>
-                <w:rFonts w:ascii="Palatino Linotype" w:hAnsi="Palatino Linotype"/>
-                <w:lang w:val="en-US"/>
-              </w:rPr>
-              <w:t>University of Oslo</w:t>
-            </w:r>
-            <w:r>
-              <w:rPr>
-                <w:rFonts w:ascii="Palatino Linotype" w:hAnsi="Palatino Linotype"/>
-                <w:lang w:val="en-US"/>
-              </w:rPr>
-              <w:t>;</w:t>
-            </w:r>
-            <w:r>
-              <w:rPr>
-                <w:rFonts w:ascii="Palatino Linotype" w:hAnsi="Palatino Linotype"/>
-                <w:lang w:val="en-US"/>
-              </w:rPr>
-              <w:t xml:space="preserve"> PhD Workshop</w:t>
-            </w:r>
-            <w:r>
-              <w:rPr>
-                <w:rFonts w:ascii="Palatino Linotype" w:hAnsi="Palatino Linotype"/>
-                <w:lang w:val="en-US"/>
-              </w:rPr>
-              <w:t>;</w:t>
-            </w:r>
-            <w:r>
-              <w:rPr>
-                <w:rFonts w:ascii="Palatino Linotype" w:hAnsi="Palatino Linotype"/>
-                <w:lang w:val="en-US"/>
-              </w:rPr>
-              <w:t xml:space="preserve"> Oslo PhD Initiative in Economic</w:t>
-            </w:r>
-          </w:p>
-        </w:tc>
-      </w:tr>
-      <w:tr>
-        <w:tc>
-          <w:tcPr>
-            <w:tcW w:w="851" w:type="dxa"/>
-          </w:tcPr>
-          <w:p>
-            <w:pPr>
-              <w:jc w:val="right"/>
-              <w:rPr>
-                <w:rFonts w:ascii="Palatino Linotype" w:hAnsi="Palatino Linotype"/>
-                <w:lang w:val="en-US"/>
-              </w:rPr>
-            </w:pPr>
-            <w:r>
-              <w:rPr>
-                <w:rFonts w:ascii="Palatino Linotype" w:hAnsi="Palatino Linotype"/>
-                <w:lang w:val="en-US"/>
-              </w:rPr>
-              <w:t>2022</w:t>
-            </w:r>
-          </w:p>
-        </w:tc>
-        <w:tc>
-          <w:tcPr>
-            <w:tcW w:w="8165" w:type="dxa"/>
-          </w:tcPr>
-          <w:p>
-            <w:pPr>
-              <w:pStyle w:val="ListParagraph"/>
-              <w:numPr>
-                <w:ilvl w:val="0"/>
-                <w:numId w:val="2"/>
-              </w:numPr>
-              <w:rPr>
-                <w:rFonts w:ascii="Palatino Linotype" w:hAnsi="Palatino Linotype"/>
-                <w:lang w:val="en-US"/>
-              </w:rPr>
-            </w:pPr>
-            <w:r>
-              <w:rPr>
-                <w:rFonts w:ascii="Palatino Linotype" w:hAnsi="Palatino Linotype"/>
-                <w:lang w:val="en-US"/>
-              </w:rPr>
-              <w:t>University of Oslo; Workshop; The Demand and Supply of Public Education</w:t>
-            </w:r>
-            <w:r>
-              <w:rPr>
-                <w:rFonts w:ascii="Palatino Linotype" w:hAnsi="Palatino Linotype"/>
-                <w:lang w:val="en-US"/>
-              </w:rPr>
-              <w:t xml:space="preserve"> (by invitation)</w:t>
-            </w:r>
-          </w:p>
-        </w:tc>
-      </w:tr>
-      <w:tr>
-        <w:tc>
-          <w:tcPr>
-            <w:tcW w:w="851" w:type="dxa"/>
-          </w:tcPr>
-          <w:p>
-            <w:pPr>
-              <w:jc w:val="right"/>
-              <w:rPr>
-                <w:rFonts w:ascii="Palatino Linotype" w:hAnsi="Palatino Linotype"/>
-                <w:lang w:val="en-US"/>
-              </w:rPr>
-            </w:pPr>
-            <w:r>
-              <w:rPr>
-                <w:rFonts w:ascii="Palatino Linotype" w:hAnsi="Palatino Linotype"/>
-                <w:lang w:val="en-US"/>
-              </w:rPr>
-              <w:t>202</w:t>
-            </w:r>
-            <w:r>
-              <w:rPr>
-                <w:rFonts w:ascii="Palatino Linotype" w:hAnsi="Palatino Linotype"/>
-                <w:lang w:val="en-US"/>
-              </w:rPr>
-              <w:t>2</w:t>
-            </w:r>
-          </w:p>
-        </w:tc>
-        <w:tc>
-          <w:tcPr>
-            <w:tcW w:w="8165" w:type="dxa"/>
-          </w:tcPr>
-          <w:p>
-            <w:pPr>
-              <w:pStyle w:val="ListParagraph"/>
-              <w:numPr>
-                <w:ilvl w:val="0"/>
-                <w:numId w:val="2"/>
-              </w:numPr>
-              <w:rPr>
-                <w:rFonts w:ascii="Palatino Linotype" w:hAnsi="Palatino Linotype"/>
-                <w:lang w:val="en-US"/>
-              </w:rPr>
-            </w:pPr>
-            <w:r>
-              <w:rPr>
-                <w:rFonts w:ascii="Palatino Linotype" w:hAnsi="Palatino Linotype"/>
-                <w:lang w:val="en-US"/>
-              </w:rPr>
-              <w:t>University of Oslo; PhD Workshop; Oslo PhD Initiative in Economic</w:t>
-            </w:r>
-          </w:p>
-        </w:tc>
-      </w:tr>
-      <w:tr>
-        <w:tc>
-          <w:tcPr>
-            <w:tcW w:w="851" w:type="dxa"/>
-          </w:tcPr>
-          <w:p>
-            <w:pPr>
-              <w:jc w:val="right"/>
-              <w:rPr>
-                <w:rFonts w:ascii="Palatino Linotype" w:hAnsi="Palatino Linotype"/>
-                <w:lang w:val="en-US"/>
-              </w:rPr>
-            </w:pPr>
-            <w:r>
-              <w:rPr>
-                <w:rFonts w:ascii="Palatino Linotype" w:hAnsi="Palatino Linotype"/>
-                <w:lang w:val="en-US"/>
-              </w:rPr>
-              <w:t>2022</w:t>
-            </w:r>
-          </w:p>
-        </w:tc>
-        <w:tc>
-          <w:tcPr>
-            <w:tcW w:w="8165" w:type="dxa"/>
-          </w:tcPr>
-          <w:p>
-            <w:pPr>
-              <w:pStyle w:val="ListParagraph"/>
-              <w:numPr>
-                <w:ilvl w:val="0"/>
-                <w:numId w:val="2"/>
-              </w:numPr>
-              <w:rPr>
-                <w:rFonts w:ascii="Palatino Linotype" w:hAnsi="Palatino Linotype"/>
-                <w:lang w:val="en-US"/>
-              </w:rPr>
-            </w:pPr>
-            <w:r>
-              <w:rPr>
-                <w:rFonts w:ascii="Palatino Linotype" w:hAnsi="Palatino Linotype"/>
-                <w:lang w:val="en-US"/>
-              </w:rPr>
-              <w:t>Lund University; PhD Workshop in the Economics of Education</w:t>
-            </w:r>
-          </w:p>
-        </w:tc>
-      </w:tr>
-      <w:tr>
-        <w:trPr>
-          <w:trHeight w:val="70"/>
-        </w:trPr>
-        <w:tc>
-          <w:tcPr>
-            <w:tcW w:w="851" w:type="dxa"/>
-          </w:tcPr>
-          <w:p>
-            <w:pPr>
-              <w:jc w:val="right"/>
-              <w:rPr>
-                <w:rFonts w:ascii="Palatino Linotype" w:hAnsi="Palatino Linotype"/>
-                <w:lang w:val="en-US"/>
-              </w:rPr>
-            </w:pPr>
-            <w:r>
-              <w:rPr>
-                <w:rFonts w:ascii="Palatino Linotype" w:hAnsi="Palatino Linotype"/>
-                <w:lang w:val="en-US"/>
-              </w:rPr>
-              <w:t>2019</w:t>
-            </w:r>
-          </w:p>
-        </w:tc>
-        <w:tc>
-          <w:tcPr>
-            <w:tcW w:w="8165" w:type="dxa"/>
-          </w:tcPr>
-          <w:p>
-            <w:pPr>
-              <w:pStyle w:val="ListParagraph"/>
-              <w:numPr>
-                <w:ilvl w:val="0"/>
-                <w:numId w:val="2"/>
-              </w:numPr>
-              <w:rPr>
-                <w:rFonts w:ascii="Palatino Linotype" w:hAnsi="Palatino Linotype"/>
-                <w:lang w:val="en-US"/>
-              </w:rPr>
-            </w:pPr>
-            <w:r>
-              <w:rPr>
-                <w:rFonts w:ascii="Palatino Linotype" w:hAnsi="Palatino Linotype"/>
-                <w:lang w:val="en-US"/>
-              </w:rPr>
-              <w:t>University of Stavanger, PhD Workshop on Economics of Education</w:t>
-            </w:r>
-          </w:p>
-        </w:tc>
-      </w:tr>
-    </w:tbl>
-    <w:p>
-      <w:pPr>
-        <w:rPr>
-          <w:rFonts w:ascii="Palatino Linotype" w:hAnsi="Palatino Linotype"/>
-          <w:b/>
-          <w:bCs/>
-          <w:lang w:val="en-US"/>
-        </w:rPr>
-      </w:pPr>
-    </w:p>
-    <w:p>
-      <w:pPr>
-        <w:rPr>
-          <w:rFonts w:ascii="Palatino Linotype" w:hAnsi="Palatino Linotype"/>
-          <w:b/>
-          <w:bCs/>
-          <w:lang w:val="en-US"/>
-        </w:rPr>
-      </w:pPr>
-      <w:r>
-        <w:rPr>
-          <w:rFonts w:ascii="Palatino Linotype" w:hAnsi="Palatino Linotype"/>
-          <w:b/>
-          <w:bCs/>
-          <w:lang w:val="en-US"/>
-        </w:rPr>
-        <w:br w:type="page"/>
-      </w:r>
-    </w:p>
-    <w:p>
-      <w:pPr>
-        <w:pBdr>
-          <w:bottom w:val="single" w:sz="4" w:space="1" w:color="auto"/>
-        </w:pBdr>
-        <w:rPr>
-          <w:rFonts w:ascii="Palatino Linotype" w:hAnsi="Palatino Linotype"/>
-          <w:b/>
-          <w:bCs/>
-          <w:lang w:val="en-US"/>
-        </w:rPr>
-      </w:pPr>
-      <w:r>
-        <w:rPr>
-          <w:rFonts w:ascii="Palatino Linotype" w:hAnsi="Palatino Linotype"/>
-          <w:b/>
-          <w:bCs/>
-          <w:lang w:val="en-US"/>
-        </w:rPr>
-        <w:lastRenderedPageBreak/>
-        <w:t>Other</w:t>
-      </w:r>
-      <w:r>
-        <w:rPr>
-          <w:rFonts w:ascii="Palatino Linotype" w:hAnsi="Palatino Linotype"/>
-          <w:b/>
-          <w:bCs/>
-          <w:lang w:val="en-US"/>
-        </w:rPr>
-        <w:t xml:space="preserve"> Skills</w:t>
-      </w:r>
-    </w:p>
-    <w:tbl>
-      <w:tblPr>
-        <w:tblStyle w:val="TableGrid"/>
-        <w:tblW w:w="0" w:type="auto"/>
-        <w:tblBorders>
-          <w:top w:val="none" w:sz="0" w:space="0" w:color="auto"/>
-          <w:left w:val="none" w:sz="0" w:space="0" w:color="auto"/>
-          <w:bottom w:val="none" w:sz="0" w:space="0" w:color="auto"/>
-          <w:right w:val="none" w:sz="0" w:space="0" w:color="auto"/>
-          <w:insideH w:val="none" w:sz="0" w:space="0" w:color="auto"/>
-          <w:insideV w:val="none" w:sz="0" w:space="0" w:color="auto"/>
-        </w:tblBorders>
-        <w:tblLook w:val="04A0" w:firstRow="1" w:lastRow="0" w:firstColumn="1" w:lastColumn="0" w:noHBand="0" w:noVBand="1"/>
-      </w:tblPr>
-      <w:tblGrid>
-        <w:gridCol w:w="2122"/>
-        <w:gridCol w:w="6894"/>
-      </w:tblGrid>
-      <w:tr>
-        <w:tc>
-          <w:tcPr>
-            <w:tcW w:w="2122" w:type="dxa"/>
-          </w:tcPr>
-          <w:p>
-            <w:pPr>
-              <w:spacing w:after="160" w:line="259" w:lineRule="auto"/>
-              <w:rPr>
-                <w:rFonts w:ascii="Palatino Linotype" w:hAnsi="Palatino Linotype"/>
-                <w:lang w:val="en-US"/>
-              </w:rPr>
-            </w:pPr>
-            <w:r>
-              <w:rPr>
-                <w:rFonts w:ascii="Palatino Linotype" w:hAnsi="Palatino Linotype"/>
-                <w:lang w:val="en-US"/>
-              </w:rPr>
-              <w:t>Software</w:t>
-            </w:r>
-          </w:p>
-          <w:p>
-            <w:pPr>
-              <w:spacing w:after="160" w:line="259" w:lineRule="auto"/>
-              <w:rPr>
-                <w:rFonts w:ascii="Palatino Linotype" w:hAnsi="Palatino Linotype"/>
-                <w:lang w:val="en-US"/>
-              </w:rPr>
-            </w:pPr>
-            <w:r>
-              <w:rPr>
-                <w:rFonts w:ascii="Palatino Linotype" w:hAnsi="Palatino Linotype"/>
-                <w:lang w:val="en-US"/>
-              </w:rPr>
-              <w:t>Technical Skills</w:t>
-            </w:r>
-          </w:p>
-        </w:tc>
-        <w:tc>
-          <w:tcPr>
-            <w:tcW w:w="6894" w:type="dxa"/>
-          </w:tcPr>
-          <w:p>
-            <w:pPr>
-              <w:spacing w:after="160" w:line="259" w:lineRule="auto"/>
-              <w:rPr>
-                <w:rFonts w:ascii="Palatino Linotype" w:hAnsi="Palatino Linotype"/>
-                <w:lang w:val="sv-SE"/>
-              </w:rPr>
-            </w:pPr>
-            <w:r>
-              <w:rPr>
-                <w:rFonts w:ascii="Palatino Linotype" w:hAnsi="Palatino Linotype"/>
-                <w:lang w:val="sv-SE"/>
-              </w:rPr>
-              <w:t xml:space="preserve">Stata, R, </w:t>
-            </w:r>
-            <w:r>
-              <w:rPr>
-                <w:rFonts w:ascii="Palatino Linotype" w:hAnsi="Palatino Linotype"/>
-                <w:lang w:val="sv-SE"/>
-              </w:rPr>
-              <w:t xml:space="preserve">Python, </w:t>
-            </w:r>
-            <w:r>
-              <w:rPr>
-                <w:rFonts w:ascii="Palatino Linotype" w:hAnsi="Palatino Linotype"/>
-                <w:lang w:val="sv-SE"/>
-              </w:rPr>
-              <w:t>Latex</w:t>
-            </w:r>
-            <w:r>
-              <w:rPr>
-                <w:rFonts w:ascii="Palatino Linotype" w:hAnsi="Palatino Linotype"/>
-                <w:lang w:val="sv-SE"/>
-              </w:rPr>
-              <w:t>, G</w:t>
-            </w:r>
-            <w:r>
-              <w:rPr>
-                <w:rFonts w:ascii="Palatino Linotype" w:hAnsi="Palatino Linotype"/>
-                <w:lang w:val="sv-SE"/>
-              </w:rPr>
-              <w:t>it, Linux/Bash</w:t>
-            </w:r>
-          </w:p>
-          <w:p>
-            <w:pPr>
-              <w:spacing w:after="160" w:line="259" w:lineRule="auto"/>
-              <w:rPr>
-                <w:rFonts w:ascii="Palatino Linotype" w:hAnsi="Palatino Linotype"/>
-                <w:lang w:val="en-US"/>
-              </w:rPr>
-            </w:pPr>
-            <w:r>
-              <w:rPr>
-                <w:rFonts w:ascii="Palatino Linotype" w:hAnsi="Palatino Linotype"/>
-                <w:lang w:val="en-US"/>
-              </w:rPr>
-              <w:t xml:space="preserve">Natural Language Processing, </w:t>
-            </w:r>
-            <w:r>
-              <w:rPr>
-                <w:rFonts w:ascii="Palatino Linotype" w:hAnsi="Palatino Linotype"/>
-                <w:lang w:val="en-US"/>
-              </w:rPr>
-              <w:t>Machine Learning</w:t>
-            </w:r>
-            <w:r>
-              <w:rPr>
-                <w:rFonts w:ascii="Palatino Linotype" w:hAnsi="Palatino Linotype"/>
-                <w:lang w:val="en-US"/>
-              </w:rPr>
-              <w:t xml:space="preserve"> Applications</w:t>
-            </w:r>
-            <w:r>
-              <w:rPr>
-                <w:rFonts w:ascii="Palatino Linotype" w:hAnsi="Palatino Linotype"/>
-                <w:lang w:val="en-US"/>
-              </w:rPr>
-              <w:t xml:space="preserve">, </w:t>
-            </w:r>
-            <w:r>
-              <w:rPr>
-                <w:rFonts w:ascii="Palatino Linotype" w:hAnsi="Palatino Linotype"/>
-                <w:lang w:val="en-US"/>
-              </w:rPr>
-              <w:t>Computational Methods</w:t>
-            </w:r>
-            <w:r>
-              <w:rPr>
-                <w:rFonts w:ascii="Palatino Linotype" w:hAnsi="Palatino Linotype"/>
-                <w:lang w:val="en-US"/>
-              </w:rPr>
-              <w:t xml:space="preserve"> and Estimation. </w:t>
-            </w:r>
-          </w:p>
-        </w:tc>
-      </w:tr>
-    </w:tbl>
-    <w:p>
-      <w:pPr>
         <w:rPr>
           <w:rFonts w:ascii="Palatino Linotype" w:hAnsi="Palatino Linotype"/>
           <w:b/>
@@ -3928,7 +4077,7 @@
           <w:lang w:val="en-US"/>
         </w:rPr>
       </w:pPr>
-      <w:hyperlink r:id="rId10" w:history="1">
+      <w:hyperlink r:id="rId11" w:history="1">
         <w:proofErr w:type="spellStart"/>
         <w:r>
           <w:rPr>
@@ -3957,7 +4106,7 @@
           <w:lang w:val="en-US"/>
         </w:rPr>
       </w:pPr>
-      <w:hyperlink r:id="rId11" w:history="1">
+      <w:hyperlink r:id="rId12" w:history="1">
         <w:proofErr w:type="spellStart"/>
         <w:r>
           <w:rPr>
@@ -3978,35 +4127,6 @@
         </w:rPr>
         <w:t>: Stata package for producing clean, publication-ready LaTeX tables from Stata output</w:t>
       </w:r>
-      <w:r>
-        <w:rPr>
-          <w:rFonts w:ascii="Palatino Linotype" w:hAnsi="Palatino Linotype"/>
-          <w:lang w:val="en-US"/>
-        </w:rPr>
-        <w:br/>
-        <w:t>(</w:t>
-      </w:r>
-      <w:r>
-        <w:rPr>
-          <w:rFonts w:ascii="Palatino Linotype" w:hAnsi="Palatino Linotype"/>
-          <w:lang w:val="en-US"/>
-        </w:rPr>
-        <w:t>Unfinished</w:t>
-      </w:r>
-      <w:r>
-        <w:rPr>
-          <w:rFonts w:ascii="Palatino Linotype" w:hAnsi="Palatino Linotype"/>
-          <w:lang w:val="en-US"/>
-        </w:rPr>
-        <w:t>)</w:t>
-      </w:r>
-      <w:r>
-        <w:rPr>
-          <w:rFonts w:ascii="Palatino Linotype" w:hAnsi="Palatino Linotype"/>
-          <w:lang w:val="en-US"/>
-        </w:rPr>
-        <w:t>.</w:t>
-      </w:r>
     </w:p>
     <w:p>
       <w:pPr>
@@ -4086,7 +4206,7 @@
           <w:lang w:val="en-US"/>
         </w:rPr>
       </w:pPr>
-      <w:hyperlink r:id="rId12" w:history="1">
+      <w:hyperlink r:id="rId13" w:history="1">
         <w:r>
           <w:rPr>
             <w:rStyle w:val="Hyperlink"/>
@@ -4124,18 +4244,36 @@
           <w:rFonts w:ascii="Palatino Linotype" w:hAnsi="Palatino Linotype"/>
           <w:b/>
           <w:bCs/>
-          <w:lang w:val="en-US"/>
-        </w:rPr>
-      </w:pPr>
-      <w:r>
-        <w:rPr>
-          <w:rFonts w:ascii="Palatino Linotype" w:hAnsi="Palatino Linotype"/>
-          <w:b/>
-          <w:bCs/>
-          <w:lang w:val="en-US"/>
-        </w:rPr>
-        <w:t>Other experiences</w:t>
-      </w:r>
+        </w:rPr>
+      </w:pPr>
+      <w:proofErr w:type="spellStart"/>
+      <w:r>
+        <w:rPr>
+          <w:rFonts w:ascii="Palatino Linotype" w:hAnsi="Palatino Linotype"/>
+          <w:b/>
+          <w:bCs/>
+        </w:rPr>
+        <w:t>Other</w:t>
+      </w:r>
+      <w:proofErr w:type="spellEnd"/>
+      <w:r>
+        <w:rPr>
+          <w:rFonts w:ascii="Palatino Linotype" w:hAnsi="Palatino Linotype"/>
+          <w:b/>
+          <w:bCs/>
+        </w:rPr>
+        <w:t xml:space="preserve"> Professional </w:t>
+      </w:r>
+      <w:proofErr w:type="spellStart"/>
+      <w:r>
+        <w:rPr>
+          <w:rFonts w:ascii="Palatino Linotype" w:hAnsi="Palatino Linotype"/>
+          <w:b/>
+          <w:bCs/>
+        </w:rPr>
+        <w:t>Experience</w:t>
+      </w:r>
+      <w:proofErr w:type="spellEnd"/>
     </w:p>
     <w:tbl>
       <w:tblPr>
@@ -4300,7 +4438,84 @@
                 <w:rFonts w:ascii="Palatino Linotype" w:hAnsi="Palatino Linotype"/>
                 <w:lang w:val="en-US"/>
               </w:rPr>
+              <w:t>, representing the Norwegian Ministry of Finance</w:t>
+            </w:r>
+            <w:r>
+              <w:rPr>
+                <w:rFonts w:ascii="Palatino Linotype" w:hAnsi="Palatino Linotype"/>
+                <w:lang w:val="en-US"/>
+              </w:rPr>
               <w:t>.</w:t>
+            </w:r>
+            <w:r>
+              <w:rPr>
+                <w:rFonts w:ascii="Palatino Linotype" w:hAnsi="Palatino Linotype"/>
+                <w:lang w:val="en-US"/>
+              </w:rPr>
+              <w:t xml:space="preserve"> </w:t>
+            </w:r>
+          </w:p>
+        </w:tc>
+      </w:tr>
+      <w:tr>
+        <w:tc>
+          <w:tcPr>
+            <w:tcW w:w="1418" w:type="dxa"/>
+          </w:tcPr>
+          <w:p>
+            <w:pPr>
+              <w:jc w:val="right"/>
+              <w:rPr>
+                <w:rFonts w:ascii="Palatino Linotype" w:hAnsi="Palatino Linotype"/>
+                <w:b/>
+                <w:bCs/>
+                <w:lang w:val="en-US"/>
+              </w:rPr>
+            </w:pPr>
+            <w:r>
+              <w:rPr>
+                <w:rFonts w:ascii="Palatino Linotype" w:hAnsi="Palatino Linotype"/>
+                <w:b/>
+                <w:bCs/>
+                <w:lang w:val="en-US"/>
+              </w:rPr>
+              <w:t>2016</w:t>
+            </w:r>
+          </w:p>
+        </w:tc>
+        <w:tc>
+          <w:tcPr>
+            <w:tcW w:w="7598" w:type="dxa"/>
+          </w:tcPr>
+          <w:p>
+            <w:pPr>
+              <w:rPr>
+                <w:rFonts w:ascii="Palatino Linotype" w:hAnsi="Palatino Linotype"/>
+                <w:lang w:val="en-US"/>
+              </w:rPr>
+            </w:pPr>
+            <w:r>
+              <w:rPr>
+                <w:rFonts w:ascii="Palatino Linotype" w:hAnsi="Palatino Linotype"/>
+                <w:lang w:val="en-US"/>
+              </w:rPr>
+              <w:t xml:space="preserve">Research Assistant on the </w:t>
+            </w:r>
+            <w:r>
+              <w:rPr>
+                <w:rFonts w:ascii="Palatino Linotype" w:hAnsi="Palatino Linotype"/>
+                <w:i/>
+                <w:iCs/>
+                <w:lang w:val="en-US"/>
+              </w:rPr>
+              <w:t>Nordic Welfare Developments</w:t>
+            </w:r>
+            <w:r>
+              <w:rPr>
+                <w:rFonts w:ascii="Palatino Linotype" w:hAnsi="Palatino Linotype"/>
+                <w:lang w:val="en-US"/>
+              </w:rPr>
+              <w:t xml:space="preserve"> project at the University of Oslo, led by Kalle Moene and Jo Thori Lind.</w:t>
             </w:r>
           </w:p>
         </w:tc>
@@ -4339,6 +4554,15 @@
           <w:lang w:val="en-US"/>
         </w:rPr>
         <w:t>Referee</w:t>
+      </w:r>
+      <w:r>
+        <w:rPr>
+          <w:rFonts w:ascii="Palatino Linotype" w:hAnsi="Palatino Linotype"/>
+          <w:b/>
+          <w:bCs/>
+          <w:lang w:val="en-US"/>
+        </w:rPr>
+        <w:t xml:space="preserve"> Service</w:t>
       </w:r>
     </w:p>
     <w:p>
@@ -5039,7 +5263,6 @@
   <w:style w:type="character" w:default="1" w:styleId="DefaultParagraphFont">
     <w:name w:val="Default Paragraph Font"/>
     <w:uiPriority w:val="1"/>
-    <w:semiHidden/>
     <w:unhideWhenUsed/>
   </w:style>
   <w:style w:type="table" w:default="1" w:styleId="TableNormal">

--- a/files/CV_Adam_Reiremo.docx
+++ b/files/CV_Adam_Reiremo.docx
@@ -599,22 +599,18 @@
                 <w:rFonts w:ascii="Palatino Linotype" w:hAnsi="Palatino Linotype"/>
                 <w:lang w:val="en-US"/>
               </w:rPr>
-              <w:t xml:space="preserve">Research Affiliate, Rockwool </w:t>
-            </w:r>
-            <w:r>
-              <w:rPr>
-                <w:rFonts w:ascii="Palatino Linotype" w:hAnsi="Palatino Linotype"/>
-                <w:lang w:val="en-US"/>
-              </w:rPr>
-              <w:t xml:space="preserve">Foundation </w:t>
-            </w:r>
-            <w:r>
-              <w:rPr>
-                <w:rFonts w:ascii="Palatino Linotype" w:hAnsi="Palatino Linotype"/>
-                <w:lang w:val="en-US"/>
-              </w:rPr>
-              <w:t>Berlin</w:t>
-            </w:r>
+              <w:t xml:space="preserve">Research Affiliate, </w:t>
+            </w:r>
+            <w:hyperlink r:id="rId7" w:history="1">
+              <w:r>
+                <w:rPr>
+                  <w:rStyle w:val="Hyperlink"/>
+                  <w:rFonts w:ascii="Palatino Linotype" w:hAnsi="Palatino Linotype"/>
+                  <w:lang w:val="en-US"/>
+                </w:rPr>
+                <w:t>Rockwool Foundation Berlin</w:t>
+              </w:r>
+            </w:hyperlink>
           </w:p>
         </w:tc>
       </w:tr>
@@ -642,7 +638,7 @@
                 <w:rFonts w:ascii="Palatino Linotype" w:hAnsi="Palatino Linotype"/>
                 <w:lang w:val="en-US"/>
               </w:rPr>
-              <w:t>2024 - Present</w:t>
+              <w:t>2024 -</w:t>
             </w:r>
           </w:p>
         </w:tc>
@@ -668,9 +664,74 @@
                 <w:rFonts w:ascii="Palatino Linotype" w:hAnsi="Palatino Linotype"/>
                 <w:lang w:val="en-US"/>
               </w:rPr>
+              <w:t xml:space="preserve">Researcher, </w:t>
+            </w:r>
+            <w:hyperlink r:id="rId8" w:history="1">
+              <w:r>
+                <w:rPr>
+                  <w:rStyle w:val="Hyperlink"/>
+                  <w:rFonts w:ascii="Palatino Linotype" w:hAnsi="Palatino Linotype"/>
+                  <w:lang w:val="en-US"/>
+                </w:rPr>
+                <w:t>FAIR Centre of Excellence</w:t>
+              </w:r>
+            </w:hyperlink>
+          </w:p>
+        </w:tc>
+      </w:tr>
+      <w:tr>
+        <w:tc>
+          <w:tcPr>
+            <w:tcW w:w="3256" w:type="dxa"/>
+            <w:tcBorders>
+              <w:top w:val="nil"/>
+              <w:left w:val="nil"/>
+              <w:bottom w:val="nil"/>
+              <w:right w:val="nil"/>
+            </w:tcBorders>
+          </w:tcPr>
+          <w:p>
+            <w:pPr>
+              <w:jc w:val="right"/>
+              <w:rPr>
+                <w:rFonts w:ascii="Palatino Linotype" w:hAnsi="Palatino Linotype"/>
+                <w:lang w:val="en-US"/>
+              </w:rPr>
+            </w:pPr>
+            <w:r>
+              <w:rPr>
+                <w:rFonts w:ascii="Palatino Linotype" w:hAnsi="Palatino Linotype"/>
+                <w:lang w:val="en-US"/>
+              </w:rPr>
+              <w:t>2024 - Present</w:t>
+            </w:r>
+          </w:p>
+        </w:tc>
+        <w:tc>
+          <w:tcPr>
+            <w:tcW w:w="5760" w:type="dxa"/>
+            <w:tcBorders>
+              <w:top w:val="nil"/>
+              <w:left w:val="nil"/>
+              <w:bottom w:val="nil"/>
+              <w:right w:val="nil"/>
+            </w:tcBorders>
+          </w:tcPr>
+          <w:p>
+            <w:pPr>
+              <w:rPr>
+                <w:rFonts w:ascii="Palatino Linotype" w:hAnsi="Palatino Linotype"/>
+                <w:lang w:val="en-US"/>
+              </w:rPr>
+            </w:pPr>
+            <w:r>
+              <w:rPr>
+                <w:rFonts w:ascii="Palatino Linotype" w:hAnsi="Palatino Linotype"/>
+                <w:lang w:val="en-US"/>
+              </w:rPr>
               <w:t xml:space="preserve">Country expert for Norway, Online Job Advertisements (OJA), </w:t>
             </w:r>
-            <w:hyperlink r:id="rId7" w:history="1">
+            <w:hyperlink r:id="rId9" w:history="1">
               <w:r>
                 <w:rPr>
                   <w:rStyle w:val="Hyperlink"/>
@@ -782,14 +843,21 @@
                 <w:rFonts w:ascii="Palatino Linotype" w:hAnsi="Palatino Linotype"/>
                 <w:lang w:val="en-US"/>
               </w:rPr>
-              <w:t>D</w:t>
-            </w:r>
-            <w:r>
-              <w:rPr>
-                <w:rFonts w:ascii="Palatino Linotype" w:hAnsi="Palatino Linotype"/>
-                <w:lang w:val="en-US"/>
-              </w:rPr>
-              <w:t>efended in 2025</w:t>
+              <w:t xml:space="preserve">(defense </w:t>
+            </w:r>
+            <w:r>
+              <w:rPr>
+                <w:rFonts w:ascii="Palatino Linotype" w:hAnsi="Palatino Linotype"/>
+                <w:lang w:val="en-US"/>
+              </w:rPr>
+              <w:t>in 2025</w:t>
+            </w:r>
+            <w:r>
+              <w:rPr>
+                <w:rFonts w:ascii="Palatino Linotype" w:hAnsi="Palatino Linotype"/>
+                <w:lang w:val="en-US"/>
+              </w:rPr>
+              <w:t>)</w:t>
             </w:r>
           </w:p>
         </w:tc>
@@ -1045,7 +1113,7 @@
           <w:lang w:val="en-US"/>
         </w:rPr>
       </w:pPr>
-      <w:hyperlink r:id="rId8" w:history="1">
+      <w:hyperlink r:id="rId10" w:history="1">
         <w:r>
           <w:rPr>
             <w:rStyle w:val="Hyperlink"/>
@@ -1168,7 +1236,6 @@
           <w:bCs/>
           <w:lang w:val="en-US"/>
         </w:rPr>
-        <w:lastRenderedPageBreak/>
         <w:t>Working Papers</w:t>
       </w:r>
     </w:p>
@@ -1256,7 +1323,7 @@
         </w:rPr>
         <w:t xml:space="preserve">Working Paper: </w:t>
       </w:r>
-      <w:hyperlink r:id="rId9" w:history="1">
+      <w:hyperlink r:id="rId11" w:history="1">
         <w:r>
           <w:rPr>
             <w:rStyle w:val="Hyperlink"/>
@@ -1279,7 +1346,7 @@
         </w:rPr>
         <w:t xml:space="preserve">Dictionary of text analysis phrases: </w:t>
       </w:r>
-      <w:hyperlink r:id="rId10" w:history="1">
+      <w:hyperlink r:id="rId12" w:history="1">
         <w:r>
           <w:rPr>
             <w:rStyle w:val="Hyperlink"/>
@@ -1722,14 +1789,7 @@
                 <w:rFonts w:ascii="Palatino Linotype" w:hAnsi="Palatino Linotype"/>
                 <w:lang w:val="en-US"/>
               </w:rPr>
-              <w:t>Master's thesis examiner</w:t>
-            </w:r>
-            <w:r>
-              <w:rPr>
-                <w:rFonts w:ascii="Palatino Linotype" w:hAnsi="Palatino Linotype"/>
-                <w:lang w:val="en-US"/>
-              </w:rPr>
-              <w:t xml:space="preserve"> </w:t>
+              <w:t xml:space="preserve">Master's thesis examiner </w:t>
             </w:r>
             <w:r>
               <w:rPr>
@@ -2360,16 +2420,7 @@
           <w:lang w:val="en-US"/>
         </w:rPr>
         <w:lastRenderedPageBreak/>
-        <w:t>Grants</w:t>
-      </w:r>
-      <w:r>
-        <w:rPr>
-          <w:rFonts w:ascii="Palatino Linotype" w:hAnsi="Palatino Linotype"/>
-          <w:b/>
-          <w:bCs/>
-          <w:lang w:val="en-US"/>
-        </w:rPr>
-        <w:t xml:space="preserve"> and Grant Applications</w:t>
+        <w:t>Grants, Fellowships, and Funding Applications.</w:t>
       </w:r>
     </w:p>
     <w:tbl>
@@ -2858,23 +2909,7 @@
                 <w:rFonts w:ascii="Palatino Linotype" w:hAnsi="Palatino Linotype"/>
                 <w:lang w:val="en-US"/>
               </w:rPr>
-              <w:t xml:space="preserve">Frisch Scholarship for </w:t>
-            </w:r>
-            <w:proofErr w:type="gramStart"/>
-            <w:r>
-              <w:rPr>
-                <w:rFonts w:ascii="Palatino Linotype" w:hAnsi="Palatino Linotype"/>
-                <w:lang w:val="en-US"/>
-              </w:rPr>
-              <w:t>Master's</w:t>
-            </w:r>
-            <w:proofErr w:type="gramEnd"/>
-            <w:r>
-              <w:rPr>
-                <w:rFonts w:ascii="Palatino Linotype" w:hAnsi="Palatino Linotype"/>
-                <w:lang w:val="en-US"/>
-              </w:rPr>
-              <w:t xml:space="preserve"> Students</w:t>
+              <w:t>Frisch Scholarship for Master's Students</w:t>
             </w:r>
             <w:r>
               <w:rPr>
@@ -4077,7 +4112,7 @@
           <w:lang w:val="en-US"/>
         </w:rPr>
       </w:pPr>
-      <w:hyperlink r:id="rId11" w:history="1">
+      <w:hyperlink r:id="rId13" w:history="1">
         <w:proofErr w:type="spellStart"/>
         <w:r>
           <w:rPr>
@@ -4106,7 +4141,7 @@
           <w:lang w:val="en-US"/>
         </w:rPr>
       </w:pPr>
-      <w:hyperlink r:id="rId12" w:history="1">
+      <w:hyperlink r:id="rId14" w:history="1">
         <w:proofErr w:type="spellStart"/>
         <w:r>
           <w:rPr>
@@ -4206,7 +4241,7 @@
           <w:lang w:val="en-US"/>
         </w:rPr>
       </w:pPr>
-      <w:hyperlink r:id="rId13" w:history="1">
+      <w:hyperlink r:id="rId15" w:history="1">
         <w:r>
           <w:rPr>
             <w:rStyle w:val="Hyperlink"/>

--- a/files/CV_Adam_Reiremo.docx
+++ b/files/CV_Adam_Reiremo.docx
@@ -2909,7 +2909,23 @@
                 <w:rFonts w:ascii="Palatino Linotype" w:hAnsi="Palatino Linotype"/>
                 <w:lang w:val="en-US"/>
               </w:rPr>
-              <w:t>Frisch Scholarship for Master's Students</w:t>
+              <w:t xml:space="preserve">Frisch Scholarship for </w:t>
+            </w:r>
+            <w:proofErr w:type="gramStart"/>
+            <w:r>
+              <w:rPr>
+                <w:rFonts w:ascii="Palatino Linotype" w:hAnsi="Palatino Linotype"/>
+                <w:lang w:val="en-US"/>
+              </w:rPr>
+              <w:t>Master's</w:t>
+            </w:r>
+            <w:proofErr w:type="gramEnd"/>
+            <w:r>
+              <w:rPr>
+                <w:rFonts w:ascii="Palatino Linotype" w:hAnsi="Palatino Linotype"/>
+                <w:lang w:val="en-US"/>
+              </w:rPr>
+              <w:t xml:space="preserve"> Students</w:t>
             </w:r>
             <w:r>
               <w:rPr>
@@ -3400,6 +3416,13 @@
                 <w:lang w:val="en-US"/>
               </w:rPr>
               <w:t xml:space="preserve"> </w:t>
+            </w:r>
+            <w:r>
+              <w:rPr>
+                <w:rFonts w:ascii="Palatino Linotype" w:hAnsi="Palatino Linotype"/>
+                <w:lang w:val="en-US"/>
+              </w:rPr>
+              <w:t>(poster presentation)</w:t>
             </w:r>
           </w:p>
           <w:p>
